--- a/EXPORTS/DOCX/review/niveau2/Dutch/Suriname aanvullingen.docx
+++ b/EXPORTS/DOCX/review/niveau2/Dutch/Suriname aanvullingen.docx
@@ -17,7 +17,7 @@
         <w:autoSpaceDE w:val="0"/>
         <w:widowControl/>
         <w:spacing w:line="720" w:lineRule="exact" w:before="0" w:after="0"/>
-        <w:ind w:left="10" w:right="0" w:firstLine="0"/>
+        <w:ind w:left="0" w:right="0" w:firstLine="0"/>
         <w:jc w:val="left"/>
       </w:pPr>
       <w:r>
@@ -37,7 +37,7 @@
         <w:autoSpaceDE w:val="0"/>
         <w:widowControl/>
         <w:spacing w:line="540" w:lineRule="exact" w:before="214" w:after="0"/>
-        <w:ind w:left="10" w:right="0" w:firstLine="0"/>
+        <w:ind w:left="0" w:right="0" w:firstLine="0"/>
         <w:jc w:val="left"/>
       </w:pPr>
       <w:r>
@@ -57,7 +57,7 @@
         <w:autoSpaceDE w:val="0"/>
         <w:widowControl/>
         <w:spacing w:line="288" w:lineRule="exact" w:before="292" w:after="0"/>
-        <w:ind w:left="10" w:right="0" w:firstLine="0"/>
+        <w:ind w:left="0" w:right="0" w:firstLine="0"/>
         <w:jc w:val="left"/>
       </w:pPr>
       <w:r>
@@ -107,7 +107,7 @@
         <w:autoSpaceDE w:val="0"/>
         <w:widowControl/>
         <w:spacing w:line="420" w:lineRule="exact" w:before="204" w:after="0"/>
-        <w:ind w:left="10" w:right="0" w:firstLine="0"/>
+        <w:ind w:left="0" w:right="0" w:firstLine="0"/>
         <w:jc w:val="left"/>
       </w:pPr>
       <w:r>
@@ -127,7 +127,7 @@
         <w:autoSpaceDE w:val="0"/>
         <w:widowControl/>
         <w:spacing w:line="288" w:lineRule="exact" w:before="274" w:after="0"/>
-        <w:ind w:left="610" w:right="144" w:hanging="212"/>
+        <w:ind w:left="600" w:right="144" w:hanging="212"/>
         <w:jc w:val="left"/>
       </w:pPr>
       <w:r>
@@ -167,7 +167,7 @@
         <w:autoSpaceDE w:val="0"/>
         <w:widowControl/>
         <w:spacing w:line="352" w:lineRule="exact" w:before="0" w:after="0"/>
-        <w:ind w:left="398" w:right="0" w:firstLine="0"/>
+        <w:ind w:left="388" w:right="0" w:firstLine="0"/>
         <w:jc w:val="left"/>
       </w:pPr>
       <w:r>
@@ -187,7 +187,7 @@
         <w:autoSpaceDE w:val="0"/>
         <w:widowControl/>
         <w:spacing w:line="352" w:lineRule="exact" w:before="0" w:after="0"/>
-        <w:ind w:left="398" w:right="0" w:firstLine="0"/>
+        <w:ind w:left="388" w:right="0" w:firstLine="0"/>
         <w:jc w:val="left"/>
       </w:pPr>
       <w:r>
@@ -207,7 +207,7 @@
         <w:autoSpaceDE w:val="0"/>
         <w:widowControl/>
         <w:spacing w:line="420" w:lineRule="exact" w:before="204" w:after="0"/>
-        <w:ind w:left="10" w:right="0" w:firstLine="0"/>
+        <w:ind w:left="0" w:right="0" w:firstLine="0"/>
         <w:jc w:val="left"/>
       </w:pPr>
       <w:r>
@@ -227,7 +227,7 @@
         <w:autoSpaceDE w:val="0"/>
         <w:widowControl/>
         <w:spacing w:line="358" w:lineRule="exact" w:before="250" w:after="0"/>
-        <w:ind w:left="10" w:right="0" w:firstLine="0"/>
+        <w:ind w:left="0" w:right="0" w:firstLine="0"/>
         <w:jc w:val="left"/>
       </w:pPr>
       <w:r>
@@ -247,7 +247,7 @@
         <w:autoSpaceDE w:val="0"/>
         <w:widowControl/>
         <w:spacing w:line="288" w:lineRule="exact" w:before="314" w:after="0"/>
-        <w:ind w:left="398" w:right="2592" w:firstLine="0"/>
+        <w:ind w:left="388" w:right="2592" w:firstLine="0"/>
         <w:jc w:val="left"/>
       </w:pPr>
       <w:r>
@@ -424,7 +424,7 @@
         <w:autoSpaceDE w:val="0"/>
         <w:widowControl/>
         <w:spacing w:line="358" w:lineRule="exact" w:before="254" w:after="0"/>
-        <w:ind w:left="10" w:right="0" w:firstLine="0"/>
+        <w:ind w:left="0" w:right="0" w:firstLine="0"/>
         <w:jc w:val="left"/>
       </w:pPr>
       <w:r>
@@ -444,7 +444,7 @@
         <w:autoSpaceDE w:val="0"/>
         <w:widowControl/>
         <w:spacing w:line="354" w:lineRule="exact" w:before="248" w:after="0"/>
-        <w:ind w:left="398" w:right="0" w:firstLine="0"/>
+        <w:ind w:left="388" w:right="0" w:firstLine="0"/>
         <w:jc w:val="left"/>
       </w:pPr>
       <w:r>
@@ -508,12 +508,12 @@
       <w:pPr>
         <w:autoSpaceDN w:val="0"/>
         <w:tabs>
-          <w:tab w:pos="610" w:val="left"/>
+          <w:tab w:pos="600" w:val="left"/>
         </w:tabs>
         <w:autoSpaceDE w:val="0"/>
         <w:widowControl/>
         <w:spacing w:line="288" w:lineRule="exact" w:before="66" w:after="0"/>
-        <w:ind w:left="398" w:right="0" w:firstLine="0"/>
+        <w:ind w:left="388" w:right="0" w:firstLine="0"/>
         <w:jc w:val="left"/>
       </w:pPr>
       <w:r>
@@ -524,7 +524,7 @@
           <w:color w:val="000000"/>
           <w:sz w:val="24"/>
         </w:rPr>
-        <w:t>•  Wat is de herkomst van TM-7</w:t>
+        <w:t>•  Susan Legêne heeft geschreve</w:t>
       </w:r>
       <w:r>
         <w:rPr>
@@ -539,7 +539,7 @@
             <w:rPr>
               <w:rStyle w:val="Hyperlink"/>
             </w:rPr>
-            <w:t>? Is</w:t>
+            <w:t>n o</w:t>
           </w:r>
         </w:hyperlink>
       </w:r>
@@ -551,12 +551,23 @@
           <w:color w:val="000000"/>
           <w:sz w:val="24"/>
         </w:rPr>
-        <w:hyperlink r:id="rId10" w:history="1">
+        <w:t xml:space="preserve">ver </w:t>
+      </w:r>
+      <w:r>
+        <w:rPr>
+          <w:rFonts w:ascii="Charis SIL Italic" w:hAnsi="Charis SIL Italic" w:eastAsia="Charis SIL Italic"/>
+          <w:b w:val="0"/>
+          <w:i w:val="0"/>
+          <w:color w:val="0000FF"/>
+          <w:sz w:val="24"/>
+          <w:u w:val="single"/>
+        </w:rPr>
+        <w:hyperlink r:id="rId11" w:history="1">
           <w:r>
             <w:rPr>
               <w:rStyle w:val="Hyperlink"/>
             </w:rPr>
-            <w:t xml:space="preserve"> gehee</w:t>
+            <w:t>TM</w:t>
           </w:r>
         </w:hyperlink>
       </w:r>
@@ -565,10 +576,82 @@
           <w:rFonts w:ascii="Charis SIL Italic" w:hAnsi="Charis SIL Italic" w:eastAsia="Charis SIL Italic"/>
           <w:b w:val="0"/>
           <w:i w:val="0"/>
+          <w:color w:val="0000FF"/>
+          <w:sz w:val="24"/>
+          <w:u w:val="single"/>
+        </w:rPr>
+        <w:hyperlink r:id="rId11" w:history="1">
+          <w:r>
+            <w:rPr>
+              <w:rStyle w:val="Hyperlink"/>
+            </w:rPr>
+            <w:t>-</w:t>
+          </w:r>
+        </w:hyperlink>
+      </w:r>
+      <w:r>
+        <w:rPr>
+          <w:rFonts w:ascii="Charis SIL Italic" w:hAnsi="Charis SIL Italic" w:eastAsia="Charis SIL Italic"/>
+          <w:b w:val="0"/>
+          <w:i w:val="0"/>
+          <w:color w:val="0000FF"/>
+          <w:sz w:val="24"/>
+          <w:u w:val="single"/>
+        </w:rPr>
+        <w:hyperlink r:id="rId11" w:history="1">
+          <w:r>
+            <w:rPr>
+              <w:rStyle w:val="Hyperlink"/>
+            </w:rPr>
+            <w:t>H-2552</w:t>
+          </w:r>
+        </w:hyperlink>
+      </w:r>
+      <w:r>
+        <w:rPr>
+          <w:rFonts w:ascii="Charis SIL Italic" w:hAnsi="Charis SIL Italic" w:eastAsia="Charis SIL Italic"/>
+          <w:b w:val="0"/>
+          <w:i w:val="0"/>
           <w:color w:val="000000"/>
           <w:sz w:val="24"/>
         </w:rPr>
-        <w:t xml:space="preserve">l Surinaams. In 1914 geschonken. Door wie is in </w:t>
+        <w:t xml:space="preserve">, </w:t>
+      </w:r>
+      <w:r>
+        <w:rPr>
+          <w:rFonts w:ascii="Charis SIL Italic" w:hAnsi="Charis SIL Italic" w:eastAsia="Charis SIL Italic"/>
+          <w:b w:val="0"/>
+          <w:i w:val="0"/>
+          <w:color w:val="0000FF"/>
+          <w:sz w:val="24"/>
+          <w:u w:val="single"/>
+        </w:rPr>
+        <w:hyperlink r:id="rId12" w:history="1">
+          <w:r>
+            <w:rPr>
+              <w:rStyle w:val="Hyperlink"/>
+            </w:rPr>
+            <w:t>TM-</w:t>
+          </w:r>
+        </w:hyperlink>
+      </w:r>
+      <w:r>
+        <w:rPr>
+          <w:rFonts w:ascii="Charis SIL Italic" w:hAnsi="Charis SIL Italic" w:eastAsia="Charis SIL Italic"/>
+          <w:b w:val="0"/>
+          <w:i w:val="0"/>
+          <w:color w:val="0000FF"/>
+          <w:sz w:val="24"/>
+          <w:u w:val="single"/>
+        </w:rPr>
+        <w:hyperlink r:id="rId12" w:history="1">
+          <w:r>
+            <w:rPr>
+              <w:rStyle w:val="Hyperlink"/>
+            </w:rPr>
+            <w:t>H-2553</w:t>
+          </w:r>
+        </w:hyperlink>
       </w:r>
       <w:r>
         <w:rPr>
@@ -578,6 +661,325 @@
           <w:color w:val="000000"/>
           <w:sz w:val="24"/>
         </w:rPr>
+        <w:t xml:space="preserve">, </w:t>
+      </w:r>
+      <w:r>
+        <w:rPr>
+          <w:rFonts w:ascii="Charis SIL Italic" w:hAnsi="Charis SIL Italic" w:eastAsia="Charis SIL Italic"/>
+          <w:b w:val="0"/>
+          <w:i w:val="0"/>
+          <w:color w:val="0000FF"/>
+          <w:sz w:val="24"/>
+          <w:u w:val="single"/>
+        </w:rPr>
+        <w:hyperlink r:id="rId13" w:history="1">
+          <w:r>
+            <w:rPr>
+              <w:rStyle w:val="Hyperlink"/>
+            </w:rPr>
+            <w:t>TM-</w:t>
+          </w:r>
+        </w:hyperlink>
+      </w:r>
+      <w:r>
+        <w:rPr>
+          <w:rFonts w:ascii="Charis SIL Italic" w:hAnsi="Charis SIL Italic" w:eastAsia="Charis SIL Italic"/>
+          <w:b w:val="0"/>
+          <w:i w:val="0"/>
+          <w:color w:val="0000FF"/>
+          <w:sz w:val="24"/>
+          <w:u w:val="single"/>
+        </w:rPr>
+        <w:hyperlink r:id="rId13" w:history="1">
+          <w:r>
+            <w:rPr>
+              <w:rStyle w:val="Hyperlink"/>
+            </w:rPr>
+            <w:t>H-2965</w:t>
+          </w:r>
+        </w:hyperlink>
+      </w:r>
+      <w:r>
+        <w:rPr>
+          <w:rFonts w:ascii="Charis SIL Italic" w:hAnsi="Charis SIL Italic" w:eastAsia="Charis SIL Italic"/>
+          <w:b w:val="0"/>
+          <w:i w:val="0"/>
+          <w:color w:val="000000"/>
+          <w:sz w:val="24"/>
+        </w:rPr>
+        <w:t xml:space="preserve"> en </w:t>
+      </w:r>
+      <w:r>
+        <w:rPr>
+          <w:rFonts w:ascii="Charis SIL Italic" w:hAnsi="Charis SIL Italic" w:eastAsia="Charis SIL Italic"/>
+          <w:b w:val="0"/>
+          <w:i w:val="0"/>
+          <w:color w:val="0000FF"/>
+          <w:sz w:val="24"/>
+          <w:u w:val="single"/>
+        </w:rPr>
+        <w:hyperlink r:id="rId14" w:history="1">
+          <w:r>
+            <w:rPr>
+              <w:rStyle w:val="Hyperlink"/>
+            </w:rPr>
+            <w:t>TM-</w:t>
+          </w:r>
+        </w:hyperlink>
+      </w:r>
+      <w:r>
+        <w:rPr>
+          <w:rFonts w:ascii="Charis SIL Italic" w:hAnsi="Charis SIL Italic" w:eastAsia="Charis SIL Italic"/>
+          <w:b w:val="0"/>
+          <w:i w:val="0"/>
+          <w:color w:val="0000FF"/>
+          <w:sz w:val="24"/>
+          <w:u w:val="single"/>
+        </w:rPr>
+        <w:hyperlink r:id="rId14" w:history="1">
+          <w:r>
+            <w:rPr>
+              <w:rStyle w:val="Hyperlink"/>
+            </w:rPr>
+            <w:t>H-2966</w:t>
+          </w:r>
+        </w:hyperlink>
+      </w:r>
+      <w:r>
+        <w:rPr>
+          <w:rFonts w:ascii="Charis SIL Italic" w:hAnsi="Charis SIL Italic" w:eastAsia="Charis SIL Italic"/>
+          <w:b w:val="0"/>
+          <w:i w:val="0"/>
+          <w:color w:val="000000"/>
+          <w:sz w:val="24"/>
+        </w:rPr>
+        <w:t xml:space="preserve">, geschonken door </w:t>
+      </w:r>
+      <w:r>
+        <w:rPr>
+          <w:rFonts w:ascii="Charis SIL Italic" w:hAnsi="Charis SIL Italic" w:eastAsia="Charis SIL Italic"/>
+          <w:b w:val="0"/>
+          <w:i w:val="0"/>
+          <w:color w:val="0000FF"/>
+          <w:sz w:val="24"/>
+          <w:u w:val="single"/>
+        </w:rPr>
+        <w:hyperlink r:id="rId15" w:history="1">
+          <w:r>
+            <w:rPr>
+              <w:rStyle w:val="Hyperlink"/>
+            </w:rPr>
+            <w:t>Gaspard</w:t>
+          </w:r>
+        </w:hyperlink>
+      </w:r>
+      <w:r>
+        <w:rPr>
+          <w:rFonts w:ascii="Charis SIL Italic" w:hAnsi="Charis SIL Italic" w:eastAsia="Charis SIL Italic"/>
+          <w:b w:val="0"/>
+          <w:i w:val="0"/>
+          <w:color w:val="0000FF"/>
+          <w:sz w:val="24"/>
+          <w:u w:val="single"/>
+        </w:rPr>
+        <w:t xml:space="preserve"> </w:t>
+      </w:r>
+      <w:r>
+        <w:rPr>
+          <w:rFonts w:ascii="Charis SIL Italic" w:hAnsi="Charis SIL Italic" w:eastAsia="Charis SIL Italic"/>
+          <w:b w:val="0"/>
+          <w:i w:val="0"/>
+          <w:color w:val="0000FF"/>
+          <w:sz w:val="24"/>
+          <w:u w:val="single"/>
+        </w:rPr>
+        <w:hyperlink r:id="rId15" w:history="1">
+          <w:r>
+            <w:rPr>
+              <w:rStyle w:val="Hyperlink"/>
+            </w:rPr>
+            <w:t>v</w:t>
+          </w:r>
+        </w:hyperlink>
+      </w:r>
+      <w:r>
+        <w:rPr>
+          <w:rFonts w:ascii="Charis SIL Italic" w:hAnsi="Charis SIL Italic" w:eastAsia="Charis SIL Italic"/>
+          <w:b w:val="0"/>
+          <w:i w:val="0"/>
+          <w:color w:val="0000FF"/>
+          <w:sz w:val="24"/>
+          <w:u w:val="single"/>
+        </w:rPr>
+        <w:hyperlink r:id="rId11" w:history="1">
+          <w:r>
+            <w:rPr>
+              <w:rStyle w:val="Hyperlink"/>
+            </w:rPr>
+            <w:t>an</w:t>
+          </w:r>
+        </w:hyperlink>
+      </w:r>
+      <w:r>
+        <w:rPr>
+          <w:rFonts w:ascii="Charis SIL Italic" w:hAnsi="Charis SIL Italic" w:eastAsia="Charis SIL Italic"/>
+          <w:b w:val="0"/>
+          <w:i w:val="0"/>
+          <w:color w:val="0000FF"/>
+          <w:sz w:val="24"/>
+          <w:u w:val="single"/>
+        </w:rPr>
+        <w:t xml:space="preserve"> </w:t>
+      </w:r>
+      <w:r>
+        <w:rPr>
+          <w:rFonts w:ascii="Charis SIL Italic" w:hAnsi="Charis SIL Italic" w:eastAsia="Charis SIL Italic"/>
+          <w:b w:val="0"/>
+          <w:i w:val="0"/>
+          <w:color w:val="0000FF"/>
+          <w:sz w:val="24"/>
+          <w:u w:val="single"/>
+        </w:rPr>
+        <w:hyperlink r:id="rId11" w:history="1">
+          <w:r>
+            <w:rPr>
+              <w:rStyle w:val="Hyperlink"/>
+            </w:rPr>
+            <w:t>B</w:t>
+          </w:r>
+        </w:hyperlink>
+      </w:r>
+      <w:r>
+        <w:rPr>
+          <w:rFonts w:ascii="Charis SIL Italic" w:hAnsi="Charis SIL Italic" w:eastAsia="Charis SIL Italic"/>
+          <w:b w:val="0"/>
+          <w:i w:val="0"/>
+          <w:color w:val="0000FF"/>
+          <w:sz w:val="24"/>
+          <w:u w:val="single"/>
+        </w:rPr>
+        <w:hyperlink r:id="rId15" w:history="1">
+          <w:r>
+            <w:rPr>
+              <w:rStyle w:val="Hyperlink"/>
+            </w:rPr>
+            <w:t>reugel</w:t>
+          </w:r>
+        </w:hyperlink>
+      </w:r>
+      <w:r>
+        <w:rPr>
+          <w:u w:val="single" w:color="0000ff"/>
+          <w:rFonts w:ascii="Charis SIL Italic" w:hAnsi="Charis SIL Italic" w:eastAsia="Charis SIL Italic"/>
+          <w:b w:val="0"/>
+          <w:i w:val="0"/>
+          <w:color w:val="000000"/>
+          <w:sz w:val="24"/>
+        </w:rPr>
+        <w:hyperlink r:id="rId11" w:history="1">
+          <w:r>
+            <w:rPr>
+              <w:rStyle w:val="Hyperlink"/>
+            </w:rPr>
+            <w:t xml:space="preserve"> i</w:t>
+          </w:r>
+        </w:hyperlink>
+      </w:r>
+      <w:r>
+        <w:rPr>
+          <w:rFonts w:ascii="Charis SIL Italic" w:hAnsi="Charis SIL Italic" w:eastAsia="Charis SIL Italic"/>
+          <w:b w:val="0"/>
+          <w:i w:val="0"/>
+          <w:color w:val="000000"/>
+          <w:sz w:val="24"/>
+        </w:rPr>
+        <w:t>n</w:t>
+      </w:r>
+      <w:r>
+        <w:rPr>
+          <w:u w:val="single" w:color="0000ff"/>
+          <w:rFonts w:ascii="Charis SIL Italic" w:hAnsi="Charis SIL Italic" w:eastAsia="Charis SIL Italic"/>
+          <w:b w:val="0"/>
+          <w:i w:val="0"/>
+          <w:color w:val="000000"/>
+          <w:sz w:val="24"/>
+        </w:rPr>
+        <w:hyperlink r:id="rId12" w:history="1">
+          <w:r>
+            <w:rPr>
+              <w:rStyle w:val="Hyperlink"/>
+            </w:rPr>
+            <w:t xml:space="preserve"> 18</w:t>
+          </w:r>
+        </w:hyperlink>
+      </w:r>
+      <w:r>
+        <w:rPr>
+          <w:u w:val="single" w:color="0000ff"/>
+          <w:rFonts w:ascii="Charis SIL Italic" w:hAnsi="Charis SIL Italic" w:eastAsia="Charis SIL Italic"/>
+          <w:b w:val="0"/>
+          <w:i w:val="0"/>
+          <w:color w:val="000000"/>
+          <w:sz w:val="24"/>
+        </w:rPr>
+        <w:hyperlink r:id="rId12" w:history="1">
+          <w:r>
+            <w:rPr>
+              <w:rStyle w:val="Hyperlink"/>
+            </w:rPr>
+            <w:t>24</w:t>
+          </w:r>
+        </w:hyperlink>
+      </w:r>
+      <w:r>
+        <w:br/>
+      </w:r>
+      <w:r>
+        <w:rPr>
+          <w:rFonts w:ascii="Charis SIL Italic" w:hAnsi="Charis SIL Italic" w:eastAsia="Charis SIL Italic"/>
+          <w:b w:val="0"/>
+          <w:i w:val="0"/>
+          <w:color w:val="000000"/>
+          <w:sz w:val="24"/>
+        </w:rPr>
+        <w:t>•  Wat is de herkomst van TM-7? Is gehee</w:t>
+      </w:r>
+      <w:r>
+        <w:rPr>
+          <w:u w:val="single" w:color="0000ff"/>
+          <w:rFonts w:ascii="Charis SIL Italic" w:hAnsi="Charis SIL Italic" w:eastAsia="Charis SIL Italic"/>
+          <w:b w:val="0"/>
+          <w:i w:val="0"/>
+          <w:color w:val="000000"/>
+          <w:sz w:val="24"/>
+        </w:rPr>
+        <w:hyperlink r:id="rId15" w:history="1">
+          <w:r>
+            <w:rPr>
+              <w:rStyle w:val="Hyperlink"/>
+            </w:rPr>
+            <w:t>l Surina</w:t>
+          </w:r>
+        </w:hyperlink>
+      </w:r>
+      <w:r>
+        <w:rPr>
+          <w:rFonts w:ascii="Charis SIL Italic" w:hAnsi="Charis SIL Italic" w:eastAsia="Charis SIL Italic"/>
+          <w:b w:val="0"/>
+          <w:i w:val="0"/>
+          <w:color w:val="000000"/>
+          <w:sz w:val="24"/>
+        </w:rPr>
+        <w:t xml:space="preserve">ams. In 1914 geschonken. Door wie is in </w:t>
+      </w:r>
+      <w:r>
+        <w:rPr>
+          <w:rFonts w:ascii="Charis SIL Italic" w:hAnsi="Charis SIL Italic" w:eastAsia="Charis SIL Italic"/>
+          <w:b w:val="0"/>
+          <w:i w:val="0"/>
+          <w:color w:val="000000"/>
+          <w:sz w:val="24"/>
+        </w:rPr>
         <w:t xml:space="preserve">1914 </w:t>
       </w:r>
       <w:r>
@@ -589,7 +991,7 @@
           <w:sz w:val="24"/>
           <w:u w:val="single"/>
         </w:rPr>
-        <w:hyperlink r:id="rId11" w:history="1">
+        <w:hyperlink r:id="rId16" w:history="1">
           <w:r>
             <w:rPr>
               <w:rStyle w:val="Hyperlink"/>
@@ -615,7 +1017,7 @@
         <w:autoSpaceDE w:val="0"/>
         <w:widowControl/>
         <w:spacing w:line="288" w:lineRule="exact" w:before="66" w:after="0"/>
-        <w:ind w:left="398" w:right="2160" w:firstLine="0"/>
+        <w:ind w:left="388" w:right="2160" w:firstLine="0"/>
         <w:jc w:val="left"/>
       </w:pPr>
       <w:r>
@@ -626,34 +1028,7 @@
           <w:color w:val="000000"/>
           <w:sz w:val="24"/>
         </w:rPr>
-        <w:t xml:space="preserve">•  TM-9 </w:t>
-      </w:r>
-      <w:r>
-        <w:rPr>
-          <w:rFonts w:ascii="Charis SIL Italic" w:hAnsi="Charis SIL Italic" w:eastAsia="Charis SIL Italic"/>
-          <w:b w:val="0"/>
-          <w:i w:val="0"/>
-          <w:color w:val="000000"/>
-          <w:sz w:val="24"/>
-        </w:rPr>
-        <w:hyperlink r:id="rId11" w:history="1">
-          <w:r>
-            <w:rPr>
-              <w:rStyle w:val="Hyperlink"/>
-            </w:rPr>
-            <w:t>is Coran</w:t>
-          </w:r>
-        </w:hyperlink>
-      </w:r>
-      <w:r>
-        <w:rPr>
-          <w:rFonts w:ascii="Charis SIL Italic" w:hAnsi="Charis SIL Italic" w:eastAsia="Charis SIL Italic"/>
-          <w:b w:val="0"/>
-          <w:i w:val="0"/>
-          <w:color w:val="000000"/>
-          <w:sz w:val="24"/>
-        </w:rPr>
-        <w:t xml:space="preserve">tijnexpeditie?? </w:t>
+        <w:t xml:space="preserve">•  TM-9 is Corantijnexpeditie?? </w:t>
       </w:r>
       <w:r>
         <w:rPr>
@@ -664,7 +1039,7 @@
           <w:sz w:val="24"/>
           <w:u w:val="single"/>
         </w:rPr>
-        <w:hyperlink r:id="rId12" w:history="1">
+        <w:hyperlink r:id="rId17" w:history="1">
           <w:r>
             <w:rPr>
               <w:rStyle w:val="Hyperlink"/>
@@ -695,7 +1070,7 @@
           <w:color w:val="000000"/>
           <w:sz w:val="24"/>
         </w:rPr>
-        <w:hyperlink r:id="rId12" w:history="1">
+        <w:hyperlink r:id="rId17" w:history="1">
           <w:r>
             <w:rPr>
               <w:rStyle w:val="Hyperlink"/>
@@ -719,12 +1094,12 @@
       <w:pPr>
         <w:autoSpaceDN w:val="0"/>
         <w:tabs>
-          <w:tab w:pos="610" w:val="left"/>
+          <w:tab w:pos="600" w:val="left"/>
         </w:tabs>
         <w:autoSpaceDE w:val="0"/>
         <w:widowControl/>
         <w:spacing w:line="288" w:lineRule="exact" w:before="66" w:after="0"/>
-        <w:ind w:left="398" w:right="288" w:firstLine="0"/>
+        <w:ind w:left="388" w:right="288" w:firstLine="0"/>
         <w:jc w:val="left"/>
       </w:pPr>
       <w:r>
@@ -752,12 +1127,12 @@
       <w:pPr>
         <w:autoSpaceDN w:val="0"/>
         <w:tabs>
-          <w:tab w:pos="610" w:val="left"/>
+          <w:tab w:pos="600" w:val="left"/>
         </w:tabs>
         <w:autoSpaceDE w:val="0"/>
         <w:widowControl/>
         <w:spacing w:line="288" w:lineRule="exact" w:before="66" w:after="0"/>
-        <w:ind w:left="398" w:right="0" w:firstLine="0"/>
+        <w:ind w:left="388" w:right="0" w:firstLine="0"/>
         <w:jc w:val="left"/>
       </w:pPr>
       <w:r>
@@ -800,7 +1175,7 @@
         <w:autoSpaceDE w:val="0"/>
         <w:widowControl/>
         <w:spacing w:line="360" w:lineRule="exact" w:before="254" w:after="0"/>
-        <w:ind w:left="10" w:right="0" w:firstLine="0"/>
+        <w:ind w:left="0" w:right="0" w:firstLine="0"/>
         <w:jc w:val="left"/>
       </w:pPr>
       <w:r>
@@ -820,7 +1195,7 @@
         <w:autoSpaceDE w:val="0"/>
         <w:widowControl/>
         <w:spacing w:line="288" w:lineRule="exact" w:before="312" w:after="0"/>
-        <w:ind w:left="10" w:right="288" w:firstLine="0"/>
+        <w:ind w:left="0" w:right="288" w:firstLine="0"/>
         <w:jc w:val="left"/>
       </w:pPr>
       <w:r>
@@ -882,51 +1257,13 @@
           <w:sz w:val="24"/>
         </w:rPr>
         <w:t>stuks recentelijk geschonken textiel en keramiek.</w:t>
-      </w:r>
-    </w:p>
-    <w:p>
-      <w:pPr>
-        <w:autoSpaceDN w:val="0"/>
-        <w:autoSpaceDE w:val="0"/>
-        <w:widowControl/>
-        <w:spacing w:line="352" w:lineRule="exact" w:before="176" w:after="0"/>
-        <w:ind w:left="10" w:right="0" w:firstLine="0"/>
-        <w:jc w:val="left"/>
-      </w:pPr>
-      <w:r>
-        <w:rPr>
-          <w:rFonts w:ascii="Charis SIL Italic" w:hAnsi="Charis SIL Italic" w:eastAsia="Charis SIL Italic"/>
-          <w:b w:val="0"/>
-          <w:i w:val="0"/>
-          <w:color w:val="0000FF"/>
-          <w:sz w:val="24"/>
-          <w:u w:val="single"/>
-        </w:rPr>
-        <w:hyperlink r:id="rId13" w:history="1">
-          <w:r>
-            <w:rPr>
-              <w:rStyle w:val="Hyperlink"/>
-            </w:rPr>
-            <w:t>WM-9808</w:t>
-          </w:r>
-        </w:hyperlink>
-      </w:r>
-      <w:r>
-        <w:rPr>
-          <w:rFonts w:ascii="Charis SIL Italic" w:hAnsi="Charis SIL Italic" w:eastAsia="Charis SIL Italic"/>
-          <w:b w:val="0"/>
-          <w:i w:val="0"/>
-          <w:color w:val="000000"/>
-          <w:sz w:val="24"/>
-        </w:rPr>
-        <w:t xml:space="preserve"> genoemd in Maroon arts.</w:t>
       </w:r>
     </w:p>
     <w:p>
       <w:pPr>
         <w:sectPr>
           <w:pgSz w:w="11900" w:h="16840"/>
-          <w:pgMar w:top="448" w:right="998" w:bottom="500" w:left="950" w:header="720" w:footer="720" w:gutter="0"/>
+          <w:pgMar w:top="448" w:right="998" w:bottom="478" w:left="960" w:header="720" w:footer="720" w:gutter="0"/>
           <w:cols/>
           <w:docGrid w:linePitch="360"/>
         </w:sectPr>
@@ -946,12 +1283,50 @@
         <w:autoSpaceDN w:val="0"/>
         <w:autoSpaceDE w:val="0"/>
         <w:widowControl/>
-        <w:spacing w:line="358" w:lineRule="exact" w:before="0" w:after="0"/>
+        <w:spacing w:line="352" w:lineRule="exact" w:before="0" w:after="0"/>
         <w:ind w:left="10" w:right="0" w:firstLine="0"/>
         <w:jc w:val="left"/>
       </w:pPr>
       <w:r>
         <w:rPr>
+          <w:rFonts w:ascii="Charis SIL Italic" w:hAnsi="Charis SIL Italic" w:eastAsia="Charis SIL Italic"/>
+          <w:b w:val="0"/>
+          <w:i w:val="0"/>
+          <w:color w:val="0000FF"/>
+          <w:sz w:val="24"/>
+          <w:u w:val="single"/>
+        </w:rPr>
+        <w:hyperlink r:id="rId18" w:history="1">
+          <w:r>
+            <w:rPr>
+              <w:rStyle w:val="Hyperlink"/>
+            </w:rPr>
+            <w:t>WM-9808</w:t>
+          </w:r>
+        </w:hyperlink>
+      </w:r>
+      <w:r>
+        <w:rPr>
+          <w:rFonts w:ascii="Charis SIL Italic" w:hAnsi="Charis SIL Italic" w:eastAsia="Charis SIL Italic"/>
+          <w:b w:val="0"/>
+          <w:i w:val="0"/>
+          <w:color w:val="000000"/>
+          <w:sz w:val="24"/>
+        </w:rPr>
+        <w:t xml:space="preserve"> genoemd in Maroon arts.</w:t>
+      </w:r>
+    </w:p>
+    <w:p>
+      <w:pPr>
+        <w:autoSpaceDN w:val="0"/>
+        <w:autoSpaceDE w:val="0"/>
+        <w:widowControl/>
+        <w:spacing w:line="360" w:lineRule="exact" w:before="254" w:after="0"/>
+        <w:ind w:left="10" w:right="0" w:firstLine="0"/>
+        <w:jc w:val="left"/>
+      </w:pPr>
+      <w:r>
+        <w:rPr>
           <w:rFonts w:ascii="Charis SIL Bold" w:hAnsi="Charis SIL Bold" w:eastAsia="Charis SIL Bold"/>
           <w:b/>
           <w:i w:val="0"/>
@@ -959,6 +1334,64 @@
           <w:sz w:val="24"/>
         </w:rPr>
         <w:t>Bronbeek</w:t>
+      </w:r>
+    </w:p>
+    <w:p>
+      <w:pPr>
+        <w:autoSpaceDN w:val="0"/>
+        <w:autoSpaceDE w:val="0"/>
+        <w:widowControl/>
+        <w:spacing w:line="352" w:lineRule="exact" w:before="248" w:after="0"/>
+        <w:ind w:left="10" w:right="0" w:firstLine="0"/>
+        <w:jc w:val="left"/>
+      </w:pPr>
+      <w:r>
+        <w:rPr>
+          <w:rFonts w:ascii="Charis SIL Italic" w:hAnsi="Charis SIL Italic" w:eastAsia="Charis SIL Italic"/>
+          <w:b w:val="0"/>
+          <w:i w:val="0"/>
+          <w:color w:val="000000"/>
+          <w:sz w:val="24"/>
+        </w:rPr>
+        <w:t xml:space="preserve">1865: Pijl geschonken door Van Sypesteyn: </w:t>
+      </w:r>
+      <w:r>
+        <w:rPr>
+          <w:rFonts w:ascii="Charis SIL Italic" w:hAnsi="Charis SIL Italic" w:eastAsia="Charis SIL Italic"/>
+          <w:b w:val="0"/>
+          <w:i w:val="0"/>
+          <w:color w:val="0000FF"/>
+          <w:sz w:val="24"/>
+          <w:u w:val="single"/>
+        </w:rPr>
+        <w:hyperlink r:id="rId19" w:history="1">
+          <w:r>
+            <w:rPr>
+              <w:rStyle w:val="Hyperlink"/>
+            </w:rPr>
+            <w:t>1865/01/31-1-3</w:t>
+          </w:r>
+        </w:hyperlink>
+      </w:r>
+    </w:p>
+    <w:p>
+      <w:pPr>
+        <w:autoSpaceDN w:val="0"/>
+        <w:autoSpaceDE w:val="0"/>
+        <w:widowControl/>
+        <w:spacing w:line="358" w:lineRule="exact" w:before="256" w:after="0"/>
+        <w:ind w:left="10" w:right="0" w:firstLine="0"/>
+        <w:jc w:val="left"/>
+      </w:pPr>
+      <w:r>
+        <w:rPr>
+          <w:rFonts w:ascii="Charis SIL Bold" w:hAnsi="Charis SIL Bold" w:eastAsia="Charis SIL Bold"/>
+          <w:b/>
+          <w:i w:val="0"/>
+          <w:color w:val="000000"/>
+          <w:sz w:val="24"/>
+        </w:rPr>
+        <w:t>Rijksmuseum</w:t>
       </w:r>
     </w:p>
     <w:p>
@@ -975,26 +1408,498 @@
           <w:rFonts w:ascii="Charis SIL Italic" w:hAnsi="Charis SIL Italic" w:eastAsia="Charis SIL Italic"/>
           <w:b w:val="0"/>
           <w:i w:val="0"/>
-          <w:color w:val="000000"/>
-          <w:sz w:val="24"/>
-        </w:rPr>
-        <w:t xml:space="preserve">1865: Pijl geschonken door Van Sypesteyn: </w:t>
-      </w:r>
-      <w:r>
-        <w:rPr>
-          <w:rFonts w:ascii="Charis SIL Italic" w:hAnsi="Charis SIL Italic" w:eastAsia="Charis SIL Italic"/>
-          <w:b w:val="0"/>
-          <w:i w:val="0"/>
           <w:color w:val="0000FF"/>
           <w:sz w:val="24"/>
           <w:u w:val="single"/>
         </w:rPr>
-        <w:hyperlink r:id="rId14" w:history="1">
+        <w:hyperlink r:id="rId20" w:history="1">
           <w:r>
             <w:rPr>
               <w:rStyle w:val="Hyperlink"/>
             </w:rPr>
-            <w:t>1865/01/31-1-3</w:t>
+            <w:t>Objecten</w:t>
+          </w:r>
+        </w:hyperlink>
+      </w:r>
+      <w:r>
+        <w:rPr>
+          <w:rFonts w:ascii="Charis SIL Italic" w:hAnsi="Charis SIL Italic" w:eastAsia="Charis SIL Italic"/>
+          <w:b w:val="0"/>
+          <w:i w:val="0"/>
+          <w:color w:val="000000"/>
+          <w:sz w:val="24"/>
+        </w:rPr>
+        <w:t xml:space="preserve"> in Ketens en Banden</w:t>
+      </w:r>
+    </w:p>
+    <w:p>
+      <w:pPr>
+        <w:autoSpaceDN w:val="0"/>
+        <w:autoSpaceDE w:val="0"/>
+        <w:widowControl/>
+        <w:spacing w:line="288" w:lineRule="exact" w:before="240" w:after="0"/>
+        <w:ind w:left="10" w:right="288" w:firstLine="0"/>
+        <w:jc w:val="left"/>
+      </w:pPr>
+      <w:r>
+        <w:rPr>
+          <w:rFonts w:ascii="Charis SIL Italic" w:hAnsi="Charis SIL Italic" w:eastAsia="Charis SIL Italic"/>
+          <w:b w:val="0"/>
+          <w:i w:val="0"/>
+          <w:color w:val="000000"/>
+          <w:sz w:val="24"/>
+        </w:rPr>
+        <w:t xml:space="preserve">Veel foto's, prenten, schilderijen, weinig tot geen etnografische objecten. Wel een </w:t>
+      </w:r>
+      <w:r>
+        <w:br/>
+      </w:r>
+      <w:r>
+        <w:rPr>
+          <w:rFonts w:ascii="Charis SIL Italic" w:hAnsi="Charis SIL Italic" w:eastAsia="Charis SIL Italic"/>
+          <w:b w:val="0"/>
+          <w:i w:val="0"/>
+          <w:color w:val="0000FF"/>
+          <w:sz w:val="24"/>
+          <w:u w:val="single"/>
+        </w:rPr>
+        <w:hyperlink r:id="rId21" w:history="1">
+          <w:r>
+            <w:rPr>
+              <w:rStyle w:val="Hyperlink"/>
+            </w:rPr>
+            <w:t>juwelendoos</w:t>
+          </w:r>
+        </w:hyperlink>
+      </w:r>
+      <w:r>
+        <w:rPr>
+          <w:rFonts w:ascii="Charis SIL Italic" w:hAnsi="Charis SIL Italic" w:eastAsia="Charis SIL Italic"/>
+          <w:b w:val="0"/>
+          <w:i w:val="0"/>
+          <w:color w:val="000000"/>
+          <w:sz w:val="24"/>
+        </w:rPr>
+        <w:t xml:space="preserve"> met voorstellingen van de de Gonini-expeditie van 1903. Ook </w:t>
+      </w:r>
+      <w:r>
+        <w:rPr>
+          <w:rFonts w:ascii="Charis SIL Italic" w:hAnsi="Charis SIL Italic" w:eastAsia="Charis SIL Italic"/>
+          <w:b w:val="0"/>
+          <w:i w:val="0"/>
+          <w:color w:val="0000FF"/>
+          <w:sz w:val="24"/>
+          <w:u w:val="single"/>
+        </w:rPr>
+        <w:hyperlink r:id="rId22" w:history="1">
+          <w:r>
+            <w:rPr>
+              <w:rStyle w:val="Hyperlink"/>
+            </w:rPr>
+            <w:t>slagstempel</w:t>
+          </w:r>
+        </w:hyperlink>
+      </w:r>
+      <w:r>
+        <w:rPr>
+          <w:rFonts w:ascii="Charis SIL Italic" w:hAnsi="Charis SIL Italic" w:eastAsia="Charis SIL Italic"/>
+          <w:b w:val="0"/>
+          <w:i w:val="0"/>
+          <w:color w:val="000000"/>
+          <w:sz w:val="24"/>
+        </w:rPr>
+        <w:t xml:space="preserve"> uit </w:t>
+      </w:r>
+      <w:r>
+        <w:rPr>
+          <w:u w:val="single" w:color="0000ff"/>
+          <w:rFonts w:ascii="Charis SIL Italic" w:hAnsi="Charis SIL Italic" w:eastAsia="Charis SIL Italic"/>
+          <w:b w:val="0"/>
+          <w:i w:val="0"/>
+          <w:color w:val="000000"/>
+          <w:sz w:val="24"/>
+        </w:rPr>
+        <w:hyperlink r:id="rId21" w:history="1">
+          <w:r>
+            <w:rPr>
+              <w:rStyle w:val="Hyperlink"/>
+            </w:rPr>
+            <w:t>achttiende e</w:t>
+          </w:r>
+        </w:hyperlink>
+      </w:r>
+      <w:r>
+        <w:rPr>
+          <w:rFonts w:ascii="Charis SIL Italic" w:hAnsi="Charis SIL Italic" w:eastAsia="Charis SIL Italic"/>
+          <w:b w:val="0"/>
+          <w:i w:val="0"/>
+          <w:color w:val="000000"/>
+          <w:sz w:val="24"/>
+        </w:rPr>
+        <w:t xml:space="preserve">euw, </w:t>
+      </w:r>
+      <w:r>
+        <w:rPr>
+          <w:rFonts w:ascii="Charis SIL Italic" w:hAnsi="Charis SIL Italic" w:eastAsia="Charis SIL Italic"/>
+          <w:b w:val="0"/>
+          <w:i w:val="0"/>
+          <w:color w:val="0000FF"/>
+          <w:sz w:val="24"/>
+          <w:u w:val="single"/>
+        </w:rPr>
+        <w:hyperlink r:id="rId23" w:history="1">
+          <w:r>
+            <w:rPr>
+              <w:rStyle w:val="Hyperlink"/>
+            </w:rPr>
+            <w:t>erepenning</w:t>
+          </w:r>
+        </w:hyperlink>
+      </w:r>
+      <w:r>
+        <w:rPr>
+          <w:rFonts w:ascii="Charis SIL Italic" w:hAnsi="Charis SIL Italic" w:eastAsia="Charis SIL Italic"/>
+          <w:b w:val="0"/>
+          <w:i w:val="0"/>
+          <w:color w:val="0000FF"/>
+          <w:sz w:val="24"/>
+          <w:u w:val="single"/>
+        </w:rPr>
+        <w:t xml:space="preserve"> </w:t>
+      </w:r>
+      <w:r>
+        <w:rPr>
+          <w:rFonts w:ascii="Charis SIL Italic" w:hAnsi="Charis SIL Italic" w:eastAsia="Charis SIL Italic"/>
+          <w:b w:val="0"/>
+          <w:i w:val="0"/>
+          <w:color w:val="0000FF"/>
+          <w:sz w:val="24"/>
+          <w:u w:val="single"/>
+        </w:rPr>
+        <w:hyperlink r:id="rId23" w:history="1">
+          <w:r>
+            <w:rPr>
+              <w:rStyle w:val="Hyperlink"/>
+            </w:rPr>
+            <w:t>voor</w:t>
+          </w:r>
+        </w:hyperlink>
+      </w:r>
+      <w:r>
+        <w:rPr>
+          <w:rFonts w:ascii="Charis SIL Italic" w:hAnsi="Charis SIL Italic" w:eastAsia="Charis SIL Italic"/>
+          <w:b w:val="0"/>
+          <w:i w:val="0"/>
+          <w:color w:val="0000FF"/>
+          <w:sz w:val="24"/>
+          <w:u w:val="single"/>
+        </w:rPr>
+        <w:t xml:space="preserve"> </w:t>
+      </w:r>
+      <w:r>
+        <w:rPr>
+          <w:rFonts w:ascii="Charis SIL Italic" w:hAnsi="Charis SIL Italic" w:eastAsia="Charis SIL Italic"/>
+          <w:b w:val="0"/>
+          <w:i w:val="0"/>
+          <w:color w:val="0000FF"/>
+          <w:sz w:val="24"/>
+          <w:u w:val="single"/>
+        </w:rPr>
+        <w:hyperlink r:id="rId23" w:history="1">
+          <w:r>
+            <w:rPr>
+              <w:rStyle w:val="Hyperlink"/>
+            </w:rPr>
+            <w:t>George</w:t>
+          </w:r>
+        </w:hyperlink>
+      </w:r>
+      <w:r>
+        <w:rPr>
+          <w:rFonts w:ascii="Charis SIL Italic" w:hAnsi="Charis SIL Italic" w:eastAsia="Charis SIL Italic"/>
+          <w:b w:val="0"/>
+          <w:i w:val="0"/>
+          <w:color w:val="000000"/>
+          <w:sz w:val="24"/>
+        </w:rPr>
+        <w:t xml:space="preserve">, </w:t>
+      </w:r>
+      <w:r>
+        <w:rPr>
+          <w:rFonts w:ascii="Charis SIL Italic" w:hAnsi="Charis SIL Italic" w:eastAsia="Charis SIL Italic"/>
+          <w:b w:val="0"/>
+          <w:i w:val="0"/>
+          <w:color w:val="0000FF"/>
+          <w:sz w:val="24"/>
+          <w:u w:val="single"/>
+        </w:rPr>
+        <w:hyperlink r:id="rId24" w:history="1">
+          <w:r>
+            <w:rPr>
+              <w:rStyle w:val="Hyperlink"/>
+            </w:rPr>
+            <w:t>kistje</w:t>
+          </w:r>
+        </w:hyperlink>
+      </w:r>
+      <w:r>
+        <w:rPr>
+          <w:rFonts w:ascii="Charis SIL Italic" w:hAnsi="Charis SIL Italic" w:eastAsia="Charis SIL Italic"/>
+          <w:b w:val="0"/>
+          <w:i w:val="0"/>
+          <w:color w:val="0000FF"/>
+          <w:sz w:val="24"/>
+          <w:u w:val="single"/>
+        </w:rPr>
+        <w:t xml:space="preserve"> </w:t>
+      </w:r>
+      <w:r>
+        <w:rPr>
+          <w:rFonts w:ascii="Charis SIL Italic" w:hAnsi="Charis SIL Italic" w:eastAsia="Charis SIL Italic"/>
+          <w:b w:val="0"/>
+          <w:i w:val="0"/>
+          <w:color w:val="0000FF"/>
+          <w:sz w:val="24"/>
+          <w:u w:val="single"/>
+        </w:rPr>
+        <w:hyperlink r:id="rId24" w:history="1">
+          <w:r>
+            <w:rPr>
+              <w:rStyle w:val="Hyperlink"/>
+            </w:rPr>
+            <w:t>met</w:t>
+          </w:r>
+        </w:hyperlink>
+      </w:r>
+      <w:r>
+        <w:rPr>
+          <w:rFonts w:ascii="Charis SIL Italic" w:hAnsi="Charis SIL Italic" w:eastAsia="Charis SIL Italic"/>
+          <w:b w:val="0"/>
+          <w:i w:val="0"/>
+          <w:color w:val="0000FF"/>
+          <w:sz w:val="24"/>
+          <w:u w:val="single"/>
+        </w:rPr>
+        <w:t xml:space="preserve"> </w:t>
+      </w:r>
+      <w:r>
+        <w:rPr>
+          <w:rFonts w:ascii="Charis SIL Italic" w:hAnsi="Charis SIL Italic" w:eastAsia="Charis SIL Italic"/>
+          <w:b w:val="0"/>
+          <w:i w:val="0"/>
+          <w:color w:val="0000FF"/>
+          <w:sz w:val="24"/>
+          <w:u w:val="single"/>
+        </w:rPr>
+        <w:hyperlink r:id="rId24" w:history="1">
+          <w:r>
+            <w:rPr>
+              <w:rStyle w:val="Hyperlink"/>
+            </w:rPr>
+            <w:t>houtmonsters</w:t>
+          </w:r>
+        </w:hyperlink>
+      </w:r>
+      <w:r>
+        <w:rPr>
+          <w:rFonts w:ascii="Charis SIL Italic" w:hAnsi="Charis SIL Italic" w:eastAsia="Charis SIL Italic"/>
+          <w:b w:val="0"/>
+          <w:i w:val="0"/>
+          <w:color w:val="000000"/>
+          <w:sz w:val="24"/>
+        </w:rPr>
+        <w:t>.</w:t>
+      </w:r>
+    </w:p>
+    <w:p>
+      <w:pPr>
+        <w:autoSpaceDN w:val="0"/>
+        <w:autoSpaceDE w:val="0"/>
+        <w:widowControl/>
+        <w:spacing w:line="358" w:lineRule="exact" w:before="254" w:after="0"/>
+        <w:ind w:left="10" w:right="0" w:firstLine="0"/>
+        <w:jc w:val="left"/>
+      </w:pPr>
+      <w:r>
+        <w:rPr>
+          <w:rFonts w:ascii="Charis SIL Bold" w:hAnsi="Charis SIL Bold" w:eastAsia="Charis SIL Bold"/>
+          <w:b/>
+          <w:i w:val="0"/>
+          <w:color w:val="000000"/>
+          <w:sz w:val="24"/>
+        </w:rPr>
+        <w:t>Gerardus van der Leeuw</w:t>
+      </w:r>
+    </w:p>
+    <w:p>
+      <w:pPr>
+        <w:autoSpaceDN w:val="0"/>
+        <w:autoSpaceDE w:val="0"/>
+        <w:widowControl/>
+        <w:spacing w:line="354" w:lineRule="exact" w:before="248" w:after="0"/>
+        <w:ind w:left="10" w:right="0" w:firstLine="0"/>
+        <w:jc w:val="left"/>
+      </w:pPr>
+      <w:r>
+        <w:rPr>
+          <w:rFonts w:ascii="Charis SIL Italic" w:hAnsi="Charis SIL Italic" w:eastAsia="Charis SIL Italic"/>
+          <w:b w:val="0"/>
+          <w:i w:val="0"/>
+          <w:color w:val="0000FF"/>
+          <w:sz w:val="24"/>
+          <w:u w:val="single"/>
+        </w:rPr>
+        <w:hyperlink r:id="rId25" w:history="1">
+          <w:r>
+            <w:rPr>
+              <w:rStyle w:val="Hyperlink"/>
+            </w:rPr>
+            <w:t>Catalogus</w:t>
+          </w:r>
+        </w:hyperlink>
+      </w:r>
+      <w:r>
+        <w:rPr>
+          <w:rFonts w:ascii="Charis SIL Italic" w:hAnsi="Charis SIL Italic" w:eastAsia="Charis SIL Italic"/>
+          <w:b w:val="0"/>
+          <w:i w:val="0"/>
+          <w:color w:val="0000FF"/>
+          <w:sz w:val="24"/>
+          <w:u w:val="single"/>
+        </w:rPr>
+        <w:t xml:space="preserve"> </w:t>
+      </w:r>
+      <w:r>
+        <w:rPr>
+          <w:rFonts w:ascii="Charis SIL Italic" w:hAnsi="Charis SIL Italic" w:eastAsia="Charis SIL Italic"/>
+          <w:b w:val="0"/>
+          <w:i w:val="0"/>
+          <w:color w:val="0000FF"/>
+          <w:sz w:val="24"/>
+          <w:u w:val="single"/>
+        </w:rPr>
+        <w:hyperlink r:id="rId25" w:history="1">
+          <w:r>
+            <w:rPr>
+              <w:rStyle w:val="Hyperlink"/>
+            </w:rPr>
+            <w:t>met</w:t>
+          </w:r>
+        </w:hyperlink>
+      </w:r>
+      <w:r>
+        <w:rPr>
+          <w:rFonts w:ascii="Charis SIL Italic" w:hAnsi="Charis SIL Italic" w:eastAsia="Charis SIL Italic"/>
+          <w:b w:val="0"/>
+          <w:i w:val="0"/>
+          <w:color w:val="0000FF"/>
+          <w:sz w:val="24"/>
+          <w:u w:val="single"/>
+        </w:rPr>
+        <w:t xml:space="preserve"> </w:t>
+      </w:r>
+      <w:r>
+        <w:rPr>
+          <w:rFonts w:ascii="Charis SIL Italic" w:hAnsi="Charis SIL Italic" w:eastAsia="Charis SIL Italic"/>
+          <w:b w:val="0"/>
+          <w:i w:val="0"/>
+          <w:color w:val="0000FF"/>
+          <w:sz w:val="24"/>
+          <w:u w:val="single"/>
+        </w:rPr>
+        <w:hyperlink r:id="rId25" w:history="1">
+          <w:r>
+            <w:rPr>
+              <w:rStyle w:val="Hyperlink"/>
+            </w:rPr>
+            <w:t>ook</w:t>
+          </w:r>
+        </w:hyperlink>
+      </w:r>
+      <w:r>
+        <w:rPr>
+          <w:rFonts w:ascii="Charis SIL Italic" w:hAnsi="Charis SIL Italic" w:eastAsia="Charis SIL Italic"/>
+          <w:b w:val="0"/>
+          <w:i w:val="0"/>
+          <w:color w:val="0000FF"/>
+          <w:sz w:val="24"/>
+          <w:u w:val="single"/>
+        </w:rPr>
+        <w:t xml:space="preserve"> </w:t>
+      </w:r>
+      <w:r>
+        <w:rPr>
+          <w:rFonts w:ascii="Charis SIL Italic" w:hAnsi="Charis SIL Italic" w:eastAsia="Charis SIL Italic"/>
+          <w:b w:val="0"/>
+          <w:i w:val="0"/>
+          <w:color w:val="0000FF"/>
+          <w:sz w:val="24"/>
+          <w:u w:val="single"/>
+        </w:rPr>
+        <w:hyperlink r:id="rId25" w:history="1">
+          <w:r>
+            <w:rPr>
+              <w:rStyle w:val="Hyperlink"/>
+            </w:rPr>
+            <w:t>objecten</w:t>
+          </w:r>
+        </w:hyperlink>
+      </w:r>
+      <w:r>
+        <w:rPr>
+          <w:rFonts w:ascii="Charis SIL Italic" w:hAnsi="Charis SIL Italic" w:eastAsia="Charis SIL Italic"/>
+          <w:b w:val="0"/>
+          <w:i w:val="0"/>
+          <w:color w:val="0000FF"/>
+          <w:sz w:val="24"/>
+          <w:u w:val="single"/>
+        </w:rPr>
+        <w:t xml:space="preserve"> </w:t>
+      </w:r>
+      <w:r>
+        <w:rPr>
+          <w:rFonts w:ascii="Charis SIL Italic" w:hAnsi="Charis SIL Italic" w:eastAsia="Charis SIL Italic"/>
+          <w:b w:val="0"/>
+          <w:i w:val="0"/>
+          <w:color w:val="0000FF"/>
+          <w:sz w:val="24"/>
+          <w:u w:val="single"/>
+        </w:rPr>
+        <w:hyperlink r:id="rId25" w:history="1">
+          <w:r>
+            <w:rPr>
+              <w:rStyle w:val="Hyperlink"/>
+            </w:rPr>
+            <w:t>uit</w:t>
+          </w:r>
+        </w:hyperlink>
+      </w:r>
+      <w:r>
+        <w:rPr>
+          <w:rFonts w:ascii="Charis SIL Italic" w:hAnsi="Charis SIL Italic" w:eastAsia="Charis SIL Italic"/>
+          <w:b w:val="0"/>
+          <w:i w:val="0"/>
+          <w:color w:val="0000FF"/>
+          <w:sz w:val="24"/>
+          <w:u w:val="single"/>
+        </w:rPr>
+        <w:t xml:space="preserve"> </w:t>
+      </w:r>
+      <w:r>
+        <w:rPr>
+          <w:rFonts w:ascii="Charis SIL Italic" w:hAnsi="Charis SIL Italic" w:eastAsia="Charis SIL Italic"/>
+          <w:b w:val="0"/>
+          <w:i w:val="0"/>
+          <w:color w:val="0000FF"/>
+          <w:sz w:val="24"/>
+          <w:u w:val="single"/>
+        </w:rPr>
+        <w:hyperlink r:id="rId25" w:history="1">
+          <w:r>
+            <w:rPr>
+              <w:rStyle w:val="Hyperlink"/>
+            </w:rPr>
+            <w:t>Suriname</w:t>
           </w:r>
         </w:hyperlink>
       </w:r>
@@ -1016,7 +1921,7 @@
           <w:color w:val="000000"/>
           <w:sz w:val="24"/>
         </w:rPr>
-        <w:t>Rijksmuseum</w:t>
+        <w:t>Tropisch Landbouwmuseum in Deventer</w:t>
       </w:r>
     </w:p>
     <w:p>
@@ -1037,12 +1942,12 @@
           <w:sz w:val="24"/>
           <w:u w:val="single"/>
         </w:rPr>
-        <w:hyperlink r:id="rId15" w:history="1">
+        <w:hyperlink r:id="rId26" w:history="1">
           <w:r>
             <w:rPr>
               <w:rStyle w:val="Hyperlink"/>
             </w:rPr>
-            <w:t>Objecten</w:t>
+            <w:t>Catalogus</w:t>
           </w:r>
         </w:hyperlink>
       </w:r>
@@ -1051,61 +1956,11 @@
           <w:rFonts w:ascii="Charis SIL Italic" w:hAnsi="Charis SIL Italic" w:eastAsia="Charis SIL Italic"/>
           <w:b w:val="0"/>
           <w:i w:val="0"/>
-          <w:color w:val="000000"/>
-          <w:sz w:val="24"/>
-        </w:rPr>
-        <w:t xml:space="preserve"> in Ketens en Banden</w:t>
-      </w:r>
-    </w:p>
-    <w:p>
-      <w:pPr>
-        <w:autoSpaceDN w:val="0"/>
-        <w:autoSpaceDE w:val="0"/>
-        <w:widowControl/>
-        <w:spacing w:line="288" w:lineRule="exact" w:before="240" w:after="0"/>
-        <w:ind w:left="10" w:right="288" w:firstLine="0"/>
-        <w:jc w:val="left"/>
-      </w:pPr>
-      <w:r>
-        <w:rPr>
-          <w:rFonts w:ascii="Charis SIL Italic" w:hAnsi="Charis SIL Italic" w:eastAsia="Charis SIL Italic"/>
-          <w:b w:val="0"/>
-          <w:i w:val="0"/>
-          <w:color w:val="000000"/>
-          <w:sz w:val="24"/>
-        </w:rPr>
-        <w:t xml:space="preserve">Veel foto's, prenten, schilderijen, weinig tot geen etnografische objecten. Wel een </w:t>
-      </w:r>
-      <w:r>
-        <w:br/>
-      </w:r>
-      <w:r>
-        <w:rPr>
-          <w:rFonts w:ascii="Charis SIL Italic" w:hAnsi="Charis SIL Italic" w:eastAsia="Charis SIL Italic"/>
-          <w:b w:val="0"/>
-          <w:i w:val="0"/>
           <w:color w:val="0000FF"/>
           <w:sz w:val="24"/>
           <w:u w:val="single"/>
         </w:rPr>
-        <w:hyperlink r:id="rId16" w:history="1">
-          <w:r>
-            <w:rPr>
-              <w:rStyle w:val="Hyperlink"/>
-            </w:rPr>
-            <w:t>juwelendoos</w:t>
-          </w:r>
-        </w:hyperlink>
-      </w:r>
-      <w:r>
-        <w:rPr>
-          <w:rFonts w:ascii="Charis SIL Italic" w:hAnsi="Charis SIL Italic" w:eastAsia="Charis SIL Italic"/>
-          <w:b w:val="0"/>
-          <w:i w:val="0"/>
-          <w:color w:val="000000"/>
-          <w:sz w:val="24"/>
-        </w:rPr>
-        <w:t xml:space="preserve"> met voorstellingen van de de Gonini-expeditie van 1903. Ook </w:t>
+        <w:t xml:space="preserve"> </w:t>
       </w:r>
       <w:r>
         <w:rPr>
@@ -1116,178 +1971,7 @@
           <w:sz w:val="24"/>
           <w:u w:val="single"/>
         </w:rPr>
-        <w:hyperlink r:id="rId17" w:history="1">
-          <w:r>
-            <w:rPr>
-              <w:rStyle w:val="Hyperlink"/>
-            </w:rPr>
-            <w:t>slagstempel</w:t>
-          </w:r>
-        </w:hyperlink>
-      </w:r>
-      <w:r>
-        <w:rPr>
-          <w:rFonts w:ascii="Charis SIL Italic" w:hAnsi="Charis SIL Italic" w:eastAsia="Charis SIL Italic"/>
-          <w:b w:val="0"/>
-          <w:i w:val="0"/>
-          <w:color w:val="000000"/>
-          <w:sz w:val="24"/>
-        </w:rPr>
-        <w:t xml:space="preserve"> uit </w:t>
-      </w:r>
-      <w:r>
-        <w:rPr>
-          <w:u w:val="single" w:color="0000ff"/>
-          <w:rFonts w:ascii="Charis SIL Italic" w:hAnsi="Charis SIL Italic" w:eastAsia="Charis SIL Italic"/>
-          <w:b w:val="0"/>
-          <w:i w:val="0"/>
-          <w:color w:val="000000"/>
-          <w:sz w:val="24"/>
-        </w:rPr>
-        <w:hyperlink r:id="rId16" w:history="1">
-          <w:r>
-            <w:rPr>
-              <w:rStyle w:val="Hyperlink"/>
-            </w:rPr>
-            <w:t>achttiende e</w:t>
-          </w:r>
-        </w:hyperlink>
-      </w:r>
-      <w:r>
-        <w:rPr>
-          <w:rFonts w:ascii="Charis SIL Italic" w:hAnsi="Charis SIL Italic" w:eastAsia="Charis SIL Italic"/>
-          <w:b w:val="0"/>
-          <w:i w:val="0"/>
-          <w:color w:val="000000"/>
-          <w:sz w:val="24"/>
-        </w:rPr>
-        <w:t xml:space="preserve">euw, </w:t>
-      </w:r>
-      <w:r>
-        <w:rPr>
-          <w:rFonts w:ascii="Charis SIL Italic" w:hAnsi="Charis SIL Italic" w:eastAsia="Charis SIL Italic"/>
-          <w:b w:val="0"/>
-          <w:i w:val="0"/>
-          <w:color w:val="0000FF"/>
-          <w:sz w:val="24"/>
-          <w:u w:val="single"/>
-        </w:rPr>
-        <w:hyperlink r:id="rId18" w:history="1">
-          <w:r>
-            <w:rPr>
-              <w:rStyle w:val="Hyperlink"/>
-            </w:rPr>
-            <w:t>erepenning</w:t>
-          </w:r>
-        </w:hyperlink>
-      </w:r>
-      <w:r>
-        <w:rPr>
-          <w:rFonts w:ascii="Charis SIL Italic" w:hAnsi="Charis SIL Italic" w:eastAsia="Charis SIL Italic"/>
-          <w:b w:val="0"/>
-          <w:i w:val="0"/>
-          <w:color w:val="0000FF"/>
-          <w:sz w:val="24"/>
-          <w:u w:val="single"/>
-        </w:rPr>
-        <w:t xml:space="preserve"> </w:t>
-      </w:r>
-      <w:r>
-        <w:rPr>
-          <w:rFonts w:ascii="Charis SIL Italic" w:hAnsi="Charis SIL Italic" w:eastAsia="Charis SIL Italic"/>
-          <w:b w:val="0"/>
-          <w:i w:val="0"/>
-          <w:color w:val="0000FF"/>
-          <w:sz w:val="24"/>
-          <w:u w:val="single"/>
-        </w:rPr>
-        <w:hyperlink r:id="rId18" w:history="1">
-          <w:r>
-            <w:rPr>
-              <w:rStyle w:val="Hyperlink"/>
-            </w:rPr>
-            <w:t>voor</w:t>
-          </w:r>
-        </w:hyperlink>
-      </w:r>
-      <w:r>
-        <w:rPr>
-          <w:rFonts w:ascii="Charis SIL Italic" w:hAnsi="Charis SIL Italic" w:eastAsia="Charis SIL Italic"/>
-          <w:b w:val="0"/>
-          <w:i w:val="0"/>
-          <w:color w:val="0000FF"/>
-          <w:sz w:val="24"/>
-          <w:u w:val="single"/>
-        </w:rPr>
-        <w:t xml:space="preserve"> </w:t>
-      </w:r>
-      <w:r>
-        <w:rPr>
-          <w:rFonts w:ascii="Charis SIL Italic" w:hAnsi="Charis SIL Italic" w:eastAsia="Charis SIL Italic"/>
-          <w:b w:val="0"/>
-          <w:i w:val="0"/>
-          <w:color w:val="0000FF"/>
-          <w:sz w:val="24"/>
-          <w:u w:val="single"/>
-        </w:rPr>
-        <w:hyperlink r:id="rId18" w:history="1">
-          <w:r>
-            <w:rPr>
-              <w:rStyle w:val="Hyperlink"/>
-            </w:rPr>
-            <w:t>George</w:t>
-          </w:r>
-        </w:hyperlink>
-      </w:r>
-      <w:r>
-        <w:rPr>
-          <w:rFonts w:ascii="Charis SIL Italic" w:hAnsi="Charis SIL Italic" w:eastAsia="Charis SIL Italic"/>
-          <w:b w:val="0"/>
-          <w:i w:val="0"/>
-          <w:color w:val="000000"/>
-          <w:sz w:val="24"/>
-        </w:rPr>
-        <w:t xml:space="preserve">, </w:t>
-      </w:r>
-      <w:r>
-        <w:rPr>
-          <w:rFonts w:ascii="Charis SIL Italic" w:hAnsi="Charis SIL Italic" w:eastAsia="Charis SIL Italic"/>
-          <w:b w:val="0"/>
-          <w:i w:val="0"/>
-          <w:color w:val="0000FF"/>
-          <w:sz w:val="24"/>
-          <w:u w:val="single"/>
-        </w:rPr>
-        <w:hyperlink r:id="rId19" w:history="1">
-          <w:r>
-            <w:rPr>
-              <w:rStyle w:val="Hyperlink"/>
-            </w:rPr>
-            <w:t>kistje</w:t>
-          </w:r>
-        </w:hyperlink>
-      </w:r>
-      <w:r>
-        <w:rPr>
-          <w:rFonts w:ascii="Charis SIL Italic" w:hAnsi="Charis SIL Italic" w:eastAsia="Charis SIL Italic"/>
-          <w:b w:val="0"/>
-          <w:i w:val="0"/>
-          <w:color w:val="0000FF"/>
-          <w:sz w:val="24"/>
-          <w:u w:val="single"/>
-        </w:rPr>
-        <w:t xml:space="preserve"> </w:t>
-      </w:r>
-      <w:r>
-        <w:rPr>
-          <w:rFonts w:ascii="Charis SIL Italic" w:hAnsi="Charis SIL Italic" w:eastAsia="Charis SIL Italic"/>
-          <w:b w:val="0"/>
-          <w:i w:val="0"/>
-          <w:color w:val="0000FF"/>
-          <w:sz w:val="24"/>
-          <w:u w:val="single"/>
-        </w:rPr>
-        <w:hyperlink r:id="rId19" w:history="1">
+        <w:hyperlink r:id="rId26" w:history="1">
           <w:r>
             <w:rPr>
               <w:rStyle w:val="Hyperlink"/>
@@ -1316,12 +2000,12 @@
           <w:sz w:val="24"/>
           <w:u w:val="single"/>
         </w:rPr>
-        <w:hyperlink r:id="rId19" w:history="1">
+        <w:hyperlink r:id="rId26" w:history="1">
           <w:r>
             <w:rPr>
               <w:rStyle w:val="Hyperlink"/>
             </w:rPr>
-            <w:t>houtmonsters</w:t>
+            <w:t>ook</w:t>
           </w:r>
         </w:hyperlink>
       </w:r>
@@ -1330,10 +2014,87 @@
           <w:rFonts w:ascii="Charis SIL Italic" w:hAnsi="Charis SIL Italic" w:eastAsia="Charis SIL Italic"/>
           <w:b w:val="0"/>
           <w:i w:val="0"/>
-          <w:color w:val="000000"/>
-          <w:sz w:val="24"/>
-        </w:rPr>
-        <w:t>.</w:t>
+          <w:color w:val="0000FF"/>
+          <w:sz w:val="24"/>
+          <w:u w:val="single"/>
+        </w:rPr>
+        <w:t xml:space="preserve"> </w:t>
+      </w:r>
+      <w:r>
+        <w:rPr>
+          <w:rFonts w:ascii="Charis SIL Italic" w:hAnsi="Charis SIL Italic" w:eastAsia="Charis SIL Italic"/>
+          <w:b w:val="0"/>
+          <w:i w:val="0"/>
+          <w:color w:val="0000FF"/>
+          <w:sz w:val="24"/>
+          <w:u w:val="single"/>
+        </w:rPr>
+        <w:hyperlink r:id="rId26" w:history="1">
+          <w:r>
+            <w:rPr>
+              <w:rStyle w:val="Hyperlink"/>
+            </w:rPr>
+            <w:t>objecten</w:t>
+          </w:r>
+        </w:hyperlink>
+      </w:r>
+      <w:r>
+        <w:rPr>
+          <w:rFonts w:ascii="Charis SIL Italic" w:hAnsi="Charis SIL Italic" w:eastAsia="Charis SIL Italic"/>
+          <w:b w:val="0"/>
+          <w:i w:val="0"/>
+          <w:color w:val="0000FF"/>
+          <w:sz w:val="24"/>
+          <w:u w:val="single"/>
+        </w:rPr>
+        <w:t xml:space="preserve"> </w:t>
+      </w:r>
+      <w:r>
+        <w:rPr>
+          <w:rFonts w:ascii="Charis SIL Italic" w:hAnsi="Charis SIL Italic" w:eastAsia="Charis SIL Italic"/>
+          <w:b w:val="0"/>
+          <w:i w:val="0"/>
+          <w:color w:val="0000FF"/>
+          <w:sz w:val="24"/>
+          <w:u w:val="single"/>
+        </w:rPr>
+        <w:hyperlink r:id="rId26" w:history="1">
+          <w:r>
+            <w:rPr>
+              <w:rStyle w:val="Hyperlink"/>
+            </w:rPr>
+            <w:t>uit</w:t>
+          </w:r>
+        </w:hyperlink>
+      </w:r>
+      <w:r>
+        <w:rPr>
+          <w:rFonts w:ascii="Charis SIL Italic" w:hAnsi="Charis SIL Italic" w:eastAsia="Charis SIL Italic"/>
+          <w:b w:val="0"/>
+          <w:i w:val="0"/>
+          <w:color w:val="0000FF"/>
+          <w:sz w:val="24"/>
+          <w:u w:val="single"/>
+        </w:rPr>
+        <w:t xml:space="preserve"> </w:t>
+      </w:r>
+      <w:r>
+        <w:rPr>
+          <w:rFonts w:ascii="Charis SIL Italic" w:hAnsi="Charis SIL Italic" w:eastAsia="Charis SIL Italic"/>
+          <w:b w:val="0"/>
+          <w:i w:val="0"/>
+          <w:color w:val="0000FF"/>
+          <w:sz w:val="24"/>
+          <w:u w:val="single"/>
+        </w:rPr>
+        <w:hyperlink r:id="rId26" w:history="1">
+          <w:r>
+            <w:rPr>
+              <w:rStyle w:val="Hyperlink"/>
+            </w:rPr>
+            <w:t>Suriname</w:t>
+          </w:r>
+        </w:hyperlink>
       </w:r>
     </w:p>
     <w:p>
@@ -1353,7 +2114,182 @@
           <w:color w:val="000000"/>
           <w:sz w:val="24"/>
         </w:rPr>
-        <w:t>Gerardus van der Leeuw</w:t>
+        <w:t>Museon-Omniversum</w:t>
+      </w:r>
+    </w:p>
+    <w:p>
+      <w:pPr>
+        <w:autoSpaceDN w:val="0"/>
+        <w:autoSpaceDE w:val="0"/>
+        <w:widowControl/>
+        <w:spacing w:line="288" w:lineRule="exact" w:before="312" w:after="0"/>
+        <w:ind w:left="10" w:right="20" w:firstLine="0"/>
+        <w:jc w:val="both"/>
+      </w:pPr>
+      <w:r>
+        <w:rPr>
+          <w:rFonts w:ascii="Charis SIL Italic" w:hAnsi="Charis SIL Italic" w:eastAsia="Charis SIL Italic"/>
+          <w:b w:val="0"/>
+          <w:i w:val="0"/>
+          <w:color w:val="000000"/>
+          <w:sz w:val="24"/>
+        </w:rPr>
+        <w:t xml:space="preserve">Volgens Vruggink en Paasman is de Surinamecollectie ongeveer vier- tot vijfduizend objecten </w:t>
+      </w:r>
+      <w:r>
+        <w:rPr>
+          <w:rFonts w:ascii="Charis SIL Italic" w:hAnsi="Charis SIL Italic" w:eastAsia="Charis SIL Italic"/>
+          <w:b w:val="0"/>
+          <w:i w:val="0"/>
+          <w:color w:val="000000"/>
+          <w:sz w:val="24"/>
+        </w:rPr>
+        <w:t xml:space="preserve">groot. Een onderdeel is de schenking uit 1957 van de geschenken aan Juliana bij haar bezoek </w:t>
+      </w:r>
+      <w:r>
+        <w:rPr>
+          <w:rFonts w:ascii="Charis SIL Italic" w:hAnsi="Charis SIL Italic" w:eastAsia="Charis SIL Italic"/>
+          <w:b w:val="0"/>
+          <w:i w:val="0"/>
+          <w:color w:val="000000"/>
+          <w:sz w:val="24"/>
+        </w:rPr>
+        <w:t>aan Suriname in 1955.</w:t>
+      </w:r>
+    </w:p>
+    <w:p>
+      <w:pPr>
+        <w:autoSpaceDN w:val="0"/>
+        <w:autoSpaceDE w:val="0"/>
+        <w:widowControl/>
+        <w:spacing w:line="352" w:lineRule="exact" w:before="176" w:after="0"/>
+        <w:ind w:left="10" w:right="0" w:firstLine="0"/>
+        <w:jc w:val="left"/>
+      </w:pPr>
+      <w:r>
+        <w:rPr>
+          <w:rFonts w:ascii="Charis SIL Italic" w:hAnsi="Charis SIL Italic" w:eastAsia="Charis SIL Italic"/>
+          <w:b w:val="0"/>
+          <w:i w:val="0"/>
+          <w:color w:val="0000FF"/>
+          <w:sz w:val="24"/>
+          <w:u w:val="single"/>
+        </w:rPr>
+        <w:hyperlink r:id="rId27" w:history="1">
+          <w:r>
+            <w:rPr>
+              <w:rStyle w:val="Hyperlink"/>
+            </w:rPr>
+            <w:t>artikel</w:t>
+          </w:r>
+        </w:hyperlink>
+      </w:r>
+      <w:r>
+        <w:rPr>
+          <w:rFonts w:ascii="Charis SIL Italic" w:hAnsi="Charis SIL Italic" w:eastAsia="Charis SIL Italic"/>
+          <w:b w:val="0"/>
+          <w:i w:val="0"/>
+          <w:color w:val="0000FF"/>
+          <w:sz w:val="24"/>
+          <w:u w:val="single"/>
+        </w:rPr>
+        <w:t xml:space="preserve"> </w:t>
+      </w:r>
+      <w:r>
+        <w:rPr>
+          <w:rFonts w:ascii="Charis SIL Italic" w:hAnsi="Charis SIL Italic" w:eastAsia="Charis SIL Italic"/>
+          <w:b w:val="0"/>
+          <w:i w:val="0"/>
+          <w:color w:val="0000FF"/>
+          <w:sz w:val="24"/>
+          <w:u w:val="single"/>
+        </w:rPr>
+        <w:hyperlink r:id="rId27" w:history="1">
+          <w:r>
+            <w:rPr>
+              <w:rStyle w:val="Hyperlink"/>
+            </w:rPr>
+            <w:t>over</w:t>
+          </w:r>
+        </w:hyperlink>
+      </w:r>
+      <w:r>
+        <w:rPr>
+          <w:rFonts w:ascii="Charis SIL Italic" w:hAnsi="Charis SIL Italic" w:eastAsia="Charis SIL Italic"/>
+          <w:b w:val="0"/>
+          <w:i w:val="0"/>
+          <w:color w:val="0000FF"/>
+          <w:sz w:val="24"/>
+          <w:u w:val="single"/>
+        </w:rPr>
+        <w:t xml:space="preserve"> </w:t>
+      </w:r>
+      <w:r>
+        <w:rPr>
+          <w:rFonts w:ascii="Charis SIL Italic" w:hAnsi="Charis SIL Italic" w:eastAsia="Charis SIL Italic"/>
+          <w:b w:val="0"/>
+          <w:i w:val="0"/>
+          <w:color w:val="0000FF"/>
+          <w:sz w:val="24"/>
+          <w:u w:val="single"/>
+        </w:rPr>
+        <w:hyperlink r:id="rId27" w:history="1">
+          <w:r>
+            <w:rPr>
+              <w:rStyle w:val="Hyperlink"/>
+            </w:rPr>
+            <w:t>tentoonstelling</w:t>
+          </w:r>
+        </w:hyperlink>
+      </w:r>
+      <w:r>
+        <w:rPr>
+          <w:rFonts w:ascii="Charis SIL Italic" w:hAnsi="Charis SIL Italic" w:eastAsia="Charis SIL Italic"/>
+          <w:b w:val="0"/>
+          <w:i w:val="0"/>
+          <w:color w:val="0000FF"/>
+          <w:sz w:val="24"/>
+          <w:u w:val="single"/>
+        </w:rPr>
+        <w:t xml:space="preserve"> </w:t>
+      </w:r>
+      <w:r>
+        <w:rPr>
+          <w:rFonts w:ascii="Charis SIL Italic" w:hAnsi="Charis SIL Italic" w:eastAsia="Charis SIL Italic"/>
+          <w:b w:val="0"/>
+          <w:i w:val="0"/>
+          <w:color w:val="0000FF"/>
+          <w:sz w:val="24"/>
+          <w:u w:val="single"/>
+        </w:rPr>
+        <w:hyperlink r:id="rId27" w:history="1">
+          <w:r>
+            <w:rPr>
+              <w:rStyle w:val="Hyperlink"/>
+            </w:rPr>
+            <w:t>1923</w:t>
+          </w:r>
+        </w:hyperlink>
+      </w:r>
+    </w:p>
+    <w:p>
+      <w:pPr>
+        <w:autoSpaceDN w:val="0"/>
+        <w:autoSpaceDE w:val="0"/>
+        <w:widowControl/>
+        <w:spacing w:line="360" w:lineRule="exact" w:before="254" w:after="0"/>
+        <w:ind w:left="10" w:right="0" w:firstLine="0"/>
+        <w:jc w:val="left"/>
+      </w:pPr>
+      <w:r>
+        <w:rPr>
+          <w:rFonts w:ascii="Charis SIL Bold" w:hAnsi="Charis SIL Bold" w:eastAsia="Charis SIL Bold"/>
+          <w:b/>
+          <w:i w:val="0"/>
+          <w:color w:val="000000"/>
+          <w:sz w:val="24"/>
+        </w:rPr>
+        <w:t>Koninklijke Verzamelingen</w:t>
       </w:r>
     </w:p>
     <w:p>
@@ -1370,356 +2306,10 @@
           <w:rFonts w:ascii="Charis SIL Italic" w:hAnsi="Charis SIL Italic" w:eastAsia="Charis SIL Italic"/>
           <w:b w:val="0"/>
           <w:i w:val="0"/>
-          <w:color w:val="0000FF"/>
-          <w:sz w:val="24"/>
-          <w:u w:val="single"/>
-        </w:rPr>
-        <w:hyperlink r:id="rId20" w:history="1">
-          <w:r>
-            <w:rPr>
-              <w:rStyle w:val="Hyperlink"/>
-            </w:rPr>
-            <w:t>Catalogus</w:t>
-          </w:r>
-        </w:hyperlink>
-      </w:r>
-      <w:r>
-        <w:rPr>
-          <w:rFonts w:ascii="Charis SIL Italic" w:hAnsi="Charis SIL Italic" w:eastAsia="Charis SIL Italic"/>
-          <w:b w:val="0"/>
-          <w:i w:val="0"/>
-          <w:color w:val="0000FF"/>
-          <w:sz w:val="24"/>
-          <w:u w:val="single"/>
-        </w:rPr>
-        <w:t xml:space="preserve"> </w:t>
-      </w:r>
-      <w:r>
-        <w:rPr>
-          <w:rFonts w:ascii="Charis SIL Italic" w:hAnsi="Charis SIL Italic" w:eastAsia="Charis SIL Italic"/>
-          <w:b w:val="0"/>
-          <w:i w:val="0"/>
-          <w:color w:val="0000FF"/>
-          <w:sz w:val="24"/>
-          <w:u w:val="single"/>
-        </w:rPr>
-        <w:hyperlink r:id="rId20" w:history="1">
-          <w:r>
-            <w:rPr>
-              <w:rStyle w:val="Hyperlink"/>
-            </w:rPr>
-            <w:t>met</w:t>
-          </w:r>
-        </w:hyperlink>
-      </w:r>
-      <w:r>
-        <w:rPr>
-          <w:rFonts w:ascii="Charis SIL Italic" w:hAnsi="Charis SIL Italic" w:eastAsia="Charis SIL Italic"/>
-          <w:b w:val="0"/>
-          <w:i w:val="0"/>
-          <w:color w:val="0000FF"/>
-          <w:sz w:val="24"/>
-          <w:u w:val="single"/>
-        </w:rPr>
-        <w:t xml:space="preserve"> </w:t>
-      </w:r>
-      <w:r>
-        <w:rPr>
-          <w:rFonts w:ascii="Charis SIL Italic" w:hAnsi="Charis SIL Italic" w:eastAsia="Charis SIL Italic"/>
-          <w:b w:val="0"/>
-          <w:i w:val="0"/>
-          <w:color w:val="0000FF"/>
-          <w:sz w:val="24"/>
-          <w:u w:val="single"/>
-        </w:rPr>
-        <w:hyperlink r:id="rId20" w:history="1">
-          <w:r>
-            <w:rPr>
-              <w:rStyle w:val="Hyperlink"/>
-            </w:rPr>
-            <w:t>ook</w:t>
-          </w:r>
-        </w:hyperlink>
-      </w:r>
-      <w:r>
-        <w:rPr>
-          <w:rFonts w:ascii="Charis SIL Italic" w:hAnsi="Charis SIL Italic" w:eastAsia="Charis SIL Italic"/>
-          <w:b w:val="0"/>
-          <w:i w:val="0"/>
-          <w:color w:val="0000FF"/>
-          <w:sz w:val="24"/>
-          <w:u w:val="single"/>
-        </w:rPr>
-        <w:t xml:space="preserve"> </w:t>
-      </w:r>
-      <w:r>
-        <w:rPr>
-          <w:rFonts w:ascii="Charis SIL Italic" w:hAnsi="Charis SIL Italic" w:eastAsia="Charis SIL Italic"/>
-          <w:b w:val="0"/>
-          <w:i w:val="0"/>
-          <w:color w:val="0000FF"/>
-          <w:sz w:val="24"/>
-          <w:u w:val="single"/>
-        </w:rPr>
-        <w:hyperlink r:id="rId20" w:history="1">
-          <w:r>
-            <w:rPr>
-              <w:rStyle w:val="Hyperlink"/>
-            </w:rPr>
-            <w:t>objecten</w:t>
-          </w:r>
-        </w:hyperlink>
-      </w:r>
-      <w:r>
-        <w:rPr>
-          <w:rFonts w:ascii="Charis SIL Italic" w:hAnsi="Charis SIL Italic" w:eastAsia="Charis SIL Italic"/>
-          <w:b w:val="0"/>
-          <w:i w:val="0"/>
-          <w:color w:val="0000FF"/>
-          <w:sz w:val="24"/>
-          <w:u w:val="single"/>
-        </w:rPr>
-        <w:t xml:space="preserve"> </w:t>
-      </w:r>
-      <w:r>
-        <w:rPr>
-          <w:rFonts w:ascii="Charis SIL Italic" w:hAnsi="Charis SIL Italic" w:eastAsia="Charis SIL Italic"/>
-          <w:b w:val="0"/>
-          <w:i w:val="0"/>
-          <w:color w:val="0000FF"/>
-          <w:sz w:val="24"/>
-          <w:u w:val="single"/>
-        </w:rPr>
-        <w:hyperlink r:id="rId20" w:history="1">
-          <w:r>
-            <w:rPr>
-              <w:rStyle w:val="Hyperlink"/>
-            </w:rPr>
-            <w:t>uit</w:t>
-          </w:r>
-        </w:hyperlink>
-      </w:r>
-      <w:r>
-        <w:rPr>
-          <w:rFonts w:ascii="Charis SIL Italic" w:hAnsi="Charis SIL Italic" w:eastAsia="Charis SIL Italic"/>
-          <w:b w:val="0"/>
-          <w:i w:val="0"/>
-          <w:color w:val="0000FF"/>
-          <w:sz w:val="24"/>
-          <w:u w:val="single"/>
-        </w:rPr>
-        <w:t xml:space="preserve"> </w:t>
-      </w:r>
-      <w:r>
-        <w:rPr>
-          <w:rFonts w:ascii="Charis SIL Italic" w:hAnsi="Charis SIL Italic" w:eastAsia="Charis SIL Italic"/>
-          <w:b w:val="0"/>
-          <w:i w:val="0"/>
-          <w:color w:val="0000FF"/>
-          <w:sz w:val="24"/>
-          <w:u w:val="single"/>
-        </w:rPr>
-        <w:hyperlink r:id="rId20" w:history="1">
-          <w:r>
-            <w:rPr>
-              <w:rStyle w:val="Hyperlink"/>
-            </w:rPr>
-            <w:t>Suriname</w:t>
-          </w:r>
-        </w:hyperlink>
-      </w:r>
-    </w:p>
-    <w:p>
-      <w:pPr>
-        <w:autoSpaceDN w:val="0"/>
-        <w:autoSpaceDE w:val="0"/>
-        <w:widowControl/>
-        <w:spacing w:line="360" w:lineRule="exact" w:before="254" w:after="0"/>
-        <w:ind w:left="10" w:right="0" w:firstLine="0"/>
-        <w:jc w:val="left"/>
-      </w:pPr>
-      <w:r>
-        <w:rPr>
-          <w:rFonts w:ascii="Charis SIL Bold" w:hAnsi="Charis SIL Bold" w:eastAsia="Charis SIL Bold"/>
-          <w:b/>
-          <w:i w:val="0"/>
           <w:color w:val="000000"/>
           <w:sz w:val="24"/>
         </w:rPr>
-        <w:t>Tropisch Landbouwmuseum in Deventer</w:t>
-      </w:r>
-    </w:p>
-    <w:p>
-      <w:pPr>
-        <w:autoSpaceDN w:val="0"/>
-        <w:autoSpaceDE w:val="0"/>
-        <w:widowControl/>
-        <w:spacing w:line="352" w:lineRule="exact" w:before="248" w:after="0"/>
-        <w:ind w:left="10" w:right="0" w:firstLine="0"/>
-        <w:jc w:val="left"/>
-      </w:pPr>
-      <w:r>
-        <w:rPr>
-          <w:rFonts w:ascii="Charis SIL Italic" w:hAnsi="Charis SIL Italic" w:eastAsia="Charis SIL Italic"/>
-          <w:b w:val="0"/>
-          <w:i w:val="0"/>
-          <w:color w:val="0000FF"/>
-          <w:sz w:val="24"/>
-          <w:u w:val="single"/>
-        </w:rPr>
-        <w:hyperlink r:id="rId21" w:history="1">
-          <w:r>
-            <w:rPr>
-              <w:rStyle w:val="Hyperlink"/>
-            </w:rPr>
-            <w:t>Catalogus</w:t>
-          </w:r>
-        </w:hyperlink>
-      </w:r>
-      <w:r>
-        <w:rPr>
-          <w:rFonts w:ascii="Charis SIL Italic" w:hAnsi="Charis SIL Italic" w:eastAsia="Charis SIL Italic"/>
-          <w:b w:val="0"/>
-          <w:i w:val="0"/>
-          <w:color w:val="0000FF"/>
-          <w:sz w:val="24"/>
-          <w:u w:val="single"/>
-        </w:rPr>
-        <w:t xml:space="preserve"> </w:t>
-      </w:r>
-      <w:r>
-        <w:rPr>
-          <w:rFonts w:ascii="Charis SIL Italic" w:hAnsi="Charis SIL Italic" w:eastAsia="Charis SIL Italic"/>
-          <w:b w:val="0"/>
-          <w:i w:val="0"/>
-          <w:color w:val="0000FF"/>
-          <w:sz w:val="24"/>
-          <w:u w:val="single"/>
-        </w:rPr>
-        <w:hyperlink r:id="rId21" w:history="1">
-          <w:r>
-            <w:rPr>
-              <w:rStyle w:val="Hyperlink"/>
-            </w:rPr>
-            <w:t>met</w:t>
-          </w:r>
-        </w:hyperlink>
-      </w:r>
-      <w:r>
-        <w:rPr>
-          <w:rFonts w:ascii="Charis SIL Italic" w:hAnsi="Charis SIL Italic" w:eastAsia="Charis SIL Italic"/>
-          <w:b w:val="0"/>
-          <w:i w:val="0"/>
-          <w:color w:val="0000FF"/>
-          <w:sz w:val="24"/>
-          <w:u w:val="single"/>
-        </w:rPr>
-        <w:t xml:space="preserve"> </w:t>
-      </w:r>
-      <w:r>
-        <w:rPr>
-          <w:rFonts w:ascii="Charis SIL Italic" w:hAnsi="Charis SIL Italic" w:eastAsia="Charis SIL Italic"/>
-          <w:b w:val="0"/>
-          <w:i w:val="0"/>
-          <w:color w:val="0000FF"/>
-          <w:sz w:val="24"/>
-          <w:u w:val="single"/>
-        </w:rPr>
-        <w:hyperlink r:id="rId21" w:history="1">
-          <w:r>
-            <w:rPr>
-              <w:rStyle w:val="Hyperlink"/>
-            </w:rPr>
-            <w:t>ook</w:t>
-          </w:r>
-        </w:hyperlink>
-      </w:r>
-      <w:r>
-        <w:rPr>
-          <w:rFonts w:ascii="Charis SIL Italic" w:hAnsi="Charis SIL Italic" w:eastAsia="Charis SIL Italic"/>
-          <w:b w:val="0"/>
-          <w:i w:val="0"/>
-          <w:color w:val="0000FF"/>
-          <w:sz w:val="24"/>
-          <w:u w:val="single"/>
-        </w:rPr>
-        <w:t xml:space="preserve"> </w:t>
-      </w:r>
-      <w:r>
-        <w:rPr>
-          <w:rFonts w:ascii="Charis SIL Italic" w:hAnsi="Charis SIL Italic" w:eastAsia="Charis SIL Italic"/>
-          <w:b w:val="0"/>
-          <w:i w:val="0"/>
-          <w:color w:val="0000FF"/>
-          <w:sz w:val="24"/>
-          <w:u w:val="single"/>
-        </w:rPr>
-        <w:hyperlink r:id="rId21" w:history="1">
-          <w:r>
-            <w:rPr>
-              <w:rStyle w:val="Hyperlink"/>
-            </w:rPr>
-            <w:t>objecten</w:t>
-          </w:r>
-        </w:hyperlink>
-      </w:r>
-      <w:r>
-        <w:rPr>
-          <w:rFonts w:ascii="Charis SIL Italic" w:hAnsi="Charis SIL Italic" w:eastAsia="Charis SIL Italic"/>
-          <w:b w:val="0"/>
-          <w:i w:val="0"/>
-          <w:color w:val="0000FF"/>
-          <w:sz w:val="24"/>
-          <w:u w:val="single"/>
-        </w:rPr>
-        <w:t xml:space="preserve"> </w:t>
-      </w:r>
-      <w:r>
-        <w:rPr>
-          <w:rFonts w:ascii="Charis SIL Italic" w:hAnsi="Charis SIL Italic" w:eastAsia="Charis SIL Italic"/>
-          <w:b w:val="0"/>
-          <w:i w:val="0"/>
-          <w:color w:val="0000FF"/>
-          <w:sz w:val="24"/>
-          <w:u w:val="single"/>
-        </w:rPr>
-        <w:hyperlink r:id="rId21" w:history="1">
-          <w:r>
-            <w:rPr>
-              <w:rStyle w:val="Hyperlink"/>
-            </w:rPr>
-            <w:t>uit</w:t>
-          </w:r>
-        </w:hyperlink>
-      </w:r>
-      <w:r>
-        <w:rPr>
-          <w:rFonts w:ascii="Charis SIL Italic" w:hAnsi="Charis SIL Italic" w:eastAsia="Charis SIL Italic"/>
-          <w:b w:val="0"/>
-          <w:i w:val="0"/>
-          <w:color w:val="0000FF"/>
-          <w:sz w:val="24"/>
-          <w:u w:val="single"/>
-        </w:rPr>
-        <w:t xml:space="preserve"> </w:t>
-      </w:r>
-      <w:r>
-        <w:rPr>
-          <w:rFonts w:ascii="Charis SIL Italic" w:hAnsi="Charis SIL Italic" w:eastAsia="Charis SIL Italic"/>
-          <w:b w:val="0"/>
-          <w:i w:val="0"/>
-          <w:color w:val="0000FF"/>
-          <w:sz w:val="24"/>
-          <w:u w:val="single"/>
-        </w:rPr>
-        <w:hyperlink r:id="rId21" w:history="1">
-          <w:r>
-            <w:rPr>
-              <w:rStyle w:val="Hyperlink"/>
-            </w:rPr>
-            <w:t>Suriname</w:t>
-          </w:r>
-        </w:hyperlink>
+        <w:t>Vooral veel foto's.</w:t>
       </w:r>
     </w:p>
     <w:p>
@@ -1739,7 +2329,7 @@
           <w:color w:val="000000"/>
           <w:sz w:val="24"/>
         </w:rPr>
-        <w:t>Museon-Omniversum</w:t>
+        <w:t>AfricaMuseum, Tervuren</w:t>
       </w:r>
     </w:p>
     <w:p>
@@ -1748,47 +2338,7 @@
         <w:autoSpaceDE w:val="0"/>
         <w:widowControl/>
         <w:spacing w:line="288" w:lineRule="exact" w:before="314" w:after="0"/>
-        <w:ind w:left="10" w:right="20" w:firstLine="0"/>
-        <w:jc w:val="both"/>
-      </w:pPr>
-      <w:r>
-        <w:rPr>
-          <w:rFonts w:ascii="Charis SIL Italic" w:hAnsi="Charis SIL Italic" w:eastAsia="Charis SIL Italic"/>
-          <w:b w:val="0"/>
-          <w:i w:val="0"/>
-          <w:color w:val="000000"/>
-          <w:sz w:val="24"/>
-        </w:rPr>
-        <w:t xml:space="preserve">Volgens Vruggink en Paasman is de Surinamecollectie ongeveer vier- tot vijfduizend objecten </w:t>
-      </w:r>
-      <w:r>
-        <w:rPr>
-          <w:rFonts w:ascii="Charis SIL Italic" w:hAnsi="Charis SIL Italic" w:eastAsia="Charis SIL Italic"/>
-          <w:b w:val="0"/>
-          <w:i w:val="0"/>
-          <w:color w:val="000000"/>
-          <w:sz w:val="24"/>
-        </w:rPr>
-        <w:t xml:space="preserve">groot. Een onderdeel is de schenking uit 1957 van de geschenken aan Juliana bij haar bezoek </w:t>
-      </w:r>
-      <w:r>
-        <w:rPr>
-          <w:rFonts w:ascii="Charis SIL Italic" w:hAnsi="Charis SIL Italic" w:eastAsia="Charis SIL Italic"/>
-          <w:b w:val="0"/>
-          <w:i w:val="0"/>
-          <w:color w:val="000000"/>
-          <w:sz w:val="24"/>
-        </w:rPr>
-        <w:t>aan Suriname in 1955.</w:t>
-      </w:r>
-    </w:p>
-    <w:p>
-      <w:pPr>
-        <w:autoSpaceDN w:val="0"/>
-        <w:autoSpaceDE w:val="0"/>
-        <w:widowControl/>
-        <w:spacing w:line="354" w:lineRule="exact" w:before="174" w:after="0"/>
-        <w:ind w:left="10" w:right="0" w:firstLine="0"/>
+        <w:ind w:left="10" w:right="144" w:firstLine="0"/>
         <w:jc w:val="left"/>
       </w:pPr>
       <w:r>
@@ -1796,105 +2346,20 @@
           <w:rFonts w:ascii="Charis SIL Italic" w:hAnsi="Charis SIL Italic" w:eastAsia="Charis SIL Italic"/>
           <w:b w:val="0"/>
           <w:i w:val="0"/>
-          <w:color w:val="0000FF"/>
-          <w:sz w:val="24"/>
-          <w:u w:val="single"/>
-        </w:rPr>
-        <w:hyperlink r:id="rId22" w:history="1">
-          <w:r>
-            <w:rPr>
-              <w:rStyle w:val="Hyperlink"/>
-            </w:rPr>
-            <w:t>artikel</w:t>
-          </w:r>
-        </w:hyperlink>
-      </w:r>
-      <w:r>
-        <w:rPr>
-          <w:rFonts w:ascii="Charis SIL Italic" w:hAnsi="Charis SIL Italic" w:eastAsia="Charis SIL Italic"/>
-          <w:b w:val="0"/>
-          <w:i w:val="0"/>
-          <w:color w:val="0000FF"/>
-          <w:sz w:val="24"/>
-          <w:u w:val="single"/>
-        </w:rPr>
-        <w:t xml:space="preserve"> </w:t>
-      </w:r>
-      <w:r>
-        <w:rPr>
-          <w:rFonts w:ascii="Charis SIL Italic" w:hAnsi="Charis SIL Italic" w:eastAsia="Charis SIL Italic"/>
-          <w:b w:val="0"/>
-          <w:i w:val="0"/>
-          <w:color w:val="0000FF"/>
-          <w:sz w:val="24"/>
-          <w:u w:val="single"/>
-        </w:rPr>
-        <w:hyperlink r:id="rId22" w:history="1">
-          <w:r>
-            <w:rPr>
-              <w:rStyle w:val="Hyperlink"/>
-            </w:rPr>
-            <w:t>over</w:t>
-          </w:r>
-        </w:hyperlink>
-      </w:r>
-      <w:r>
-        <w:rPr>
-          <w:rFonts w:ascii="Charis SIL Italic" w:hAnsi="Charis SIL Italic" w:eastAsia="Charis SIL Italic"/>
-          <w:b w:val="0"/>
-          <w:i w:val="0"/>
-          <w:color w:val="0000FF"/>
-          <w:sz w:val="24"/>
-          <w:u w:val="single"/>
-        </w:rPr>
-        <w:t xml:space="preserve"> </w:t>
-      </w:r>
-      <w:r>
-        <w:rPr>
-          <w:rFonts w:ascii="Charis SIL Italic" w:hAnsi="Charis SIL Italic" w:eastAsia="Charis SIL Italic"/>
-          <w:b w:val="0"/>
-          <w:i w:val="0"/>
-          <w:color w:val="0000FF"/>
-          <w:sz w:val="24"/>
-          <w:u w:val="single"/>
-        </w:rPr>
-        <w:hyperlink r:id="rId22" w:history="1">
-          <w:r>
-            <w:rPr>
-              <w:rStyle w:val="Hyperlink"/>
-            </w:rPr>
-            <w:t>tentoonstelling</w:t>
-          </w:r>
-        </w:hyperlink>
-      </w:r>
-      <w:r>
-        <w:rPr>
-          <w:rFonts w:ascii="Charis SIL Italic" w:hAnsi="Charis SIL Italic" w:eastAsia="Charis SIL Italic"/>
-          <w:b w:val="0"/>
-          <w:i w:val="0"/>
-          <w:color w:val="0000FF"/>
-          <w:sz w:val="24"/>
-          <w:u w:val="single"/>
-        </w:rPr>
-        <w:t xml:space="preserve"> </w:t>
-      </w:r>
-      <w:r>
-        <w:rPr>
-          <w:rFonts w:ascii="Charis SIL Italic" w:hAnsi="Charis SIL Italic" w:eastAsia="Charis SIL Italic"/>
-          <w:b w:val="0"/>
-          <w:i w:val="0"/>
-          <w:color w:val="0000FF"/>
-          <w:sz w:val="24"/>
-          <w:u w:val="single"/>
-        </w:rPr>
-        <w:hyperlink r:id="rId22" w:history="1">
-          <w:r>
-            <w:rPr>
-              <w:rStyle w:val="Hyperlink"/>
-            </w:rPr>
-            <w:t>1923</w:t>
-          </w:r>
-        </w:hyperlink>
+          <w:color w:val="000000"/>
+          <w:sz w:val="24"/>
+        </w:rPr>
+        <w:t xml:space="preserve">R.G. 48.42.4 genoemd in catalogus en Maroon arts, is een Aukaanse kam die tussen 1893 en </w:t>
+      </w:r>
+      <w:r>
+        <w:rPr>
+          <w:rFonts w:ascii="Charis SIL Italic" w:hAnsi="Charis SIL Italic" w:eastAsia="Charis SIL Italic"/>
+          <w:b w:val="0"/>
+          <w:i w:val="0"/>
+          <w:color w:val="000000"/>
+          <w:sz w:val="24"/>
+        </w:rPr>
+        <w:t>1896 is verzameld... Van Panhuys?</w:t>
       </w:r>
     </w:p>
     <w:p>
@@ -1914,7 +2379,7 @@
           <w:color w:val="000000"/>
           <w:sz w:val="24"/>
         </w:rPr>
-        <w:t>Koninklijke Verzamelingen</w:t>
+        <w:t>MQB</w:t>
       </w:r>
     </w:p>
     <w:p>
@@ -1923,7 +2388,7 @@
         <w:autoSpaceDE w:val="0"/>
         <w:widowControl/>
         <w:spacing w:line="354" w:lineRule="exact" w:before="248" w:after="0"/>
-        <w:ind w:left="10" w:right="0" w:firstLine="0"/>
+        <w:ind w:left="398" w:right="0" w:firstLine="0"/>
         <w:jc w:val="left"/>
       </w:pPr>
       <w:r>
@@ -1934,7 +2399,7 @@
           <w:color w:val="000000"/>
           <w:sz w:val="24"/>
         </w:rPr>
-        <w:t>Vooral veel foto's.</w:t>
+        <w:t>•  1897: Martin François Geay [verzameling](https://collections.quaibranly.fr/?</w:t>
       </w:r>
     </w:p>
     <w:p>
@@ -1942,19 +2407,49 @@
         <w:autoSpaceDN w:val="0"/>
         <w:autoSpaceDE w:val="0"/>
         <w:widowControl/>
-        <w:spacing w:line="360" w:lineRule="exact" w:before="254" w:after="0"/>
-        <w:ind w:left="10" w:right="0" w:firstLine="0"/>
+        <w:spacing w:line="288" w:lineRule="exact" w:before="66" w:after="0"/>
+        <w:ind w:left="610" w:right="0" w:firstLine="0"/>
         <w:jc w:val="left"/>
       </w:pPr>
       <w:r>
         <w:rPr>
-          <w:rFonts w:ascii="Charis SIL Bold" w:hAnsi="Charis SIL Bold" w:eastAsia="Charis SIL Bold"/>
-          <w:b/>
+          <w:rFonts w:ascii="Charis SIL Italic" w:hAnsi="Charis SIL Italic" w:eastAsia="Charis SIL Italic"/>
+          <w:b w:val="0"/>
           <w:i w:val="0"/>
           <w:color w:val="000000"/>
           <w:sz w:val="24"/>
         </w:rPr>
-        <w:t>AfricaMuseum, Tervuren</w:t>
+        <w:t xml:space="preserve">state={"matchAllCriteria":true,"customSearchCriteria":[{"field":"/Record/ConX/ </w:t>
+      </w:r>
+      <w:r>
+        <w:rPr>
+          <w:rFonts w:ascii="Charis SIL Italic" w:hAnsi="Charis SIL Italic" w:eastAsia="Charis SIL Italic"/>
+          <w:b w:val="0"/>
+          <w:i w:val="0"/>
+          <w:color w:val="000000"/>
+          <w:sz w:val="24"/>
+        </w:rPr>
+        <w:t xml:space="preserve">AlphaSortConX,/Record/ConXother/AlphaSort","fieldLabel":"","searchValues":["[Geay, </w:t>
+      </w:r>
+      <w:r>
+        <w:rPr>
+          <w:rFonts w:ascii="Charis SIL Italic" w:hAnsi="Charis SIL Italic" w:eastAsia="Charis SIL Italic"/>
+          <w:b w:val="0"/>
+          <w:i w:val="0"/>
+          <w:color w:val="000000"/>
+          <w:sz w:val="24"/>
+        </w:rPr>
+        <w:t xml:space="preserve">Martin-François]"],"description":"Personne(s) : Geay, Martin-François"}]}), lijkt niet uit </w:t>
+      </w:r>
+      <w:r>
+        <w:rPr>
+          <w:rFonts w:ascii="Charis SIL Italic" w:hAnsi="Charis SIL Italic" w:eastAsia="Charis SIL Italic"/>
+          <w:b w:val="0"/>
+          <w:i w:val="0"/>
+          <w:color w:val="000000"/>
+          <w:sz w:val="24"/>
+        </w:rPr>
+        <w:t>het Marowijnegebied afkomstig, dus hoeft niet in deze zoekhulp</w:t>
       </w:r>
     </w:p>
     <w:p>
@@ -1962,57 +2457,7 @@
         <w:autoSpaceDN w:val="0"/>
         <w:autoSpaceDE w:val="0"/>
         <w:widowControl/>
-        <w:spacing w:line="288" w:lineRule="exact" w:before="312" w:after="0"/>
-        <w:ind w:left="10" w:right="144" w:firstLine="0"/>
-        <w:jc w:val="left"/>
-      </w:pPr>
-      <w:r>
-        <w:rPr>
-          <w:rFonts w:ascii="Charis SIL Italic" w:hAnsi="Charis SIL Italic" w:eastAsia="Charis SIL Italic"/>
-          <w:b w:val="0"/>
-          <w:i w:val="0"/>
-          <w:color w:val="000000"/>
-          <w:sz w:val="24"/>
-        </w:rPr>
-        <w:t xml:space="preserve">R.G. 48.42.4 genoemd in catalogus en Maroon arts, is een Aukaanse kam die tussen 1893 en </w:t>
-      </w:r>
-      <w:r>
-        <w:rPr>
-          <w:rFonts w:ascii="Charis SIL Italic" w:hAnsi="Charis SIL Italic" w:eastAsia="Charis SIL Italic"/>
-          <w:b w:val="0"/>
-          <w:i w:val="0"/>
-          <w:color w:val="000000"/>
-          <w:sz w:val="24"/>
-        </w:rPr>
-        <w:t>1896 is verzameld... Van Panhuys?</w:t>
-      </w:r>
-    </w:p>
-    <w:p>
-      <w:pPr>
-        <w:autoSpaceDN w:val="0"/>
-        <w:autoSpaceDE w:val="0"/>
-        <w:widowControl/>
-        <w:spacing w:line="360" w:lineRule="exact" w:before="254" w:after="0"/>
-        <w:ind w:left="10" w:right="0" w:firstLine="0"/>
-        <w:jc w:val="left"/>
-      </w:pPr>
-      <w:r>
-        <w:rPr>
-          <w:rFonts w:ascii="Charis SIL Bold" w:hAnsi="Charis SIL Bold" w:eastAsia="Charis SIL Bold"/>
-          <w:b/>
-          <w:i w:val="0"/>
-          <w:color w:val="000000"/>
-          <w:sz w:val="24"/>
-        </w:rPr>
-        <w:t>MQB</w:t>
-      </w:r>
-    </w:p>
-    <w:p>
-      <w:pPr>
-        <w:autoSpaceDN w:val="0"/>
-        <w:autoSpaceDE w:val="0"/>
-        <w:widowControl/>
-        <w:spacing w:line="352" w:lineRule="exact" w:before="248" w:after="0"/>
+        <w:spacing w:line="354" w:lineRule="exact" w:before="174" w:after="0"/>
         <w:ind w:left="398" w:right="0" w:firstLine="0"/>
         <w:jc w:val="left"/>
       </w:pPr>
@@ -2024,76 +2469,6 @@
           <w:color w:val="000000"/>
           <w:sz w:val="24"/>
         </w:rPr>
-        <w:t>•  1897: Martin François Geay [verzameling](https://collections.quaibranly.fr/?</w:t>
-      </w:r>
-    </w:p>
-    <w:p>
-      <w:pPr>
-        <w:autoSpaceDN w:val="0"/>
-        <w:autoSpaceDE w:val="0"/>
-        <w:widowControl/>
-        <w:spacing w:line="288" w:lineRule="exact" w:before="64" w:after="0"/>
-        <w:ind w:left="610" w:right="0" w:firstLine="0"/>
-        <w:jc w:val="left"/>
-      </w:pPr>
-      <w:r>
-        <w:rPr>
-          <w:rFonts w:ascii="Charis SIL Italic" w:hAnsi="Charis SIL Italic" w:eastAsia="Charis SIL Italic"/>
-          <w:b w:val="0"/>
-          <w:i w:val="0"/>
-          <w:color w:val="000000"/>
-          <w:sz w:val="24"/>
-        </w:rPr>
-        <w:t xml:space="preserve">state={"matchAllCriteria":true,"customSearchCriteria":[{"field":"/Record/ConX/ </w:t>
-      </w:r>
-      <w:r>
-        <w:rPr>
-          <w:rFonts w:ascii="Charis SIL Italic" w:hAnsi="Charis SIL Italic" w:eastAsia="Charis SIL Italic"/>
-          <w:b w:val="0"/>
-          <w:i w:val="0"/>
-          <w:color w:val="000000"/>
-          <w:sz w:val="24"/>
-        </w:rPr>
-        <w:t xml:space="preserve">AlphaSortConX,/Record/ConXother/AlphaSort","fieldLabel":"","searchValues":["[Geay, </w:t>
-      </w:r>
-      <w:r>
-        <w:rPr>
-          <w:rFonts w:ascii="Charis SIL Italic" w:hAnsi="Charis SIL Italic" w:eastAsia="Charis SIL Italic"/>
-          <w:b w:val="0"/>
-          <w:i w:val="0"/>
-          <w:color w:val="000000"/>
-          <w:sz w:val="24"/>
-        </w:rPr>
-        <w:t xml:space="preserve">Martin-François]"],"description":"Personne(s) : Geay, Martin-François"}]}), lijkt niet uit </w:t>
-      </w:r>
-      <w:r>
-        <w:rPr>
-          <w:rFonts w:ascii="Charis SIL Italic" w:hAnsi="Charis SIL Italic" w:eastAsia="Charis SIL Italic"/>
-          <w:b w:val="0"/>
-          <w:i w:val="0"/>
-          <w:color w:val="000000"/>
-          <w:sz w:val="24"/>
-        </w:rPr>
-        <w:t>het Marowijnegebied afkomstig, dus hoeft niet in deze zoekhulp</w:t>
-      </w:r>
-    </w:p>
-    <w:p>
-      <w:pPr>
-        <w:autoSpaceDN w:val="0"/>
-        <w:autoSpaceDE w:val="0"/>
-        <w:widowControl/>
-        <w:spacing w:line="352" w:lineRule="exact" w:before="176" w:after="0"/>
-        <w:ind w:left="398" w:right="0" w:firstLine="0"/>
-        <w:jc w:val="left"/>
-      </w:pPr>
-      <w:r>
-        <w:rPr>
-          <w:rFonts w:ascii="Charis SIL Italic" w:hAnsi="Charis SIL Italic" w:eastAsia="Charis SIL Italic"/>
-          <w:b w:val="0"/>
-          <w:i w:val="0"/>
-          <w:color w:val="000000"/>
-          <w:sz w:val="24"/>
-        </w:rPr>
         <w:t xml:space="preserve">•  1948-1950: </w:t>
       </w:r>
       <w:r>
@@ -2105,7 +2480,7 @@
           <w:sz w:val="24"/>
           <w:u w:val="single"/>
         </w:rPr>
-        <w:hyperlink r:id="rId23" w:history="1">
+        <w:hyperlink r:id="rId28" w:history="1">
           <w:r>
             <w:rPr>
               <w:rStyle w:val="Hyperlink"/>
@@ -2134,7 +2509,7 @@
           <w:sz w:val="24"/>
           <w:u w:val="single"/>
         </w:rPr>
-        <w:hyperlink r:id="rId23" w:history="1">
+        <w:hyperlink r:id="rId28" w:history="1">
           <w:r>
             <w:rPr>
               <w:rStyle w:val="Hyperlink"/>
@@ -2163,7 +2538,7 @@
           <w:sz w:val="24"/>
           <w:u w:val="single"/>
         </w:rPr>
-        <w:hyperlink r:id="rId23" w:history="1">
+        <w:hyperlink r:id="rId28" w:history="1">
           <w:r>
             <w:rPr>
               <w:rStyle w:val="Hyperlink"/>
@@ -2192,7 +2567,7 @@
           <w:sz w:val="24"/>
           <w:u w:val="single"/>
         </w:rPr>
-        <w:hyperlink r:id="rId23" w:history="1">
+        <w:hyperlink r:id="rId28" w:history="1">
           <w:r>
             <w:rPr>
               <w:rStyle w:val="Hyperlink"/>
@@ -2221,7 +2596,7 @@
           <w:sz w:val="24"/>
           <w:u w:val="single"/>
         </w:rPr>
-        <w:hyperlink r:id="rId23" w:history="1">
+        <w:hyperlink r:id="rId28" w:history="1">
           <w:r>
             <w:rPr>
               <w:rStyle w:val="Hyperlink"/>
@@ -2246,7 +2621,7 @@
         <w:autoSpaceDN w:val="0"/>
         <w:autoSpaceDE w:val="0"/>
         <w:widowControl/>
-        <w:spacing w:line="288" w:lineRule="exact" w:before="64" w:after="0"/>
+        <w:spacing w:line="288" w:lineRule="exact" w:before="66" w:after="0"/>
         <w:ind w:left="610" w:right="0" w:firstLine="0"/>
         <w:jc w:val="left"/>
       </w:pPr>
@@ -2268,7 +2643,7 @@
           <w:color w:val="000000"/>
           <w:sz w:val="24"/>
         </w:rPr>
-        <w:hyperlink r:id="rId23" w:history="1">
+        <w:hyperlink r:id="rId28" w:history="1">
           <w:r>
             <w:rPr>
               <w:rStyle w:val="Hyperlink"/>
@@ -2285,7 +2660,7 @@
           <w:color w:val="000000"/>
           <w:sz w:val="24"/>
         </w:rPr>
-        <w:hyperlink r:id="rId23" w:history="1">
+        <w:hyperlink r:id="rId28" w:history="1">
           <w:r>
             <w:rPr>
               <w:rStyle w:val="Hyperlink"/>
@@ -2302,7 +2677,7 @@
           <w:color w:val="000000"/>
           <w:sz w:val="24"/>
         </w:rPr>
-        <w:hyperlink r:id="rId23" w:history="1">
+        <w:hyperlink r:id="rId28" w:history="1">
           <w:r>
             <w:rPr>
               <w:rStyle w:val="Hyperlink"/>
@@ -2319,7 +2694,7 @@
           <w:color w:val="000000"/>
           <w:sz w:val="24"/>
         </w:rPr>
-        <w:hyperlink r:id="rId23" w:history="1">
+        <w:hyperlink r:id="rId28" w:history="1">
           <w:r>
             <w:rPr>
               <w:rStyle w:val="Hyperlink"/>
@@ -2336,7 +2711,7 @@
           <w:color w:val="000000"/>
           <w:sz w:val="24"/>
         </w:rPr>
-        <w:hyperlink r:id="rId23" w:history="1">
+        <w:hyperlink r:id="rId28" w:history="1">
           <w:r>
             <w:rPr>
               <w:rStyle w:val="Hyperlink"/>
@@ -2353,7 +2728,7 @@
           <w:color w:val="000000"/>
           <w:sz w:val="24"/>
         </w:rPr>
-        <w:hyperlink r:id="rId23" w:history="1">
+        <w:hyperlink r:id="rId28" w:history="1">
           <w:r>
             <w:rPr>
               <w:rStyle w:val="Hyperlink"/>
@@ -2370,7 +2745,7 @@
           <w:color w:val="000000"/>
           <w:sz w:val="24"/>
         </w:rPr>
-        <w:hyperlink r:id="rId23" w:history="1">
+        <w:hyperlink r:id="rId28" w:history="1">
           <w:r>
             <w:rPr>
               <w:rStyle w:val="Hyperlink"/>
@@ -2412,42 +2787,9 @@
     </w:p>
     <w:p>
       <w:pPr>
-        <w:autoSpaceDN w:val="0"/>
-        <w:tabs>
-          <w:tab w:pos="610" w:val="left"/>
-        </w:tabs>
-        <w:autoSpaceDE w:val="0"/>
-        <w:widowControl/>
-        <w:spacing w:line="288" w:lineRule="exact" w:before="240" w:after="0"/>
-        <w:ind w:left="398" w:right="720" w:firstLine="0"/>
-        <w:jc w:val="left"/>
-      </w:pPr>
-      <w:r>
-        <w:rPr>
-          <w:rFonts w:ascii="Charis SIL Italic" w:hAnsi="Charis SIL Italic" w:eastAsia="Charis SIL Italic"/>
-          <w:b w:val="0"/>
-          <w:i w:val="0"/>
-          <w:color w:val="000000"/>
-          <w:sz w:val="24"/>
-        </w:rPr>
-        <w:t xml:space="preserve">•  1968-1969: Claude Bernardin [verzameling](https://collections.quaibranly.fr/? </w:t>
-      </w:r>
-      <w:r>
-        <w:rPr>
-          <w:rFonts w:ascii="Charis SIL Italic" w:hAnsi="Charis SIL Italic" w:eastAsia="Charis SIL Italic"/>
-          <w:b w:val="0"/>
-          <w:i w:val="0"/>
-          <w:color w:val="000000"/>
-          <w:sz w:val="24"/>
-        </w:rPr>
-        <w:t>state={"matchAllCriteria":true,"customSearchCriteria":[{"field":"/Record/ConX/</w:t>
-      </w:r>
-    </w:p>
-    <w:p>
-      <w:pPr>
         <w:sectPr>
           <w:pgSz w:w="11900" w:h="16840"/>
-          <w:pgMar w:top="324" w:right="978" w:bottom="438" w:left="950" w:header="720" w:footer="720" w:gutter="0"/>
+          <w:pgMar w:top="324" w:right="978" w:bottom="542" w:left="950" w:header="720" w:footer="720" w:gutter="0"/>
           <w:cols/>
           <w:docGrid w:linePitch="360"/>
         </w:sectPr>
@@ -2468,9 +2810,29 @@
         <w:autoSpaceDE w:val="0"/>
         <w:widowControl/>
         <w:spacing w:line="288" w:lineRule="exact" w:before="64" w:after="0"/>
-        <w:ind w:left="610" w:right="1008" w:firstLine="0"/>
+        <w:ind w:left="610" w:right="720" w:hanging="212"/>
         <w:jc w:val="left"/>
       </w:pPr>
+      <w:r>
+        <w:rPr>
+          <w:rFonts w:ascii="Charis SIL Italic" w:hAnsi="Charis SIL Italic" w:eastAsia="Charis SIL Italic"/>
+          <w:b w:val="0"/>
+          <w:i w:val="0"/>
+          <w:color w:val="000000"/>
+          <w:sz w:val="24"/>
+        </w:rPr>
+        <w:t xml:space="preserve">•  1968-1969: Claude Bernardin [verzameling](https://collections.quaibranly.fr/? </w:t>
+      </w:r>
+      <w:r>
+        <w:rPr>
+          <w:rFonts w:ascii="Charis SIL Italic" w:hAnsi="Charis SIL Italic" w:eastAsia="Charis SIL Italic"/>
+          <w:b w:val="0"/>
+          <w:i w:val="0"/>
+          <w:color w:val="000000"/>
+          <w:sz w:val="24"/>
+        </w:rPr>
+        <w:t xml:space="preserve">state={"matchAllCriteria":true,"customSearchCriteria":[{"field":"/Record/ConX/ </w:t>
+      </w:r>
       <w:r>
         <w:rPr>
           <w:rFonts w:ascii="Charis SIL Italic" w:hAnsi="Charis SIL Italic" w:eastAsia="Charis SIL Italic"/>
@@ -2630,7 +2992,7 @@
           <w:sz w:val="24"/>
           <w:u w:val="single"/>
         </w:rPr>
-        <w:hyperlink r:id="rId24" w:history="1">
+        <w:hyperlink r:id="rId29" w:history="1">
           <w:r>
             <w:rPr>
               <w:rStyle w:val="Hyperlink"/>
@@ -2659,7 +3021,7 @@
           <w:sz w:val="24"/>
           <w:u w:val="single"/>
         </w:rPr>
-        <w:hyperlink r:id="rId24" w:history="1">
+        <w:hyperlink r:id="rId29" w:history="1">
           <w:r>
             <w:rPr>
               <w:rStyle w:val="Hyperlink"/>
@@ -2688,7 +3050,7 @@
           <w:sz w:val="24"/>
           <w:u w:val="single"/>
         </w:rPr>
-        <w:hyperlink r:id="rId24" w:history="1">
+        <w:hyperlink r:id="rId29" w:history="1">
           <w:r>
             <w:rPr>
               <w:rStyle w:val="Hyperlink"/>
@@ -2717,7 +3079,7 @@
           <w:sz w:val="24"/>
           <w:u w:val="single"/>
         </w:rPr>
-        <w:hyperlink r:id="rId24" w:history="1">
+        <w:hyperlink r:id="rId29" w:history="1">
           <w:r>
             <w:rPr>
               <w:rStyle w:val="Hyperlink"/>
@@ -2746,7 +3108,7 @@
           <w:sz w:val="24"/>
           <w:u w:val="single"/>
         </w:rPr>
-        <w:hyperlink r:id="rId24" w:history="1">
+        <w:hyperlink r:id="rId29" w:history="1">
           <w:r>
             <w:rPr>
               <w:rStyle w:val="Hyperlink"/>
@@ -2775,7 +3137,7 @@
           <w:sz w:val="24"/>
           <w:u w:val="single"/>
         </w:rPr>
-        <w:hyperlink r:id="rId24" w:history="1">
+        <w:hyperlink r:id="rId29" w:history="1">
           <w:r>
             <w:rPr>
               <w:rStyle w:val="Hyperlink"/>
@@ -2804,7 +3166,7 @@
           <w:sz w:val="24"/>
           <w:u w:val="single"/>
         </w:rPr>
-        <w:hyperlink r:id="rId24" w:history="1">
+        <w:hyperlink r:id="rId29" w:history="1">
           <w:r>
             <w:rPr>
               <w:rStyle w:val="Hyperlink"/>
@@ -2882,7 +3244,7 @@
           <w:sz w:val="24"/>
           <w:u w:val="single"/>
         </w:rPr>
-        <w:hyperlink r:id="rId25" w:history="1">
+        <w:hyperlink r:id="rId30" w:history="1">
           <w:r>
             <w:rPr>
               <w:rStyle w:val="Hyperlink"/>
@@ -2960,7 +3322,7 @@
           <w:sz w:val="24"/>
           <w:u w:val="single"/>
         </w:rPr>
-        <w:hyperlink r:id="rId26" w:history="1">
+        <w:hyperlink r:id="rId31" w:history="1">
           <w:r>
             <w:rPr>
               <w:rStyle w:val="Hyperlink"/>
@@ -2989,7 +3351,7 @@
           <w:sz w:val="24"/>
           <w:u w:val="single"/>
         </w:rPr>
-        <w:hyperlink r:id="rId26" w:history="1">
+        <w:hyperlink r:id="rId31" w:history="1">
           <w:r>
             <w:rPr>
               <w:rStyle w:val="Hyperlink"/>
@@ -3018,7 +3380,7 @@
           <w:sz w:val="24"/>
           <w:u w:val="single"/>
         </w:rPr>
-        <w:hyperlink r:id="rId26" w:history="1">
+        <w:hyperlink r:id="rId31" w:history="1">
           <w:r>
             <w:rPr>
               <w:rStyle w:val="Hyperlink"/>
@@ -3047,7 +3409,7 @@
           <w:sz w:val="24"/>
           <w:u w:val="single"/>
         </w:rPr>
-        <w:hyperlink r:id="rId26" w:history="1">
+        <w:hyperlink r:id="rId31" w:history="1">
           <w:r>
             <w:rPr>
               <w:rStyle w:val="Hyperlink"/>
@@ -3076,7 +3438,7 @@
           <w:sz w:val="24"/>
           <w:u w:val="single"/>
         </w:rPr>
-        <w:hyperlink r:id="rId26" w:history="1">
+        <w:hyperlink r:id="rId31" w:history="1">
           <w:r>
             <w:rPr>
               <w:rStyle w:val="Hyperlink"/>
@@ -3105,7 +3467,7 @@
           <w:sz w:val="24"/>
           <w:u w:val="single"/>
         </w:rPr>
-        <w:hyperlink r:id="rId26" w:history="1">
+        <w:hyperlink r:id="rId31" w:history="1">
           <w:r>
             <w:rPr>
               <w:rStyle w:val="Hyperlink"/>
@@ -3135,7 +3497,7 @@
           <w:color w:val="0000FF"/>
           <w:sz w:val="24"/>
         </w:rPr>
-        <w:t>Gift o</w:t>
+        <w:t>G</w:t>
       </w:r>
       <w:r>
         <w:rPr>
@@ -3146,7 +3508,54 @@
           <w:sz w:val="24"/>
           <w:u w:val="single"/>
         </w:rPr>
-        <w:hyperlink r:id="rId26" w:history="1">
+        <w:hyperlink r:id="rId31" w:history="1">
+          <w:r>
+            <w:rPr>
+              <w:rStyle w:val="Hyperlink"/>
+            </w:rPr>
+            <w:t>ift</w:t>
+          </w:r>
+        </w:hyperlink>
+      </w:r>
+      <w:r>
+        <w:rPr>
+          <w:rFonts w:ascii="Charis SIL Italic" w:hAnsi="Charis SIL Italic" w:eastAsia="Charis SIL Italic"/>
+          <w:b w:val="0"/>
+          <w:i w:val="0"/>
+          <w:color w:val="0000FF"/>
+          <w:sz w:val="24"/>
+          <w:u w:val="single"/>
+        </w:rPr>
+        <w:t xml:space="preserve"> </w:t>
+      </w:r>
+      <w:r>
+        <w:rPr>
+          <w:rFonts w:ascii="Charis SIL Italic" w:hAnsi="Charis SIL Italic" w:eastAsia="Charis SIL Italic"/>
+          <w:b w:val="0"/>
+          <w:i w:val="0"/>
+          <w:color w:val="0000FF"/>
+          <w:sz w:val="24"/>
+          <w:u w:val="single"/>
+        </w:rPr>
+        <w:hyperlink r:id="rId32" w:history="1">
+          <w:r>
+            <w:rPr>
+              <w:rStyle w:val="Hyperlink"/>
+            </w:rPr>
+            <w:t>o</w:t>
+          </w:r>
+        </w:hyperlink>
+      </w:r>
+      <w:r>
+        <w:rPr>
+          <w:rFonts w:ascii="Charis SIL Italic" w:hAnsi="Charis SIL Italic" w:eastAsia="Charis SIL Italic"/>
+          <w:b w:val="0"/>
+          <w:i w:val="0"/>
+          <w:color w:val="0000FF"/>
+          <w:sz w:val="24"/>
+          <w:u w:val="single"/>
+        </w:rPr>
+        <w:hyperlink r:id="rId32" w:history="1">
           <w:r>
             <w:rPr>
               <w:rStyle w:val="Hyperlink"/>
@@ -3174,7 +3583,14 @@
           <w:color w:val="0000FF"/>
           <w:sz w:val="24"/>
         </w:rPr>
-        <w:t>M</w:t>
+        <w:hyperlink r:id="rId32" w:history="1">
+          <w:r>
+            <w:rPr>
+              <w:rStyle w:val="Hyperlink"/>
+            </w:rPr>
+            <w:t>M</w:t>
+          </w:r>
+        </w:hyperlink>
       </w:r>
       <w:r>
         <w:rPr>
@@ -3185,7 +3601,7 @@
           <w:sz w:val="24"/>
           <w:u w:val="single"/>
         </w:rPr>
-        <w:hyperlink r:id="rId26" w:history="1">
+        <w:hyperlink r:id="rId32" w:history="1">
           <w:r>
             <w:rPr>
               <w:rStyle w:val="Hyperlink"/>
@@ -3203,7 +3619,7 @@
           <w:sz w:val="24"/>
           <w:u w:val="single"/>
         </w:rPr>
-        <w:hyperlink r:id="rId26" w:history="1">
+        <w:hyperlink r:id="rId32" w:history="1">
           <w:r>
             <w:rPr>
               <w:rStyle w:val="Hyperlink"/>
@@ -3230,9 +3646,8 @@
           <w:i w:val="0"/>
           <w:color w:val="0000FF"/>
           <w:sz w:val="24"/>
-          <w:u w:val="single"/>
-        </w:rPr>
-        <w:hyperlink r:id="rId27" w:history="1">
+        </w:rPr>
+        <w:hyperlink r:id="rId32" w:history="1">
           <w:r>
             <w:rPr>
               <w:rStyle w:val="Hyperlink"/>
@@ -3250,7 +3665,7 @@
           <w:sz w:val="24"/>
           <w:u w:val="single"/>
         </w:rPr>
-        <w:hyperlink r:id="rId27" w:history="1">
+        <w:hyperlink r:id="rId32" w:history="1">
           <w:r>
             <w:rPr>
               <w:rStyle w:val="Hyperlink"/>
@@ -3279,7 +3694,7 @@
           <w:sz w:val="24"/>
           <w:u w:val="single"/>
         </w:rPr>
-        <w:hyperlink r:id="rId27" w:history="1">
+        <w:hyperlink r:id="rId32" w:history="1">
           <w:r>
             <w:rPr>
               <w:rStyle w:val="Hyperlink"/>
@@ -3297,7 +3712,7 @@
           <w:sz w:val="24"/>
           <w:u w:val="single"/>
         </w:rPr>
-        <w:hyperlink r:id="rId27" w:history="1">
+        <w:hyperlink r:id="rId32" w:history="1">
           <w:r>
             <w:rPr>
               <w:rStyle w:val="Hyperlink"/>
@@ -3326,7 +3741,7 @@
           <w:sz w:val="24"/>
           <w:u w:val="single"/>
         </w:rPr>
-        <w:hyperlink r:id="rId27" w:history="1">
+        <w:hyperlink r:id="rId32" w:history="1">
           <w:r>
             <w:rPr>
               <w:rStyle w:val="Hyperlink"/>
@@ -3344,7 +3759,7 @@
           <w:sz w:val="24"/>
           <w:u w:val="single"/>
         </w:rPr>
-        <w:hyperlink r:id="rId27" w:history="1">
+        <w:hyperlink r:id="rId32" w:history="1">
           <w:r>
             <w:rPr>
               <w:rStyle w:val="Hyperlink"/>
@@ -3373,7 +3788,7 @@
           <w:sz w:val="24"/>
           <w:u w:val="single"/>
         </w:rPr>
-        <w:hyperlink r:id="rId27" w:history="1">
+        <w:hyperlink r:id="rId32" w:history="1">
           <w:r>
             <w:rPr>
               <w:rStyle w:val="Hyperlink"/>
@@ -3401,7 +3816,7 @@
           <w:color w:val="000000"/>
           <w:sz w:val="24"/>
         </w:rPr>
-        <w:hyperlink r:id="rId27" w:history="1">
+        <w:hyperlink r:id="rId32" w:history="1">
           <w:r>
             <w:rPr>
               <w:rStyle w:val="Hyperlink"/>
@@ -3430,7 +3845,7 @@
           <w:color w:val="000000"/>
           <w:sz w:val="24"/>
         </w:rPr>
-        <w:hyperlink r:id="rId27" w:history="1">
+        <w:hyperlink r:id="rId32" w:history="1">
           <w:r>
             <w:rPr>
               <w:rStyle w:val="Hyperlink"/>
@@ -3448,7 +3863,7 @@
           <w:color w:val="000000"/>
           <w:sz w:val="24"/>
         </w:rPr>
-        <w:hyperlink r:id="rId27" w:history="1">
+        <w:hyperlink r:id="rId32" w:history="1">
           <w:r>
             <w:rPr>
               <w:rStyle w:val="Hyperlink"/>
@@ -3466,7 +3881,7 @@
           <w:color w:val="000000"/>
           <w:sz w:val="24"/>
         </w:rPr>
-        <w:hyperlink r:id="rId27" w:history="1">
+        <w:hyperlink r:id="rId32" w:history="1">
           <w:r>
             <w:rPr>
               <w:rStyle w:val="Hyperlink"/>
@@ -3484,7 +3899,7 @@
           <w:color w:val="000000"/>
           <w:sz w:val="24"/>
         </w:rPr>
-        <w:hyperlink r:id="rId27" w:history="1">
+        <w:hyperlink r:id="rId32" w:history="1">
           <w:r>
             <w:rPr>
               <w:rStyle w:val="Hyperlink"/>
@@ -3502,7 +3917,7 @@
           <w:color w:val="000000"/>
           <w:sz w:val="24"/>
         </w:rPr>
-        <w:hyperlink r:id="rId27" w:history="1">
+        <w:hyperlink r:id="rId32" w:history="1">
           <w:r>
             <w:rPr>
               <w:rStyle w:val="Hyperlink"/>
@@ -3520,7 +3935,7 @@
           <w:color w:val="000000"/>
           <w:sz w:val="24"/>
         </w:rPr>
-        <w:hyperlink r:id="rId27" w:history="1">
+        <w:hyperlink r:id="rId32" w:history="1">
           <w:r>
             <w:rPr>
               <w:rStyle w:val="Hyperlink"/>
@@ -3538,7 +3953,7 @@
           <w:color w:val="000000"/>
           <w:sz w:val="24"/>
         </w:rPr>
-        <w:hyperlink r:id="rId27" w:history="1">
+        <w:hyperlink r:id="rId32" w:history="1">
           <w:r>
             <w:rPr>
               <w:rStyle w:val="Hyperlink"/>
@@ -3556,7 +3971,7 @@
           <w:color w:val="000000"/>
           <w:sz w:val="24"/>
         </w:rPr>
-        <w:hyperlink r:id="rId27" w:history="1">
+        <w:hyperlink r:id="rId32" w:history="1">
           <w:r>
             <w:rPr>
               <w:rStyle w:val="Hyperlink"/>
@@ -3610,7 +4025,7 @@
           <w:sz w:val="24"/>
           <w:u w:val="single"/>
         </w:rPr>
-        <w:hyperlink r:id="rId28" w:history="1">
+        <w:hyperlink r:id="rId33" w:history="1">
           <w:r>
             <w:rPr>
               <w:rStyle w:val="Hyperlink"/>
@@ -3648,7 +4063,7 @@
           <w:sz w:val="24"/>
           <w:u w:val="single"/>
         </w:rPr>
-        <w:hyperlink r:id="rId29" w:history="1">
+        <w:hyperlink r:id="rId34" w:history="1">
           <w:r>
             <w:rPr>
               <w:rStyle w:val="Hyperlink"/>
@@ -3677,7 +4092,7 @@
           <w:sz w:val="24"/>
           <w:u w:val="single"/>
         </w:rPr>
-        <w:hyperlink r:id="rId29" w:history="1">
+        <w:hyperlink r:id="rId34" w:history="1">
           <w:r>
             <w:rPr>
               <w:rStyle w:val="Hyperlink"/>
@@ -3706,7 +4121,7 @@
           <w:sz w:val="24"/>
           <w:u w:val="single"/>
         </w:rPr>
-        <w:hyperlink r:id="rId29" w:history="1">
+        <w:hyperlink r:id="rId34" w:history="1">
           <w:r>
             <w:rPr>
               <w:rStyle w:val="Hyperlink"/>
@@ -3774,7 +4189,7 @@
           <w:sz w:val="24"/>
           <w:u w:val="single"/>
         </w:rPr>
-        <w:hyperlink r:id="rId30" w:history="1">
+        <w:hyperlink r:id="rId35" w:history="1">
           <w:r>
             <w:rPr>
               <w:rStyle w:val="Hyperlink"/>
@@ -3803,12 +4218,12 @@
           <w:sz w:val="24"/>
           <w:u w:val="single"/>
         </w:rPr>
-        <w:hyperlink r:id="rId30" w:history="1">
+        <w:hyperlink r:id="rId35" w:history="1">
           <w:r>
             <w:rPr>
               <w:rStyle w:val="Hyperlink"/>
             </w:rPr>
-            <w:t>Jeffers</w:t>
+            <w:t>Jefferso</w:t>
           </w:r>
         </w:hyperlink>
       </w:r>
@@ -3819,13 +4234,36 @@
           <w:i w:val="0"/>
           <w:color w:val="0000FF"/>
           <w:sz w:val="24"/>
-        </w:rPr>
-        <w:hyperlink r:id="rId30" w:history="1">
+          <w:u w:val="single"/>
+        </w:rPr>
+        <w:t>n</w:t>
+      </w:r>
+      <w:r>
+        <w:rPr>
+          <w:rFonts w:ascii="Charis SIL Italic" w:hAnsi="Charis SIL Italic" w:eastAsia="Charis SIL Italic"/>
+          <w:b w:val="0"/>
+          <w:i w:val="0"/>
+          <w:color w:val="0000FF"/>
+          <w:sz w:val="24"/>
+          <w:u w:val="single"/>
+        </w:rPr>
+        <w:t xml:space="preserve"> </w:t>
+      </w:r>
+      <w:r>
+        <w:rPr>
+          <w:rFonts w:ascii="Charis SIL Italic" w:hAnsi="Charis SIL Italic" w:eastAsia="Charis SIL Italic"/>
+          <w:b w:val="0"/>
+          <w:i w:val="0"/>
+          <w:color w:val="0000FF"/>
+          <w:sz w:val="24"/>
+          <w:u w:val="single"/>
+        </w:rPr>
+        <w:hyperlink r:id="rId35" w:history="1">
           <w:r>
             <w:rPr>
               <w:rStyle w:val="Hyperlink"/>
             </w:rPr>
-            <w:t>o</w:t>
+            <w:t>Collin</w:t>
           </w:r>
         </w:hyperlink>
       </w:r>
@@ -3837,36 +4275,7 @@
           <w:color w:val="0000FF"/>
           <w:sz w:val="24"/>
         </w:rPr>
-        <w:t>n</w:t>
-      </w:r>
-      <w:r>
-        <w:rPr>
-          <w:rFonts w:ascii="Charis SIL Italic" w:hAnsi="Charis SIL Italic" w:eastAsia="Charis SIL Italic"/>
-          <w:b w:val="0"/>
-          <w:i w:val="0"/>
-          <w:color w:val="0000FF"/>
-          <w:sz w:val="24"/>
-          <w:u w:val="single"/>
-        </w:rPr>
-        <w:t xml:space="preserve"> </w:t>
-      </w:r>
-      <w:r>
-        <w:rPr>
-          <w:rFonts w:ascii="Charis SIL Italic" w:hAnsi="Charis SIL Italic" w:eastAsia="Charis SIL Italic"/>
-          <w:b w:val="0"/>
-          <w:i w:val="0"/>
-          <w:color w:val="0000FF"/>
-          <w:sz w:val="24"/>
-          <w:u w:val="single"/>
-        </w:rPr>
-        <w:hyperlink r:id="rId30" w:history="1">
-          <w:r>
-            <w:rPr>
-              <w:rStyle w:val="Hyperlink"/>
-            </w:rPr>
-            <w:t>Collins</w:t>
-          </w:r>
-        </w:hyperlink>
+        <w:t>s</w:t>
       </w:r>
     </w:p>
     <w:p>
@@ -3887,7 +4296,7 @@
           <w:sz w:val="24"/>
           <w:u w:val="single"/>
         </w:rPr>
-        <w:hyperlink r:id="rId31" w:history="1">
+        <w:hyperlink r:id="rId36" w:history="1">
           <w:r>
             <w:rPr>
               <w:rStyle w:val="Hyperlink"/>
@@ -3916,7 +4325,7 @@
           <w:sz w:val="24"/>
           <w:u w:val="single"/>
         </w:rPr>
-        <w:hyperlink r:id="rId31" w:history="1">
+        <w:hyperlink r:id="rId36" w:history="1">
           <w:r>
             <w:rPr>
               <w:rStyle w:val="Hyperlink"/>
@@ -3945,7 +4354,7 @@
           <w:sz w:val="24"/>
           <w:u w:val="single"/>
         </w:rPr>
-        <w:hyperlink r:id="rId31" w:history="1">
+        <w:hyperlink r:id="rId36" w:history="1">
           <w:r>
             <w:rPr>
               <w:rStyle w:val="Hyperlink"/>
@@ -3974,7 +4383,7 @@
           <w:sz w:val="24"/>
           <w:u w:val="single"/>
         </w:rPr>
-        <w:hyperlink r:id="rId31" w:history="1">
+        <w:hyperlink r:id="rId36" w:history="1">
           <w:r>
             <w:rPr>
               <w:rStyle w:val="Hyperlink"/>
@@ -4022,7 +4431,7 @@
           <w:sz w:val="24"/>
           <w:u w:val="single"/>
         </w:rPr>
-        <w:hyperlink r:id="rId32" w:history="1">
+        <w:hyperlink r:id="rId37" w:history="1">
           <w:r>
             <w:rPr>
               <w:rStyle w:val="Hyperlink"/>
@@ -4050,7 +4459,7 @@
           <w:sz w:val="24"/>
           <w:u w:val="single"/>
         </w:rPr>
-        <w:hyperlink r:id="rId33" w:history="1">
+        <w:hyperlink r:id="rId38" w:history="1">
           <w:r>
             <w:rPr>
               <w:rStyle w:val="Hyperlink"/>
@@ -4098,7 +4507,7 @@
           <w:sz w:val="24"/>
           <w:u w:val="single"/>
         </w:rPr>
-        <w:hyperlink r:id="rId34" w:history="1">
+        <w:hyperlink r:id="rId39" w:history="1">
           <w:r>
             <w:rPr>
               <w:rStyle w:val="Hyperlink"/>
@@ -4130,37 +4539,9 @@
     </w:p>
     <w:p>
       <w:pPr>
-        <w:autoSpaceDN w:val="0"/>
-        <w:autoSpaceDE w:val="0"/>
-        <w:widowControl/>
-        <w:spacing w:line="352" w:lineRule="exact" w:before="248" w:after="0"/>
-        <w:ind w:left="10" w:right="0" w:firstLine="0"/>
-        <w:jc w:val="left"/>
-      </w:pPr>
-      <w:r>
-        <w:rPr>
-          <w:rFonts w:ascii="Charis SIL Italic" w:hAnsi="Charis SIL Italic" w:eastAsia="Charis SIL Italic"/>
-          <w:b w:val="0"/>
-          <w:i w:val="0"/>
-          <w:color w:val="0000FF"/>
-          <w:sz w:val="24"/>
-          <w:u w:val="single"/>
-        </w:rPr>
-        <w:hyperlink r:id="rId35" w:history="1">
-          <w:r>
-            <w:rPr>
-              <w:rStyle w:val="Hyperlink"/>
-            </w:rPr>
-            <w:t>Website</w:t>
-          </w:r>
-        </w:hyperlink>
-      </w:r>
-    </w:p>
-    <w:p>
-      <w:pPr>
         <w:sectPr>
           <w:pgSz w:w="11900" w:h="16840"/>
-          <w:pgMar w:top="324" w:right="1040" w:bottom="372" w:left="950" w:header="720" w:footer="720" w:gutter="0"/>
+          <w:pgMar w:top="324" w:right="1040" w:bottom="384" w:left="950" w:header="720" w:footer="720" w:gutter="0"/>
           <w:cols/>
           <w:docGrid w:linePitch="360"/>
         </w:sectPr>
@@ -4180,32 +4561,12 @@
         <w:autoSpaceDN w:val="0"/>
         <w:autoSpaceDE w:val="0"/>
         <w:widowControl/>
-        <w:spacing w:line="358" w:lineRule="exact" w:before="0" w:after="0"/>
+        <w:spacing w:line="352" w:lineRule="exact" w:before="0" w:after="0"/>
         <w:ind w:left="10" w:right="0" w:firstLine="0"/>
         <w:jc w:val="left"/>
       </w:pPr>
       <w:r>
         <w:rPr>
-          <w:rFonts w:ascii="Charis SIL Bold" w:hAnsi="Charis SIL Bold" w:eastAsia="Charis SIL Bold"/>
-          <w:b/>
-          <w:i w:val="0"/>
-          <w:color w:val="000000"/>
-          <w:sz w:val="24"/>
-        </w:rPr>
-        <w:t>Museum of Archaeology and Anthropology, Cambridge</w:t>
-      </w:r>
-    </w:p>
-    <w:p>
-      <w:pPr>
-        <w:autoSpaceDN w:val="0"/>
-        <w:autoSpaceDE w:val="0"/>
-        <w:widowControl/>
-        <w:spacing w:line="288" w:lineRule="exact" w:before="314" w:after="0"/>
-        <w:ind w:left="10" w:right="864" w:firstLine="0"/>
-        <w:jc w:val="left"/>
-      </w:pPr>
-      <w:r>
-        <w:rPr>
           <w:rFonts w:ascii="Charis SIL Italic" w:hAnsi="Charis SIL Italic" w:eastAsia="Charis SIL Italic"/>
           <w:b w:val="0"/>
           <w:i w:val="0"/>
@@ -4213,52 +4574,14 @@
           <w:sz w:val="24"/>
           <w:u w:val="single"/>
         </w:rPr>
-        <w:hyperlink r:id="rId36" w:history="1">
+        <w:hyperlink r:id="rId40" w:history="1">
           <w:r>
             <w:rPr>
               <w:rStyle w:val="Hyperlink"/>
             </w:rPr>
-            <w:t>Collectiewebsite</w:t>
+            <w:t>Website</w:t>
           </w:r>
         </w:hyperlink>
-      </w:r>
-      <w:r>
-        <w:rPr>
-          <w:rFonts w:ascii="Charis SIL Italic" w:hAnsi="Charis SIL Italic" w:eastAsia="Charis SIL Italic"/>
-          <w:b w:val="0"/>
-          <w:i w:val="0"/>
-          <w:color w:val="000000"/>
-          <w:sz w:val="24"/>
-        </w:rPr>
-        <w:t xml:space="preserve"> Lijkt grotendeels afkomstig van een door Cambridge georganiseerde </w:t>
-      </w:r>
-      <w:r>
-        <w:rPr>
-          <w:u w:val="single" w:color="0000ff"/>
-          <w:rFonts w:ascii="Charis SIL Italic" w:hAnsi="Charis SIL Italic" w:eastAsia="Charis SIL Italic"/>
-          <w:b w:val="0"/>
-          <w:i w:val="0"/>
-          <w:color w:val="000000"/>
-          <w:sz w:val="24"/>
-        </w:rPr>
-        <w:hyperlink r:id="rId36" w:history="1">
-          <w:r>
-            <w:rPr>
-              <w:rStyle w:val="Hyperlink"/>
-            </w:rPr>
-            <w:t>expeditie naar L</w:t>
-          </w:r>
-        </w:hyperlink>
-      </w:r>
-      <w:r>
-        <w:rPr>
-          <w:rFonts w:ascii="Charis SIL Italic" w:hAnsi="Charis SIL Italic" w:eastAsia="Charis SIL Italic"/>
-          <w:b w:val="0"/>
-          <w:i w:val="0"/>
-          <w:color w:val="000000"/>
-          <w:sz w:val="24"/>
-        </w:rPr>
-        <w:t>angatabiki in 1966.</w:t>
       </w:r>
     </w:p>
     <w:p>
@@ -4278,7 +4601,7 @@
           <w:color w:val="000000"/>
           <w:sz w:val="24"/>
         </w:rPr>
-        <w:t>Pitt Rivers Museum, Oxford</w:t>
+        <w:t>Museum of Archaeology and Anthropology, Cambridge</w:t>
       </w:r>
     </w:p>
     <w:p>
@@ -4287,6 +4610,92 @@
         <w:autoSpaceDE w:val="0"/>
         <w:widowControl/>
         <w:spacing w:line="288" w:lineRule="exact" w:before="312" w:after="0"/>
+        <w:ind w:left="10" w:right="864" w:firstLine="0"/>
+        <w:jc w:val="left"/>
+      </w:pPr>
+      <w:r>
+        <w:rPr>
+          <w:rFonts w:ascii="Charis SIL Italic" w:hAnsi="Charis SIL Italic" w:eastAsia="Charis SIL Italic"/>
+          <w:b w:val="0"/>
+          <w:i w:val="0"/>
+          <w:color w:val="0000FF"/>
+          <w:sz w:val="24"/>
+          <w:u w:val="single"/>
+        </w:rPr>
+        <w:hyperlink r:id="rId41" w:history="1">
+          <w:r>
+            <w:rPr>
+              <w:rStyle w:val="Hyperlink"/>
+            </w:rPr>
+            <w:t>Collectiewebsite</w:t>
+          </w:r>
+        </w:hyperlink>
+      </w:r>
+      <w:r>
+        <w:rPr>
+          <w:rFonts w:ascii="Charis SIL Italic" w:hAnsi="Charis SIL Italic" w:eastAsia="Charis SIL Italic"/>
+          <w:b w:val="0"/>
+          <w:i w:val="0"/>
+          <w:color w:val="000000"/>
+          <w:sz w:val="24"/>
+        </w:rPr>
+        <w:t xml:space="preserve"> Lijkt grotendeels afkomstig van een door Cambridge georganiseerde </w:t>
+      </w:r>
+      <w:r>
+        <w:rPr>
+          <w:u w:val="single" w:color="0000ff"/>
+          <w:rFonts w:ascii="Charis SIL Italic" w:hAnsi="Charis SIL Italic" w:eastAsia="Charis SIL Italic"/>
+          <w:b w:val="0"/>
+          <w:i w:val="0"/>
+          <w:color w:val="000000"/>
+          <w:sz w:val="24"/>
+        </w:rPr>
+        <w:hyperlink r:id="rId41" w:history="1">
+          <w:r>
+            <w:rPr>
+              <w:rStyle w:val="Hyperlink"/>
+            </w:rPr>
+            <w:t>expeditie naar L</w:t>
+          </w:r>
+        </w:hyperlink>
+      </w:r>
+      <w:r>
+        <w:rPr>
+          <w:rFonts w:ascii="Charis SIL Italic" w:hAnsi="Charis SIL Italic" w:eastAsia="Charis SIL Italic"/>
+          <w:b w:val="0"/>
+          <w:i w:val="0"/>
+          <w:color w:val="000000"/>
+          <w:sz w:val="24"/>
+        </w:rPr>
+        <w:t>angatabiki in 1966.</w:t>
+      </w:r>
+    </w:p>
+    <w:p>
+      <w:pPr>
+        <w:autoSpaceDN w:val="0"/>
+        <w:autoSpaceDE w:val="0"/>
+        <w:widowControl/>
+        <w:spacing w:line="358" w:lineRule="exact" w:before="256" w:after="0"/>
+        <w:ind w:left="10" w:right="0" w:firstLine="0"/>
+        <w:jc w:val="left"/>
+      </w:pPr>
+      <w:r>
+        <w:rPr>
+          <w:rFonts w:ascii="Charis SIL Bold" w:hAnsi="Charis SIL Bold" w:eastAsia="Charis SIL Bold"/>
+          <w:b/>
+          <w:i w:val="0"/>
+          <w:color w:val="000000"/>
+          <w:sz w:val="24"/>
+        </w:rPr>
+        <w:t>Pitt Rivers Museum, Oxford</w:t>
+      </w:r>
+    </w:p>
+    <w:p>
+      <w:pPr>
+        <w:autoSpaceDN w:val="0"/>
+        <w:autoSpaceDE w:val="0"/>
+        <w:widowControl/>
+        <w:spacing w:line="288" w:lineRule="exact" w:before="314" w:after="0"/>
         <w:ind w:left="10" w:right="144" w:firstLine="0"/>
         <w:jc w:val="left"/>
       </w:pPr>
@@ -4419,7 +4828,7 @@
           <w:sz w:val="24"/>
           <w:u w:val="single"/>
         </w:rPr>
-        <w:hyperlink r:id="rId37" w:history="1">
+        <w:hyperlink r:id="rId42" w:history="1">
           <w:r>
             <w:rPr>
               <w:rStyle w:val="Hyperlink"/>
@@ -4434,7 +4843,7 @@
         <w:autoSpaceDN w:val="0"/>
         <w:autoSpaceDE w:val="0"/>
         <w:widowControl/>
-        <w:spacing w:line="352" w:lineRule="exact" w:before="176" w:after="0"/>
+        <w:spacing w:line="354" w:lineRule="exact" w:before="174" w:after="0"/>
         <w:ind w:left="10" w:right="0" w:firstLine="0"/>
         <w:jc w:val="left"/>
       </w:pPr>
@@ -4477,7 +4886,7 @@
           <w:sz w:val="24"/>
           <w:u w:val="single"/>
         </w:rPr>
-        <w:hyperlink r:id="rId38" w:history="1">
+        <w:hyperlink r:id="rId43" w:history="1">
           <w:r>
             <w:rPr>
               <w:rStyle w:val="Hyperlink"/>
@@ -4508,7 +4917,7 @@
           <w:sz w:val="24"/>
           <w:u w:val="single"/>
         </w:rPr>
-        <w:hyperlink r:id="rId39" w:history="1">
+        <w:hyperlink r:id="rId44" w:history="1">
           <w:r>
             <w:rPr>
               <w:rStyle w:val="Hyperlink"/>
@@ -4526,7 +4935,7 @@
           <w:sz w:val="24"/>
           <w:u w:val="single"/>
         </w:rPr>
-        <w:hyperlink r:id="rId39" w:history="1">
+        <w:hyperlink r:id="rId44" w:history="1">
           <w:r>
             <w:rPr>
               <w:rStyle w:val="Hyperlink"/>
@@ -4557,7 +4966,7 @@
           <w:sz w:val="24"/>
           <w:u w:val="single"/>
         </w:rPr>
-        <w:hyperlink r:id="rId39" w:history="1">
+        <w:hyperlink r:id="rId44" w:history="1">
           <w:r>
             <w:rPr>
               <w:rStyle w:val="Hyperlink"/>
@@ -4572,7 +4981,7 @@
         <w:autoSpaceDN w:val="0"/>
         <w:autoSpaceDE w:val="0"/>
         <w:widowControl/>
-        <w:spacing w:line="360" w:lineRule="exact" w:before="254" w:after="0"/>
+        <w:spacing w:line="358" w:lineRule="exact" w:before="254" w:after="0"/>
         <w:ind w:left="10" w:right="0" w:firstLine="0"/>
         <w:jc w:val="left"/>
       </w:pPr>
@@ -4592,7 +5001,7 @@
         <w:autoSpaceDN w:val="0"/>
         <w:autoSpaceDE w:val="0"/>
         <w:widowControl/>
-        <w:spacing w:line="288" w:lineRule="exact" w:before="312" w:after="0"/>
+        <w:spacing w:line="288" w:lineRule="exact" w:before="314" w:after="0"/>
         <w:ind w:left="10" w:right="0" w:firstLine="0"/>
         <w:jc w:val="left"/>
       </w:pPr>
@@ -4625,7 +5034,7 @@
           <w:sz w:val="24"/>
           <w:u w:val="single"/>
         </w:rPr>
-        <w:hyperlink r:id="rId40" w:history="1">
+        <w:hyperlink r:id="rId45" w:history="1">
           <w:r>
             <w:rPr>
               <w:rStyle w:val="Hyperlink"/>
@@ -4654,7 +5063,7 @@
           <w:sz w:val="24"/>
           <w:u w:val="single"/>
         </w:rPr>
-        <w:hyperlink r:id="rId40" w:history="1">
+        <w:hyperlink r:id="rId45" w:history="1">
           <w:r>
             <w:rPr>
               <w:rStyle w:val="Hyperlink"/>
@@ -4683,7 +5092,7 @@
           <w:sz w:val="24"/>
           <w:u w:val="single"/>
         </w:rPr>
-        <w:hyperlink r:id="rId40" w:history="1">
+        <w:hyperlink r:id="rId45" w:history="1">
           <w:r>
             <w:rPr>
               <w:rStyle w:val="Hyperlink"/>
@@ -4698,7 +5107,7 @@
         <w:autoSpaceDN w:val="0"/>
         <w:autoSpaceDE w:val="0"/>
         <w:widowControl/>
-        <w:spacing w:line="352" w:lineRule="exact" w:before="176" w:after="0"/>
+        <w:spacing w:line="354" w:lineRule="exact" w:before="174" w:after="0"/>
         <w:ind w:left="10" w:right="0" w:firstLine="0"/>
         <w:jc w:val="left"/>
       </w:pPr>
@@ -4718,7 +5127,7 @@
         <w:autoSpaceDN w:val="0"/>
         <w:autoSpaceDE w:val="0"/>
         <w:widowControl/>
-        <w:spacing w:line="352" w:lineRule="exact" w:before="176" w:after="0"/>
+        <w:spacing w:line="354" w:lineRule="exact" w:before="174" w:after="0"/>
         <w:ind w:left="10" w:right="0" w:firstLine="0"/>
         <w:jc w:val="left"/>
       </w:pPr>
@@ -4738,7 +5147,7 @@
         <w:autoSpaceDN w:val="0"/>
         <w:autoSpaceDE w:val="0"/>
         <w:widowControl/>
-        <w:spacing w:line="352" w:lineRule="exact" w:before="176" w:after="0"/>
+        <w:spacing w:line="354" w:lineRule="exact" w:before="174" w:after="0"/>
         <w:ind w:left="10" w:right="0" w:firstLine="0"/>
         <w:jc w:val="left"/>
       </w:pPr>
@@ -4758,7 +5167,7 @@
         <w:autoSpaceDN w:val="0"/>
         <w:autoSpaceDE w:val="0"/>
         <w:widowControl/>
-        <w:spacing w:line="352" w:lineRule="exact" w:before="176" w:after="0"/>
+        <w:spacing w:line="354" w:lineRule="exact" w:before="174" w:after="0"/>
         <w:ind w:left="10" w:right="0" w:firstLine="0"/>
         <w:jc w:val="left"/>
       </w:pPr>
@@ -4778,7 +5187,7 @@
         <w:autoSpaceDN w:val="0"/>
         <w:autoSpaceDE w:val="0"/>
         <w:widowControl/>
-        <w:spacing w:line="352" w:lineRule="exact" w:before="176" w:after="0"/>
+        <w:spacing w:line="354" w:lineRule="exact" w:before="174" w:after="0"/>
         <w:ind w:left="10" w:right="0" w:firstLine="0"/>
         <w:jc w:val="left"/>
       </w:pPr>
@@ -4798,7 +5207,7 @@
         <w:autoSpaceDN w:val="0"/>
         <w:autoSpaceDE w:val="0"/>
         <w:widowControl/>
-        <w:spacing w:line="352" w:lineRule="exact" w:before="176" w:after="0"/>
+        <w:spacing w:line="354" w:lineRule="exact" w:before="174" w:after="0"/>
         <w:ind w:left="10" w:right="0" w:firstLine="0"/>
         <w:jc w:val="left"/>
       </w:pPr>
@@ -4818,7 +5227,7 @@
         <w:autoSpaceDN w:val="0"/>
         <w:autoSpaceDE w:val="0"/>
         <w:widowControl/>
-        <w:spacing w:line="352" w:lineRule="exact" w:before="176" w:after="0"/>
+        <w:spacing w:line="354" w:lineRule="exact" w:before="174" w:after="0"/>
         <w:ind w:left="10" w:right="0" w:firstLine="0"/>
         <w:jc w:val="left"/>
       </w:pPr>
@@ -4868,7 +5277,7 @@
         <w:autoSpaceDN w:val="0"/>
         <w:autoSpaceDE w:val="0"/>
         <w:widowControl/>
-        <w:spacing w:line="352" w:lineRule="exact" w:before="176" w:after="0"/>
+        <w:spacing w:line="354" w:lineRule="exact" w:before="174" w:after="0"/>
         <w:ind w:left="10" w:right="0" w:firstLine="0"/>
         <w:jc w:val="left"/>
       </w:pPr>
@@ -4888,8 +5297,8 @@
         <w:autoSpaceDN w:val="0"/>
         <w:autoSpaceDE w:val="0"/>
         <w:widowControl/>
-        <w:spacing w:line="352" w:lineRule="exact" w:before="176" w:after="0"/>
-        <w:ind w:left="10" w:right="0" w:firstLine="0"/>
+        <w:spacing w:line="288" w:lineRule="exact" w:before="240" w:after="0"/>
+        <w:ind w:left="10" w:right="432" w:firstLine="0"/>
         <w:jc w:val="left"/>
       </w:pPr>
       <w:r>
@@ -4900,18 +5309,8 @@
           <w:color w:val="000000"/>
           <w:sz w:val="24"/>
         </w:rPr>
-        <w:t>1824: schenking Kühn RV-360-1563 tot en met RV-360-1608 kalebasratel RV-360-1602?</w:t>
-      </w:r>
-    </w:p>
-    <w:p>
-      <w:pPr>
-        <w:autoSpaceDN w:val="0"/>
-        <w:autoSpaceDE w:val="0"/>
-        <w:widowControl/>
-        <w:spacing w:line="288" w:lineRule="exact" w:before="64" w:after="0"/>
-        <w:ind w:left="10" w:right="0" w:firstLine="0"/>
-        <w:jc w:val="left"/>
-      </w:pPr>
+        <w:t xml:space="preserve">1824: schenking Kühn RV-360-1563 tot en met RV-360-1608 kalebasratel RV-360-1602? </w:t>
+      </w:r>
       <w:r>
         <w:rPr>
           <w:rFonts w:ascii="Charis SIL Italic" w:hAnsi="Charis SIL Italic" w:eastAsia="Charis SIL Italic"/>
@@ -4920,37 +5319,14 @@
           <w:color w:val="000000"/>
           <w:sz w:val="24"/>
         </w:rPr>
-        <w:t xml:space="preserve">Begeleidende brief: https:// </w:t>
-      </w:r>
-      <w:r>
-        <w:br/>
-      </w:r>
-      <w:r>
-        <w:rPr>
-          <w:rFonts w:ascii="Charis SIL Italic" w:hAnsi="Charis SIL Italic" w:eastAsia="Charis SIL Italic"/>
-          <w:b w:val="0"/>
-          <w:i w:val="0"/>
-          <w:color w:val="000000"/>
-          <w:sz w:val="24"/>
-        </w:rPr>
-        <w:t xml:space="preserve">hdl.handle.net/21.12102/57550020067147408FED5EB20716EF27 1825 en 1826: schenking </w:t>
-      </w:r>
-      <w:r>
-        <w:rPr>
-          <w:rFonts w:ascii="Charis SIL Italic" w:hAnsi="Charis SIL Italic" w:eastAsia="Charis SIL Italic"/>
-          <w:b w:val="0"/>
-          <w:i w:val="0"/>
-          <w:color w:val="000000"/>
-          <w:sz w:val="24"/>
-        </w:rPr>
-        <w:t>Bromet, wellicht ook diorama's van Schouten? RV-360-1639 tot en met RV-360-1653 1826:</w:t>
+        <w:t>Begeleidende brief: https://</w:t>
       </w:r>
     </w:p>
     <w:p>
       <w:pPr>
         <w:sectPr>
           <w:pgSz w:w="11900" w:h="16840"/>
-          <w:pgMar w:top="324" w:right="1020" w:bottom="498" w:left="950" w:header="720" w:footer="720" w:gutter="0"/>
+          <w:pgMar w:top="324" w:right="1020" w:bottom="482" w:left="950" w:header="720" w:footer="720" w:gutter="0"/>
           <w:cols/>
           <w:docGrid w:linePitch="360"/>
         </w:sectPr>
@@ -4982,6 +5358,26 @@
           <w:color w:val="000000"/>
           <w:sz w:val="24"/>
         </w:rPr>
+        <w:t xml:space="preserve">hdl.handle.net/21.12102/57550020067147408FED5EB20716EF27 1825 en 1826: schenking </w:t>
+      </w:r>
+      <w:r>
+        <w:rPr>
+          <w:rFonts w:ascii="Charis SIL Italic" w:hAnsi="Charis SIL Italic" w:eastAsia="Charis SIL Italic"/>
+          <w:b w:val="0"/>
+          <w:i w:val="0"/>
+          <w:color w:val="000000"/>
+          <w:sz w:val="24"/>
+        </w:rPr>
+        <w:t xml:space="preserve">Bromet, wellicht ook diorama's van Schouten? RV-360-1639 tot en met RV-360-1653 1826: </w:t>
+      </w:r>
+      <w:r>
+        <w:rPr>
+          <w:rFonts w:ascii="Charis SIL Italic" w:hAnsi="Charis SIL Italic" w:eastAsia="Charis SIL Italic"/>
+          <w:b w:val="0"/>
+          <w:i w:val="0"/>
+          <w:color w:val="000000"/>
+          <w:sz w:val="24"/>
+        </w:rPr>
         <w:t xml:space="preserve">zending D. Kanngiesser 1827: mr. A.F. Lammens stuurt twee diorama's van Schouten </w:t>
       </w:r>
       <w:r>
@@ -5073,7 +5469,7 @@
           <w:sz w:val="24"/>
           <w:u w:val="single"/>
         </w:rPr>
-        <w:hyperlink r:id="rId41" w:history="1">
+        <w:hyperlink r:id="rId46" w:history="1">
           <w:r>
             <w:rPr>
               <w:rStyle w:val="Hyperlink"/>
@@ -5129,7 +5525,7 @@
         <w:autoSpaceDE w:val="0"/>
         <w:widowControl/>
         <w:spacing w:line="288" w:lineRule="exact" w:before="314" w:after="0"/>
-        <w:ind w:left="10" w:right="288" w:firstLine="0"/>
+        <w:ind w:left="10" w:right="432" w:firstLine="0"/>
         <w:jc w:val="left"/>
       </w:pPr>
       <w:r>
@@ -5141,7 +5537,7 @@
           <w:sz w:val="24"/>
           <w:u w:val="single"/>
         </w:rPr>
-        <w:hyperlink r:id="rId42" w:history="1">
+        <w:hyperlink r:id="rId47" w:history="1">
           <w:r>
             <w:rPr>
               <w:rStyle w:val="Hyperlink"/>
@@ -5169,7 +5565,7 @@
           <w:color w:val="000000"/>
           <w:sz w:val="24"/>
         </w:rPr>
-        <w:hyperlink r:id="rId42" w:history="1">
+        <w:hyperlink r:id="rId47" w:history="1">
           <w:r>
             <w:rPr>
               <w:rStyle w:val="Hyperlink"/>
@@ -5235,7 +5631,7 @@
         <w:autoSpaceDE w:val="0"/>
         <w:widowControl/>
         <w:spacing w:line="288" w:lineRule="exact" w:before="292" w:after="0"/>
-        <w:ind w:left="398" w:right="3456" w:firstLine="0"/>
+        <w:ind w:left="398" w:right="3600" w:firstLine="0"/>
         <w:jc w:val="left"/>
       </w:pPr>
       <w:r>
@@ -5550,7 +5946,7 @@
         <w:autoSpaceDE w:val="0"/>
         <w:widowControl/>
         <w:spacing w:line="288" w:lineRule="exact" w:before="240" w:after="0"/>
-        <w:ind w:left="810" w:right="576" w:firstLine="0"/>
+        <w:ind w:left="810" w:right="720" w:firstLine="0"/>
         <w:jc w:val="left"/>
       </w:pPr>
       <w:r>
@@ -5624,7 +6020,7 @@
           <w:color w:val="0000FF"/>
           <w:sz w:val="24"/>
         </w:rPr>
-        <w:hyperlink r:id="rId43" w:history="1">
+        <w:hyperlink r:id="rId48" w:history="1">
           <w:r>
             <w:rPr>
               <w:rStyle w:val="Hyperlink"/>
@@ -5641,7 +6037,7 @@
           <w:color w:val="0000FF"/>
           <w:sz w:val="24"/>
         </w:rPr>
-        <w:hyperlink r:id="rId43" w:history="1">
+        <w:hyperlink r:id="rId48" w:history="1">
           <w:r>
             <w:rPr>
               <w:rStyle w:val="Hyperlink"/>
@@ -5658,7 +6054,7 @@
           <w:color w:val="0000FF"/>
           <w:sz w:val="24"/>
         </w:rPr>
-        <w:hyperlink r:id="rId43" w:history="1">
+        <w:hyperlink r:id="rId48" w:history="1">
           <w:r>
             <w:rPr>
               <w:rStyle w:val="Hyperlink"/>
@@ -5694,7 +6090,7 @@
         <w:autoSpaceDE w:val="0"/>
         <w:widowControl/>
         <w:spacing w:line="288" w:lineRule="exact" w:before="240" w:after="0"/>
-        <w:ind w:left="810" w:right="576" w:firstLine="0"/>
+        <w:ind w:left="810" w:right="720" w:firstLine="0"/>
         <w:jc w:val="left"/>
       </w:pPr>
       <w:r>
@@ -5769,7 +6165,7 @@
           <w:sz w:val="24"/>
           <w:u w:val="single"/>
         </w:rPr>
-        <w:hyperlink r:id="rId44" w:history="1">
+        <w:hyperlink r:id="rId49" w:history="1">
           <w:r>
             <w:rPr>
               <w:rStyle w:val="Hyperlink"/>
@@ -5787,7 +6183,7 @@
           <w:sz w:val="24"/>
           <w:u w:val="single"/>
         </w:rPr>
-        <w:hyperlink r:id="rId44" w:history="1">
+        <w:hyperlink r:id="rId49" w:history="1">
           <w:r>
             <w:rPr>
               <w:rStyle w:val="Hyperlink"/>
@@ -5799,11 +6195,106 @@
     </w:p>
     <w:p>
       <w:pPr>
+        <w:sectPr>
+          <w:pgSz w:w="11900" w:h="16840"/>
+          <w:pgMar w:top="324" w:right="1038" w:bottom="372" w:left="950" w:header="720" w:footer="720" w:gutter="0"/>
+          <w:cols/>
+          <w:docGrid w:linePitch="360"/>
+        </w:sectPr>
+      </w:pPr>
+    </w:p>
+    <w:p>
+      <w:pPr>
+        <w:autoSpaceDN w:val="0"/>
+        <w:autoSpaceDE w:val="0"/>
+        <w:widowControl/>
+        <w:spacing w:line="220" w:lineRule="exact" w:before="0" w:after="104"/>
+        <w:ind w:left="0" w:right="0"/>
+      </w:pPr>
+    </w:p>
+    <w:p>
+      <w:pPr>
+        <w:autoSpaceDN w:val="0"/>
+        <w:autoSpaceDE w:val="0"/>
+        <w:widowControl/>
+        <w:spacing w:line="348" w:lineRule="exact" w:before="4" w:after="0"/>
+        <w:ind w:left="800" w:right="288" w:hanging="800"/>
+        <w:jc w:val="left"/>
+      </w:pPr>
+      <w:r>
+        <w:rPr>
+          <w:rFonts w:ascii="Charis SIL Italic" w:hAnsi="Charis SIL Italic" w:eastAsia="Charis SIL Italic"/>
+          <w:b w:val="0"/>
+          <w:i w:val="0"/>
+          <w:color w:val="000000"/>
+          <w:sz w:val="24"/>
+        </w:rPr>
+        <w:t xml:space="preserve">Archiefstukken: </w:t>
+      </w:r>
+      <w:r>
+        <w:br/>
+      </w:r>
+      <w:r>
+        <w:rPr>
+          <w:rFonts w:ascii="Charis SIL Italic" w:hAnsi="Charis SIL Italic" w:eastAsia="Charis SIL Italic"/>
+          <w:b w:val="0"/>
+          <w:i/>
+          <w:color w:val="000000"/>
+          <w:sz w:val="24"/>
+        </w:rPr>
+        <w:t xml:space="preserve">Noord-Hollands Archief 476 Rijksmuseum en rechtsvoorgangers - toegang 5 Archief </w:t>
+      </w:r>
+      <w:r>
+        <w:rPr>
+          <w:rFonts w:ascii="Charis SIL Italic" w:hAnsi="Charis SIL Italic" w:eastAsia="Charis SIL Italic"/>
+          <w:b w:val="0"/>
+          <w:i/>
+          <w:color w:val="000000"/>
+          <w:sz w:val="24"/>
+        </w:rPr>
+        <w:t xml:space="preserve">van het Koninklijk Kabinet van Zeldzaamheden, (17e eeuw) 1815-1883, </w:t>
+      </w:r>
+      <w:r>
+        <w:br/>
+      </w:r>
+      <w:r>
+        <w:rPr>
+          <w:rFonts w:ascii="Charis SIL Italic" w:hAnsi="Charis SIL Italic" w:eastAsia="Charis SIL Italic"/>
+          <w:b w:val="0"/>
+          <w:i/>
+          <w:color w:val="000000"/>
+          <w:sz w:val="24"/>
+        </w:rPr>
+        <w:t>inventarisnummer 855, 167</w:t>
+      </w:r>
+      <w:r>
+        <w:rPr>
+          <w:rFonts w:ascii="Charis SIL Italic" w:hAnsi="Charis SIL Italic" w:eastAsia="Charis SIL Italic"/>
+          <w:b w:val="0"/>
+          <w:i/>
+          <w:color w:val="000000"/>
+          <w:sz w:val="24"/>
+        </w:rPr>
+        <w:t xml:space="preserve">Stukken in het archief van het Koninklijk Kabinet van </w:t>
+      </w:r>
+      <w:r>
+        <w:rPr>
+          <w:rFonts w:ascii="Charis SIL Italic" w:hAnsi="Charis SIL Italic" w:eastAsia="Charis SIL Italic"/>
+          <w:b w:val="0"/>
+          <w:i/>
+          <w:color w:val="000000"/>
+          <w:sz w:val="24"/>
+        </w:rPr>
+        <w:t>Zeldzaamheden over de zending van Kanngiesser uit 1826.</w:t>
+      </w:r>
+    </w:p>
+    <w:p>
+      <w:pPr>
         <w:autoSpaceDN w:val="0"/>
         <w:autoSpaceDE w:val="0"/>
         <w:widowControl/>
         <w:spacing w:line="352" w:lineRule="exact" w:before="176" w:after="0"/>
-        <w:ind w:left="10" w:right="0" w:firstLine="0"/>
+        <w:ind w:left="800" w:right="0" w:firstLine="0"/>
         <w:jc w:val="left"/>
       </w:pPr>
       <w:r>
@@ -5811,17 +6302,977 @@
           <w:rFonts w:ascii="Charis SIL Italic" w:hAnsi="Charis SIL Italic" w:eastAsia="Charis SIL Italic"/>
           <w:b w:val="0"/>
           <w:i w:val="0"/>
+          <w:color w:val="0000FF"/>
+          <w:sz w:val="24"/>
+        </w:rPr>
+        <w:hyperlink r:id="rId50" w:history="1">
+          <w:r>
+            <w:rPr>
+              <w:rStyle w:val="Hyperlink"/>
+            </w:rPr>
+            <w:t>https://</w:t>
+          </w:r>
+        </w:hyperlink>
+      </w:r>
+      <w:r>
+        <w:rPr>
+          <w:rFonts w:ascii="Charis SIL Italic" w:hAnsi="Charis SIL Italic" w:eastAsia="Charis SIL Italic"/>
+          <w:b w:val="0"/>
+          <w:i w:val="0"/>
+          <w:color w:val="0000FF"/>
+          <w:sz w:val="24"/>
+        </w:rPr>
+        <w:hyperlink r:id="rId50" w:history="1">
+          <w:r>
+            <w:rPr>
+              <w:rStyle w:val="Hyperlink"/>
+            </w:rPr>
+            <w:t>hdl.handle.net/21.12102/95EAF0FABEF64A9784DC8800507BB344</w:t>
+          </w:r>
+        </w:hyperlink>
+      </w:r>
+    </w:p>
+    <w:p>
+      <w:pPr>
+        <w:autoSpaceDN w:val="0"/>
+        <w:autoSpaceDE w:val="0"/>
+        <w:widowControl/>
+        <w:spacing w:line="538" w:lineRule="exact" w:before="198" w:after="0"/>
+        <w:ind w:left="0" w:right="0" w:firstLine="0"/>
+        <w:jc w:val="left"/>
+      </w:pPr>
+      <w:r>
+        <w:rPr>
+          <w:rFonts w:ascii="Charis SIL Bold" w:hAnsi="Charis SIL Bold" w:eastAsia="Charis SIL Bold"/>
+          <w:b/>
+          <w:i w:val="0"/>
           <w:color w:val="000000"/>
-          <w:sz w:val="24"/>
-        </w:rPr>
-        <w:t>Archiefstukken:</w:t>
+          <w:sz w:val="36"/>
+        </w:rPr>
+        <w:t>Secondary sources</w:t>
+      </w:r>
+    </w:p>
+    <w:p>
+      <w:pPr>
+        <w:autoSpaceDN w:val="0"/>
+        <w:autoSpaceDE w:val="0"/>
+        <w:widowControl/>
+        <w:spacing w:line="408" w:lineRule="exact" w:before="174" w:after="0"/>
+        <w:ind w:left="800" w:right="288" w:hanging="800"/>
+        <w:jc w:val="left"/>
+      </w:pPr>
+      <w:r>
+        <w:rPr>
+          <w:rFonts w:ascii="Charis SIL Italic" w:hAnsi="Charis SIL Italic" w:eastAsia="Charis SIL Italic"/>
+          <w:b w:val="0"/>
+          <w:i w:val="0"/>
+          <w:color w:val="000000"/>
+          <w:sz w:val="24"/>
+        </w:rPr>
+        <w:t xml:space="preserve">Wetenschappelijk artikel: </w:t>
+      </w:r>
+      <w:r>
+        <w:br/>
+      </w:r>
+      <w:r>
+        <w:rPr>
+          <w:rFonts w:ascii="Charis SIL Italic" w:hAnsi="Charis SIL Italic" w:eastAsia="Charis SIL Italic"/>
+          <w:b w:val="0"/>
+          <w:i/>
+          <w:color w:val="000000"/>
+          <w:sz w:val="24"/>
+        </w:rPr>
+        <w:t xml:space="preserve">Coudreau, H. ‘Dix ans de Guyane (missions du ministère de l'instruction publique)’, </w:t>
+      </w:r>
+      <w:r>
+        <w:rPr>
+          <w:rFonts w:ascii="Charis SIL Italic" w:hAnsi="Charis SIL Italic" w:eastAsia="Charis SIL Italic"/>
+          <w:b w:val="0"/>
+          <w:i/>
+          <w:color w:val="000000"/>
+          <w:sz w:val="24"/>
+        </w:rPr>
+        <w:t>Bulletin de la Société de géographie, (1891), 447-480.</w:t>
+      </w:r>
+      <w:r>
+        <w:rPr>
+          <w:rFonts w:ascii="Charis SIL Italic" w:hAnsi="Charis SIL Italic" w:eastAsia="Charis SIL Italic"/>
+          <w:b w:val="0"/>
+          <w:i/>
+          <w:color w:val="000000"/>
+          <w:sz w:val="24"/>
+        </w:rPr>
+        <w:t>SCHRIJVEN!</w:t>
+      </w:r>
+    </w:p>
+    <w:p>
+      <w:pPr>
+        <w:autoSpaceDN w:val="0"/>
+        <w:tabs>
+          <w:tab w:pos="800" w:val="left"/>
+        </w:tabs>
+        <w:autoSpaceDE w:val="0"/>
+        <w:widowControl/>
+        <w:spacing w:line="448" w:lineRule="exact" w:before="80" w:after="0"/>
+        <w:ind w:left="0" w:right="720" w:firstLine="0"/>
+        <w:jc w:val="left"/>
+      </w:pPr>
+      <w:r>
+        <w:tab/>
+      </w:r>
+      <w:r>
+        <w:rPr>
+          <w:rFonts w:ascii="Charis SIL Italic" w:hAnsi="Charis SIL Italic" w:eastAsia="Charis SIL Italic"/>
+          <w:b w:val="0"/>
+          <w:i w:val="0"/>
+          <w:color w:val="0000FF"/>
+          <w:sz w:val="24"/>
+          <w:u w:val="single"/>
+        </w:rPr>
+        <w:hyperlink r:id="rId51" w:history="1">
+          <w:r>
+            <w:rPr>
+              <w:rStyle w:val="Hyperlink"/>
+            </w:rPr>
+            <w:t>https://</w:t>
+          </w:r>
+        </w:hyperlink>
+      </w:r>
+      <w:r>
+        <w:rPr>
+          <w:rFonts w:ascii="Charis SIL Italic" w:hAnsi="Charis SIL Italic" w:eastAsia="Charis SIL Italic"/>
+          <w:b w:val="0"/>
+          <w:i w:val="0"/>
+          <w:color w:val="0000FF"/>
+          <w:sz w:val="24"/>
+          <w:u w:val="single"/>
+        </w:rPr>
+        <w:hyperlink r:id="rId51" w:history="1">
+          <w:r>
+            <w:rPr>
+              <w:rStyle w:val="Hyperlink"/>
+            </w:rPr>
+            <w:t>books.google.nl/</w:t>
+          </w:r>
+        </w:hyperlink>
+      </w:r>
+      <w:r>
+        <w:rPr>
+          <w:rFonts w:ascii="Charis SIL Italic" w:hAnsi="Charis SIL Italic" w:eastAsia="Charis SIL Italic"/>
+          <w:b w:val="0"/>
+          <w:i w:val="0"/>
+          <w:color w:val="0000FF"/>
+          <w:sz w:val="24"/>
+          <w:u w:val="single"/>
+        </w:rPr>
+        <w:hyperlink r:id="rId51" w:history="1">
+          <w:r>
+            <w:rPr>
+              <w:rStyle w:val="Hyperlink"/>
+            </w:rPr>
+            <w:t>books?</w:t>
+          </w:r>
+        </w:hyperlink>
+      </w:r>
+      <w:r>
+        <w:rPr>
+          <w:rFonts w:ascii="Charis SIL Italic" w:hAnsi="Charis SIL Italic" w:eastAsia="Charis SIL Italic"/>
+          <w:b w:val="0"/>
+          <w:i w:val="0"/>
+          <w:color w:val="0000FF"/>
+          <w:sz w:val="24"/>
+          <w:u w:val="single"/>
+        </w:rPr>
+        <w:hyperlink r:id="rId51" w:history="1">
+          <w:r>
+            <w:rPr>
+              <w:rStyle w:val="Hyperlink"/>
+            </w:rPr>
+            <w:t xml:space="preserve">id=lfwtSWQzxzYC&amp;pg=PA447 </w:t>
+          </w:r>
+        </w:hyperlink>
+      </w:r>
+      <w:r>
+        <w:br/>
+      </w:r>
+      <w:r>
+        <w:rPr>
+          <w:rFonts w:ascii="Charis SIL Italic" w:hAnsi="Charis SIL Italic" w:eastAsia="Charis SIL Italic"/>
+          <w:b w:val="0"/>
+          <w:i w:val="0"/>
+          <w:color w:val="000000"/>
+          <w:sz w:val="24"/>
+        </w:rPr>
+        <w:t xml:space="preserve">Boek: </w:t>
+      </w:r>
+      <w:r>
+        <w:br/>
+      </w:r>
+      <w:r>
+        <w:tab/>
+      </w:r>
+      <w:r>
+        <w:rPr>
+          <w:rFonts w:ascii="Charis SIL Italic" w:hAnsi="Charis SIL Italic" w:eastAsia="Charis SIL Italic"/>
+          <w:b w:val="0"/>
+          <w:i/>
+          <w:color w:val="000000"/>
+          <w:sz w:val="24"/>
+        </w:rPr>
+        <w:t xml:space="preserve">Joest, W. Ethnographisches und Verwandtes aus Guayana. Leiden: Trap, 1893. </w:t>
+      </w:r>
+      <w:r>
+        <w:tab/>
+      </w:r>
+      <w:r>
+        <w:rPr>
+          <w:rFonts w:ascii="Charis SIL Italic" w:hAnsi="Charis SIL Italic" w:eastAsia="Charis SIL Italic"/>
+          <w:b w:val="0"/>
+          <w:i/>
+          <w:color w:val="000000"/>
+          <w:sz w:val="24"/>
+        </w:rPr>
+        <w:t>SCHRIJVEN!</w:t>
+      </w:r>
+    </w:p>
+    <w:p>
+      <w:pPr>
+        <w:autoSpaceDN w:val="0"/>
+        <w:tabs>
+          <w:tab w:pos="800" w:val="left"/>
+        </w:tabs>
+        <w:autoSpaceDE w:val="0"/>
+        <w:widowControl/>
+        <w:spacing w:line="448" w:lineRule="exact" w:before="80" w:after="0"/>
+        <w:ind w:left="0" w:right="1008" w:firstLine="0"/>
+        <w:jc w:val="left"/>
+      </w:pPr>
+      <w:r>
+        <w:tab/>
+      </w:r>
+      <w:r>
+        <w:rPr>
+          <w:rFonts w:ascii="Charis SIL Italic" w:hAnsi="Charis SIL Italic" w:eastAsia="Charis SIL Italic"/>
+          <w:b w:val="0"/>
+          <w:i w:val="0"/>
+          <w:color w:val="0000FF"/>
+          <w:sz w:val="24"/>
+          <w:u w:val="single"/>
+        </w:rPr>
+        <w:hyperlink r:id="rId52" w:history="1">
+          <w:r>
+            <w:rPr>
+              <w:rStyle w:val="Hyperlink"/>
+            </w:rPr>
+            <w:t>https://</w:t>
+          </w:r>
+        </w:hyperlink>
+      </w:r>
+      <w:r>
+        <w:rPr>
+          <w:rFonts w:ascii="Charis SIL Italic" w:hAnsi="Charis SIL Italic" w:eastAsia="Charis SIL Italic"/>
+          <w:b w:val="0"/>
+          <w:i w:val="0"/>
+          <w:color w:val="0000FF"/>
+          <w:sz w:val="24"/>
+          <w:u w:val="single"/>
+        </w:rPr>
+        <w:hyperlink r:id="rId52" w:history="1">
+          <w:r>
+            <w:rPr>
+              <w:rStyle w:val="Hyperlink"/>
+            </w:rPr>
+            <w:t>books.google.nl/</w:t>
+          </w:r>
+        </w:hyperlink>
+      </w:r>
+      <w:r>
+        <w:rPr>
+          <w:rFonts w:ascii="Charis SIL Italic" w:hAnsi="Charis SIL Italic" w:eastAsia="Charis SIL Italic"/>
+          <w:b w:val="0"/>
+          <w:i w:val="0"/>
+          <w:color w:val="0000FF"/>
+          <w:sz w:val="24"/>
+          <w:u w:val="single"/>
+        </w:rPr>
+        <w:hyperlink r:id="rId52" w:history="1">
+          <w:r>
+            <w:rPr>
+              <w:rStyle w:val="Hyperlink"/>
+            </w:rPr>
+            <w:t>books?</w:t>
+          </w:r>
+        </w:hyperlink>
+      </w:r>
+      <w:r>
+        <w:rPr>
+          <w:rFonts w:ascii="Charis SIL Italic" w:hAnsi="Charis SIL Italic" w:eastAsia="Charis SIL Italic"/>
+          <w:b w:val="0"/>
+          <w:i w:val="0"/>
+          <w:color w:val="0000FF"/>
+          <w:sz w:val="24"/>
+          <w:u w:val="single"/>
+        </w:rPr>
+        <w:hyperlink r:id="rId52" w:history="1">
+          <w:r>
+            <w:rPr>
+              <w:rStyle w:val="Hyperlink"/>
+            </w:rPr>
+            <w:t xml:space="preserve">id=PeZwo1K4g3YC </w:t>
+          </w:r>
+        </w:hyperlink>
+      </w:r>
+      <w:r>
+        <w:br/>
+      </w:r>
+      <w:r>
+        <w:rPr>
+          <w:rFonts w:ascii="Charis SIL Italic" w:hAnsi="Charis SIL Italic" w:eastAsia="Charis SIL Italic"/>
+          <w:b w:val="0"/>
+          <w:i w:val="0"/>
+          <w:color w:val="000000"/>
+          <w:sz w:val="24"/>
+        </w:rPr>
+        <w:t xml:space="preserve">Boek: </w:t>
+      </w:r>
+      <w:r>
+        <w:br/>
+      </w:r>
+      <w:r>
+        <w:tab/>
+      </w:r>
+      <w:r>
+        <w:rPr>
+          <w:rFonts w:ascii="Charis SIL Italic" w:hAnsi="Charis SIL Italic" w:eastAsia="Charis SIL Italic"/>
+          <w:b w:val="0"/>
+          <w:i/>
+          <w:color w:val="000000"/>
+          <w:sz w:val="24"/>
+        </w:rPr>
+        <w:t xml:space="preserve">Crevaux, J. Voyages dans l'Amerique du Sud. Parijs: Hachette et Cie, 1883. </w:t>
+      </w:r>
+      <w:r>
+        <w:tab/>
+      </w:r>
+      <w:r>
+        <w:rPr>
+          <w:rFonts w:ascii="Charis SIL Italic" w:hAnsi="Charis SIL Italic" w:eastAsia="Charis SIL Italic"/>
+          <w:b w:val="0"/>
+          <w:i/>
+          <w:color w:val="000000"/>
+          <w:sz w:val="24"/>
+        </w:rPr>
+        <w:t>SCHRIJVEN!</w:t>
+      </w:r>
+    </w:p>
+    <w:p>
+      <w:pPr>
+        <w:autoSpaceDN w:val="0"/>
+        <w:tabs>
+          <w:tab w:pos="800" w:val="left"/>
+        </w:tabs>
+        <w:autoSpaceDE w:val="0"/>
+        <w:widowControl/>
+        <w:spacing w:line="408" w:lineRule="exact" w:before="120" w:after="0"/>
+        <w:ind w:left="0" w:right="576" w:firstLine="0"/>
+        <w:jc w:val="left"/>
+      </w:pPr>
+      <w:r>
+        <w:tab/>
+      </w:r>
+      <w:r>
+        <w:rPr>
+          <w:rFonts w:ascii="Charis SIL Italic" w:hAnsi="Charis SIL Italic" w:eastAsia="Charis SIL Italic"/>
+          <w:b w:val="0"/>
+          <w:i w:val="0"/>
+          <w:color w:val="0000FF"/>
+          <w:sz w:val="24"/>
+          <w:u w:val="single"/>
+        </w:rPr>
+        <w:hyperlink r:id="rId53" w:history="1">
+          <w:r>
+            <w:rPr>
+              <w:rStyle w:val="Hyperlink"/>
+            </w:rPr>
+            <w:t>http://</w:t>
+          </w:r>
+        </w:hyperlink>
+      </w:r>
+      <w:r>
+        <w:rPr>
+          <w:rFonts w:ascii="Charis SIL Italic" w:hAnsi="Charis SIL Italic" w:eastAsia="Charis SIL Italic"/>
+          <w:b w:val="0"/>
+          <w:i w:val="0"/>
+          <w:color w:val="0000FF"/>
+          <w:sz w:val="24"/>
+          <w:u w:val="single"/>
+        </w:rPr>
+        <w:hyperlink r:id="rId53" w:history="1">
+          <w:r>
+            <w:rPr>
+              <w:rStyle w:val="Hyperlink"/>
+            </w:rPr>
+            <w:t>archive.org/</w:t>
+          </w:r>
+        </w:hyperlink>
+      </w:r>
+      <w:r>
+        <w:rPr>
+          <w:rFonts w:ascii="Charis SIL Italic" w:hAnsi="Charis SIL Italic" w:eastAsia="Charis SIL Italic"/>
+          <w:b w:val="0"/>
+          <w:i w:val="0"/>
+          <w:color w:val="0000FF"/>
+          <w:sz w:val="24"/>
+          <w:u w:val="single"/>
+        </w:rPr>
+        <w:hyperlink r:id="rId53" w:history="1">
+          <w:r>
+            <w:rPr>
+              <w:rStyle w:val="Hyperlink"/>
+            </w:rPr>
+            <w:t>details/</w:t>
+          </w:r>
+        </w:hyperlink>
+      </w:r>
+      <w:r>
+        <w:rPr>
+          <w:rFonts w:ascii="Charis SIL Italic" w:hAnsi="Charis SIL Italic" w:eastAsia="Charis SIL Italic"/>
+          <w:b w:val="0"/>
+          <w:i w:val="0"/>
+          <w:color w:val="0000FF"/>
+          <w:sz w:val="24"/>
+          <w:u w:val="single"/>
+        </w:rPr>
+        <w:hyperlink r:id="rId53" w:history="1">
+          <w:r>
+            <w:rPr>
+              <w:rStyle w:val="Hyperlink"/>
+            </w:rPr>
+            <w:t xml:space="preserve">voyagesdanslamer00crev </w:t>
+          </w:r>
+        </w:hyperlink>
+      </w:r>
+      <w:r>
+        <w:br/>
+      </w:r>
+      <w:r>
+        <w:rPr>
+          <w:rFonts w:ascii="Charis SIL Italic" w:hAnsi="Charis SIL Italic" w:eastAsia="Charis SIL Italic"/>
+          <w:b w:val="0"/>
+          <w:i w:val="0"/>
+          <w:color w:val="000000"/>
+          <w:sz w:val="24"/>
+        </w:rPr>
+        <w:t xml:space="preserve">Wetenschappelijk artikel: </w:t>
+      </w:r>
+      <w:r>
+        <w:br/>
+      </w:r>
+      <w:r>
+        <w:tab/>
+      </w:r>
+      <w:r>
+        <w:rPr>
+          <w:rFonts w:ascii="Charis SIL Italic" w:hAnsi="Charis SIL Italic" w:eastAsia="Charis SIL Italic"/>
+          <w:b w:val="0"/>
+          <w:i/>
+          <w:color w:val="000000"/>
+          <w:sz w:val="24"/>
+        </w:rPr>
+        <w:t xml:space="preserve">Kate, H. F. C. ten ‘Observations anthropologiques recueillies dans la Guyane et le </w:t>
+      </w:r>
+      <w:r>
+        <w:tab/>
+      </w:r>
+      <w:r>
+        <w:rPr>
+          <w:rFonts w:ascii="Charis SIL Italic" w:hAnsi="Charis SIL Italic" w:eastAsia="Charis SIL Italic"/>
+          <w:b w:val="0"/>
+          <w:i/>
+          <w:color w:val="000000"/>
+          <w:sz w:val="24"/>
+        </w:rPr>
+        <w:t>Venezuela’, Revue d'anthropologie, (2) (1887), 44-68.</w:t>
+      </w:r>
+      <w:r>
+        <w:rPr>
+          <w:rFonts w:ascii="Charis SIL Italic" w:hAnsi="Charis SIL Italic" w:eastAsia="Charis SIL Italic"/>
+          <w:b w:val="0"/>
+          <w:i/>
+          <w:color w:val="000000"/>
+          <w:sz w:val="24"/>
+        </w:rPr>
+        <w:t xml:space="preserve">SCHRIJVEN! Gaat dit </w:t>
+      </w:r>
+      <w:r>
+        <w:tab/>
+      </w:r>
+      <w:r>
+        <w:rPr>
+          <w:rFonts w:ascii="Charis SIL Italic" w:hAnsi="Charis SIL Italic" w:eastAsia="Charis SIL Italic"/>
+          <w:b w:val="0"/>
+          <w:i/>
+          <w:color w:val="000000"/>
+          <w:sz w:val="24"/>
+        </w:rPr>
+        <w:t>artikel over de verzamelde collectie?</w:t>
+      </w:r>
+    </w:p>
+    <w:p>
+      <w:pPr>
+        <w:autoSpaceDN w:val="0"/>
+        <w:tabs>
+          <w:tab w:pos="800" w:val="left"/>
+        </w:tabs>
+        <w:autoSpaceDE w:val="0"/>
+        <w:widowControl/>
+        <w:spacing w:line="448" w:lineRule="exact" w:before="80" w:after="0"/>
+        <w:ind w:left="0" w:right="864" w:firstLine="0"/>
+        <w:jc w:val="left"/>
+      </w:pPr>
+      <w:r>
+        <w:tab/>
+      </w:r>
+      <w:r>
+        <w:rPr>
+          <w:rFonts w:ascii="Charis SIL Italic" w:hAnsi="Charis SIL Italic" w:eastAsia="Charis SIL Italic"/>
+          <w:b w:val="0"/>
+          <w:i w:val="0"/>
+          <w:color w:val="0000FF"/>
+          <w:sz w:val="24"/>
+          <w:u w:val="single"/>
+        </w:rPr>
+        <w:hyperlink r:id="rId54" w:history="1">
+          <w:r>
+            <w:rPr>
+              <w:rStyle w:val="Hyperlink"/>
+            </w:rPr>
+            <w:t>https://</w:t>
+          </w:r>
+        </w:hyperlink>
+      </w:r>
+      <w:r>
+        <w:rPr>
+          <w:rFonts w:ascii="Charis SIL Italic" w:hAnsi="Charis SIL Italic" w:eastAsia="Charis SIL Italic"/>
+          <w:b w:val="0"/>
+          <w:i w:val="0"/>
+          <w:color w:val="0000FF"/>
+          <w:sz w:val="24"/>
+          <w:u w:val="single"/>
+        </w:rPr>
+        <w:hyperlink r:id="rId54" w:history="1">
+          <w:r>
+            <w:rPr>
+              <w:rStyle w:val="Hyperlink"/>
+            </w:rPr>
+            <w:t>gallica.bnf.fr/</w:t>
+          </w:r>
+        </w:hyperlink>
+      </w:r>
+      <w:r>
+        <w:rPr>
+          <w:rFonts w:ascii="Charis SIL Italic" w:hAnsi="Charis SIL Italic" w:eastAsia="Charis SIL Italic"/>
+          <w:b w:val="0"/>
+          <w:i w:val="0"/>
+          <w:color w:val="0000FF"/>
+          <w:sz w:val="24"/>
+          <w:u w:val="single"/>
+        </w:rPr>
+        <w:hyperlink r:id="rId54" w:history="1">
+          <w:r>
+            <w:rPr>
+              <w:rStyle w:val="Hyperlink"/>
+            </w:rPr>
+            <w:t>ark:/12148/</w:t>
+          </w:r>
+        </w:hyperlink>
+      </w:r>
+      <w:r>
+        <w:rPr>
+          <w:rFonts w:ascii="Charis SIL Italic" w:hAnsi="Charis SIL Italic" w:eastAsia="Charis SIL Italic"/>
+          <w:b w:val="0"/>
+          <w:i w:val="0"/>
+          <w:color w:val="0000FF"/>
+          <w:sz w:val="24"/>
+          <w:u w:val="single"/>
+        </w:rPr>
+        <w:hyperlink r:id="rId54" w:history="1">
+          <w:r>
+            <w:rPr>
+              <w:rStyle w:val="Hyperlink"/>
+            </w:rPr>
+            <w:t>bpt6k4425708/</w:t>
+          </w:r>
+        </w:hyperlink>
+      </w:r>
+      <w:r>
+        <w:rPr>
+          <w:rFonts w:ascii="Charis SIL Italic" w:hAnsi="Charis SIL Italic" w:eastAsia="Charis SIL Italic"/>
+          <w:b w:val="0"/>
+          <w:i w:val="0"/>
+          <w:color w:val="0000FF"/>
+          <w:sz w:val="24"/>
+          <w:u w:val="single"/>
+        </w:rPr>
+        <w:hyperlink r:id="rId54" w:history="1">
+          <w:r>
+            <w:rPr>
+              <w:rStyle w:val="Hyperlink"/>
+            </w:rPr>
+            <w:t xml:space="preserve">f48.image </w:t>
+          </w:r>
+        </w:hyperlink>
+      </w:r>
+      <w:r>
+        <w:br/>
+      </w:r>
+      <w:r>
+        <w:rPr>
+          <w:rFonts w:ascii="Charis SIL Italic" w:hAnsi="Charis SIL Italic" w:eastAsia="Charis SIL Italic"/>
+          <w:b w:val="0"/>
+          <w:i w:val="0"/>
+          <w:color w:val="000000"/>
+          <w:sz w:val="24"/>
+        </w:rPr>
+        <w:t xml:space="preserve">Boek: </w:t>
+      </w:r>
+      <w:r>
+        <w:br/>
+      </w:r>
+      <w:r>
+        <w:tab/>
+      </w:r>
+      <w:r>
+        <w:rPr>
+          <w:rFonts w:ascii="Charis SIL Italic" w:hAnsi="Charis SIL Italic" w:eastAsia="Charis SIL Italic"/>
+          <w:b w:val="0"/>
+          <w:i/>
+          <w:color w:val="000000"/>
+          <w:sz w:val="24"/>
+        </w:rPr>
+        <w:t xml:space="preserve">Martin, J. K. L. Westindische Skizzen : Reise-Erinnerungen. Leiden: E. J. Brill, </w:t>
+      </w:r>
+      <w:r>
+        <w:tab/>
+      </w:r>
+      <w:r>
+        <w:rPr>
+          <w:rFonts w:ascii="Charis SIL Italic" w:hAnsi="Charis SIL Italic" w:eastAsia="Charis SIL Italic"/>
+          <w:b w:val="0"/>
+          <w:i/>
+          <w:color w:val="000000"/>
+          <w:sz w:val="24"/>
+        </w:rPr>
+        <w:t>1887.</w:t>
+      </w:r>
+      <w:r>
+        <w:rPr>
+          <w:rFonts w:ascii="Charis SIL Italic" w:hAnsi="Charis SIL Italic" w:eastAsia="Charis SIL Italic"/>
+          <w:b w:val="0"/>
+          <w:i/>
+          <w:color w:val="000000"/>
+          <w:sz w:val="24"/>
+        </w:rPr>
+        <w:t>SCHRIJVEN!</w:t>
+      </w:r>
+    </w:p>
+    <w:p>
+      <w:pPr>
+        <w:autoSpaceDN w:val="0"/>
+        <w:tabs>
+          <w:tab w:pos="800" w:val="left"/>
+        </w:tabs>
+        <w:autoSpaceDE w:val="0"/>
+        <w:widowControl/>
+        <w:spacing w:line="448" w:lineRule="exact" w:before="80" w:after="0"/>
+        <w:ind w:left="0" w:right="1152" w:firstLine="0"/>
+        <w:jc w:val="left"/>
+      </w:pPr>
+      <w:r>
+        <w:tab/>
+      </w:r>
+      <w:r>
+        <w:rPr>
+          <w:rFonts w:ascii="Charis SIL Italic" w:hAnsi="Charis SIL Italic" w:eastAsia="Charis SIL Italic"/>
+          <w:b w:val="0"/>
+          <w:i w:val="0"/>
+          <w:color w:val="0000FF"/>
+          <w:sz w:val="24"/>
+          <w:u w:val="single"/>
+        </w:rPr>
+        <w:hyperlink r:id="rId55" w:history="1">
+          <w:r>
+            <w:rPr>
+              <w:rStyle w:val="Hyperlink"/>
+            </w:rPr>
+            <w:t>https://</w:t>
+          </w:r>
+        </w:hyperlink>
+      </w:r>
+      <w:r>
+        <w:rPr>
+          <w:rFonts w:ascii="Charis SIL Italic" w:hAnsi="Charis SIL Italic" w:eastAsia="Charis SIL Italic"/>
+          <w:b w:val="0"/>
+          <w:i w:val="0"/>
+          <w:color w:val="0000FF"/>
+          <w:sz w:val="24"/>
+          <w:u w:val="single"/>
+        </w:rPr>
+        <w:hyperlink r:id="rId55" w:history="1">
+          <w:r>
+            <w:rPr>
+              <w:rStyle w:val="Hyperlink"/>
+            </w:rPr>
+            <w:t>archive.org/</w:t>
+          </w:r>
+        </w:hyperlink>
+      </w:r>
+      <w:r>
+        <w:rPr>
+          <w:rFonts w:ascii="Charis SIL Italic" w:hAnsi="Charis SIL Italic" w:eastAsia="Charis SIL Italic"/>
+          <w:b w:val="0"/>
+          <w:i w:val="0"/>
+          <w:color w:val="0000FF"/>
+          <w:sz w:val="24"/>
+          <w:u w:val="single"/>
+        </w:rPr>
+        <w:hyperlink r:id="rId55" w:history="1">
+          <w:r>
+            <w:rPr>
+              <w:rStyle w:val="Hyperlink"/>
+            </w:rPr>
+            <w:t>details/</w:t>
+          </w:r>
+        </w:hyperlink>
+      </w:r>
+      <w:r>
+        <w:rPr>
+          <w:rFonts w:ascii="Charis SIL Italic" w:hAnsi="Charis SIL Italic" w:eastAsia="Charis SIL Italic"/>
+          <w:b w:val="0"/>
+          <w:i w:val="0"/>
+          <w:color w:val="0000FF"/>
+          <w:sz w:val="24"/>
+          <w:u w:val="single"/>
+        </w:rPr>
+        <w:hyperlink r:id="rId55" w:history="1">
+          <w:r>
+            <w:rPr>
+              <w:rStyle w:val="Hyperlink"/>
+            </w:rPr>
+            <w:t xml:space="preserve">westindischeskiz00mart_0 </w:t>
+          </w:r>
+        </w:hyperlink>
+      </w:r>
+      <w:r>
+        <w:br/>
+      </w:r>
+      <w:r>
+        <w:rPr>
+          <w:rFonts w:ascii="Charis SIL Italic" w:hAnsi="Charis SIL Italic" w:eastAsia="Charis SIL Italic"/>
+          <w:b w:val="0"/>
+          <w:i w:val="0"/>
+          <w:color w:val="000000"/>
+          <w:sz w:val="24"/>
+        </w:rPr>
+        <w:t xml:space="preserve">Wetenschappelijk artikel: </w:t>
+      </w:r>
+      <w:r>
+        <w:br/>
+      </w:r>
+      <w:r>
+        <w:tab/>
+      </w:r>
+      <w:r>
+        <w:rPr>
+          <w:rFonts w:ascii="Charis SIL Italic" w:hAnsi="Charis SIL Italic" w:eastAsia="Charis SIL Italic"/>
+          <w:b w:val="0"/>
+          <w:i/>
+          <w:color w:val="000000"/>
+          <w:sz w:val="24"/>
+        </w:rPr>
+        <w:t xml:space="preserve">Pleyte, C.M. ‘Die Kwakwabank der Buschneger Surinams’, Globus, (1896), </w:t>
+      </w:r>
+      <w:r>
+        <w:tab/>
+      </w:r>
+      <w:r>
+        <w:rPr>
+          <w:rFonts w:ascii="Charis SIL Italic" w:hAnsi="Charis SIL Italic" w:eastAsia="Charis SIL Italic"/>
+          <w:b w:val="0"/>
+          <w:i/>
+          <w:color w:val="000000"/>
+          <w:sz w:val="24"/>
+        </w:rPr>
+        <w:t>370-371.</w:t>
+      </w:r>
+      <w:r>
+        <w:rPr>
+          <w:rFonts w:ascii="Charis SIL Italic" w:hAnsi="Charis SIL Italic" w:eastAsia="Charis SIL Italic"/>
+          <w:b w:val="0"/>
+          <w:i/>
+          <w:color w:val="000000"/>
+          <w:sz w:val="24"/>
+        </w:rPr>
+        <w:t>SCHRIJVEN!</w:t>
+      </w:r>
+    </w:p>
+    <w:p>
+      <w:pPr>
+        <w:autoSpaceDN w:val="0"/>
+        <w:tabs>
+          <w:tab w:pos="800" w:val="left"/>
+        </w:tabs>
+        <w:autoSpaceDE w:val="0"/>
+        <w:widowControl/>
+        <w:spacing w:line="528" w:lineRule="exact" w:before="0" w:after="0"/>
+        <w:ind w:left="0" w:right="432" w:firstLine="0"/>
+        <w:jc w:val="left"/>
+      </w:pPr>
+      <w:r>
+        <w:tab/>
+      </w:r>
+      <w:r>
+        <w:rPr>
+          <w:rFonts w:ascii="Charis SIL Italic" w:hAnsi="Charis SIL Italic" w:eastAsia="Charis SIL Italic"/>
+          <w:b w:val="0"/>
+          <w:i w:val="0"/>
+          <w:color w:val="0000FF"/>
+          <w:sz w:val="24"/>
+          <w:u w:val="single"/>
+        </w:rPr>
+        <w:hyperlink r:id="rId56" w:history="1">
+          <w:r>
+            <w:rPr>
+              <w:rStyle w:val="Hyperlink"/>
+            </w:rPr>
+            <w:t>https://</w:t>
+          </w:r>
+        </w:hyperlink>
+      </w:r>
+      <w:r>
+        <w:rPr>
+          <w:rFonts w:ascii="Charis SIL Italic" w:hAnsi="Charis SIL Italic" w:eastAsia="Charis SIL Italic"/>
+          <w:b w:val="0"/>
+          <w:i w:val="0"/>
+          <w:color w:val="0000FF"/>
+          <w:sz w:val="24"/>
+          <w:u w:val="single"/>
+        </w:rPr>
+        <w:hyperlink r:id="rId56" w:history="1">
+          <w:r>
+            <w:rPr>
+              <w:rStyle w:val="Hyperlink"/>
+            </w:rPr>
+            <w:t>www.digi-</w:t>
+          </w:r>
+        </w:hyperlink>
+      </w:r>
+      <w:r>
+        <w:rPr>
+          <w:rFonts w:ascii="Charis SIL Italic" w:hAnsi="Charis SIL Italic" w:eastAsia="Charis SIL Italic"/>
+          <w:b w:val="0"/>
+          <w:i w:val="0"/>
+          <w:color w:val="0000FF"/>
+          <w:sz w:val="24"/>
+          <w:u w:val="single"/>
+        </w:rPr>
+        <w:hyperlink r:id="rId56" w:history="1">
+          <w:r>
+            <w:rPr>
+              <w:rStyle w:val="Hyperlink"/>
+            </w:rPr>
+            <w:t>hub.de/</w:t>
+          </w:r>
+        </w:hyperlink>
+      </w:r>
+      <w:r>
+        <w:rPr>
+          <w:rFonts w:ascii="Charis SIL Italic" w:hAnsi="Charis SIL Italic" w:eastAsia="Charis SIL Italic"/>
+          <w:b w:val="0"/>
+          <w:i w:val="0"/>
+          <w:color w:val="0000FF"/>
+          <w:sz w:val="24"/>
+          <w:u w:val="single"/>
+        </w:rPr>
+        <w:hyperlink r:id="rId56" w:history="1">
+          <w:r>
+            <w:rPr>
+              <w:rStyle w:val="Hyperlink"/>
+            </w:rPr>
+            <w:t>viewer/</w:t>
+          </w:r>
+        </w:hyperlink>
+      </w:r>
+      <w:r>
+        <w:rPr>
+          <w:rFonts w:ascii="Charis SIL Italic" w:hAnsi="Charis SIL Italic" w:eastAsia="Charis SIL Italic"/>
+          <w:b w:val="0"/>
+          <w:i w:val="0"/>
+          <w:color w:val="0000FF"/>
+          <w:sz w:val="24"/>
+          <w:u w:val="single"/>
+        </w:rPr>
+        <w:hyperlink r:id="rId56" w:history="1">
+          <w:r>
+            <w:rPr>
+              <w:rStyle w:val="Hyperlink"/>
+            </w:rPr>
+            <w:t>image/</w:t>
+          </w:r>
+        </w:hyperlink>
+      </w:r>
+      <w:r>
+        <w:rPr>
+          <w:rFonts w:ascii="Charis SIL Italic" w:hAnsi="Charis SIL Italic" w:eastAsia="Charis SIL Italic"/>
+          <w:b w:val="0"/>
+          <w:i w:val="0"/>
+          <w:color w:val="0000FF"/>
+          <w:sz w:val="24"/>
+          <w:u w:val="single"/>
+        </w:rPr>
+        <w:hyperlink r:id="rId56" w:history="1">
+          <w:r>
+            <w:rPr>
+              <w:rStyle w:val="Hyperlink"/>
+            </w:rPr>
+            <w:t>DE-11-001785756/394/</w:t>
+          </w:r>
+        </w:hyperlink>
+      </w:r>
+      <w:r>
+        <w:rPr>
+          <w:rFonts w:ascii="Charis SIL Italic" w:hAnsi="Charis SIL Italic" w:eastAsia="Charis SIL Italic"/>
+          <w:b w:val="0"/>
+          <w:i w:val="0"/>
+          <w:color w:val="0000FF"/>
+          <w:sz w:val="24"/>
+          <w:u w:val="single"/>
+        </w:rPr>
+        <w:hyperlink r:id="rId56" w:history="1">
+          <w:r>
+            <w:rPr>
+              <w:rStyle w:val="Hyperlink"/>
+            </w:rPr>
+            <w:t xml:space="preserve">LOG_0381/ </w:t>
+          </w:r>
+        </w:hyperlink>
+      </w:r>
+      <w:r>
+        <w:rPr>
+          <w:rFonts w:ascii="Charis SIL Italic" w:hAnsi="Charis SIL Italic" w:eastAsia="Charis SIL Italic"/>
+          <w:b w:val="0"/>
+          <w:i w:val="0"/>
+          <w:color w:val="000000"/>
+          <w:sz w:val="24"/>
+        </w:rPr>
+        <w:t>Wetenschappelijk artikel:</w:t>
       </w:r>
     </w:p>
     <w:p>
       <w:pPr>
         <w:sectPr>
           <w:pgSz w:w="11900" w:h="16840"/>
-          <w:pgMar w:top="324" w:right="1124" w:bottom="396" w:left="950" w:header="720" w:footer="720" w:gutter="0"/>
+          <w:pgMar w:top="324" w:right="1440" w:bottom="540" w:left="960" w:header="720" w:footer="720" w:gutter="0"/>
           <w:cols/>
           <w:docGrid w:linePitch="360"/>
         </w:sectPr>
@@ -5842,7 +7293,7 @@
         <w:autoSpaceDE w:val="0"/>
         <w:widowControl/>
         <w:spacing w:line="288" w:lineRule="exact" w:before="64" w:after="0"/>
-        <w:ind w:left="800" w:right="288" w:firstLine="0"/>
+        <w:ind w:left="800" w:right="2160" w:firstLine="0"/>
         <w:jc w:val="left"/>
       </w:pPr>
       <w:r>
@@ -5853,7 +7304,7 @@
           <w:color w:val="000000"/>
           <w:sz w:val="24"/>
         </w:rPr>
-        <w:t xml:space="preserve">Noord-Hollands Archief 476 Rijksmuseum en rechtsvoorgangers - toegang 5 Archief </w:t>
+        <w:t xml:space="preserve">Spitzly, John H. ‘Etnographische gegenstände aus Surinam’, Verhandlungen der </w:t>
       </w:r>
       <w:r>
         <w:rPr>
@@ -5863,10 +7314,7 @@
           <w:color w:val="000000"/>
           <w:sz w:val="24"/>
         </w:rPr>
-        <w:t xml:space="preserve">van het Koninklijk Kabinet van Zeldzaamheden, (17e eeuw) 1815-1883, </w:t>
-      </w:r>
-      <w:r>
-        <w:br/>
+        <w:t xml:space="preserve">Berliner Gesellschaft für Anthropologie, Ethnologie und Urgeschichte, (1889), </w:t>
       </w:r>
       <w:r>
         <w:rPr>
@@ -5876,7 +7324,7 @@
           <w:color w:val="000000"/>
           <w:sz w:val="24"/>
         </w:rPr>
-        <w:t>inventarisnummer 855, 167</w:t>
+        <w:t>212-214.</w:t>
       </w:r>
       <w:r>
         <w:rPr>
@@ -5886,17 +7334,7 @@
           <w:color w:val="000000"/>
           <w:sz w:val="24"/>
         </w:rPr>
-        <w:t xml:space="preserve">Stukken in het archief van het Koninklijk Kabinet van </w:t>
-      </w:r>
-      <w:r>
-        <w:rPr>
-          <w:rFonts w:ascii="Charis SIL Italic" w:hAnsi="Charis SIL Italic" w:eastAsia="Charis SIL Italic"/>
-          <w:b w:val="0"/>
-          <w:i/>
-          <w:color w:val="000000"/>
-          <w:sz w:val="24"/>
-        </w:rPr>
-        <w:t>Zeldzaamheden over de zending van Kanngiesser uit 1826.</w:t>
+        <w:t>SCHRIJVEN!</w:t>
       </w:r>
     </w:p>
     <w:p>
@@ -5915,8 +7353,9 @@
           <w:i w:val="0"/>
           <w:color w:val="0000FF"/>
           <w:sz w:val="24"/>
-        </w:rPr>
-        <w:hyperlink r:id="rId45" w:history="1">
+          <w:u w:val="single"/>
+        </w:rPr>
+        <w:hyperlink r:id="rId57" w:history="1">
           <w:r>
             <w:rPr>
               <w:rStyle w:val="Hyperlink"/>
@@ -5932,133 +7371,9 @@
           <w:i w:val="0"/>
           <w:color w:val="0000FF"/>
           <w:sz w:val="24"/>
-        </w:rPr>
-        <w:hyperlink r:id="rId45" w:history="1">
-          <w:r>
-            <w:rPr>
-              <w:rStyle w:val="Hyperlink"/>
-            </w:rPr>
-            <w:t>hdl.handle.net/21.12102/95EAF0FABEF64A9784DC8800507BB344</w:t>
-          </w:r>
-        </w:hyperlink>
-      </w:r>
-    </w:p>
-    <w:p>
-      <w:pPr>
-        <w:autoSpaceDN w:val="0"/>
-        <w:autoSpaceDE w:val="0"/>
-        <w:widowControl/>
-        <w:spacing w:line="538" w:lineRule="exact" w:before="198" w:after="0"/>
-        <w:ind w:left="0" w:right="0" w:firstLine="0"/>
-        <w:jc w:val="left"/>
-      </w:pPr>
-      <w:r>
-        <w:rPr>
-          <w:rFonts w:ascii="Charis SIL Bold" w:hAnsi="Charis SIL Bold" w:eastAsia="Charis SIL Bold"/>
-          <w:b/>
-          <w:i w:val="0"/>
-          <w:color w:val="000000"/>
-          <w:sz w:val="36"/>
-        </w:rPr>
-        <w:t>Secondary sources</w:t>
-      </w:r>
-    </w:p>
-    <w:p>
-      <w:pPr>
-        <w:autoSpaceDN w:val="0"/>
-        <w:autoSpaceDE w:val="0"/>
-        <w:widowControl/>
-        <w:spacing w:line="408" w:lineRule="exact" w:before="174" w:after="0"/>
-        <w:ind w:left="800" w:right="288" w:hanging="800"/>
-        <w:jc w:val="left"/>
-      </w:pPr>
-      <w:r>
-        <w:rPr>
-          <w:rFonts w:ascii="Charis SIL Italic" w:hAnsi="Charis SIL Italic" w:eastAsia="Charis SIL Italic"/>
-          <w:b w:val="0"/>
-          <w:i w:val="0"/>
-          <w:color w:val="000000"/>
-          <w:sz w:val="24"/>
-        </w:rPr>
-        <w:t xml:space="preserve">Wetenschappelijk artikel: </w:t>
-      </w:r>
-      <w:r>
-        <w:br/>
-      </w:r>
-      <w:r>
-        <w:rPr>
-          <w:rFonts w:ascii="Charis SIL Italic" w:hAnsi="Charis SIL Italic" w:eastAsia="Charis SIL Italic"/>
-          <w:b w:val="0"/>
-          <w:i/>
-          <w:color w:val="000000"/>
-          <w:sz w:val="24"/>
-        </w:rPr>
-        <w:t xml:space="preserve">Coudreau, H. ‘Dix ans de Guyane (missions du ministère de l'instruction publique)’, </w:t>
-      </w:r>
-      <w:r>
-        <w:rPr>
-          <w:rFonts w:ascii="Charis SIL Italic" w:hAnsi="Charis SIL Italic" w:eastAsia="Charis SIL Italic"/>
-          <w:b w:val="0"/>
-          <w:i/>
-          <w:color w:val="000000"/>
-          <w:sz w:val="24"/>
-        </w:rPr>
-        <w:t>Bulletin de la Société de géographie, (1891), 447-480.</w:t>
-      </w:r>
-      <w:r>
-        <w:rPr>
-          <w:rFonts w:ascii="Charis SIL Italic" w:hAnsi="Charis SIL Italic" w:eastAsia="Charis SIL Italic"/>
-          <w:b w:val="0"/>
-          <w:i/>
-          <w:color w:val="000000"/>
-          <w:sz w:val="24"/>
-        </w:rPr>
-        <w:t>SCHRIJVEN!</w:t>
-      </w:r>
-    </w:p>
-    <w:p>
-      <w:pPr>
-        <w:autoSpaceDN w:val="0"/>
-        <w:tabs>
-          <w:tab w:pos="800" w:val="left"/>
-        </w:tabs>
-        <w:autoSpaceDE w:val="0"/>
-        <w:widowControl/>
-        <w:spacing w:line="448" w:lineRule="exact" w:before="80" w:after="0"/>
-        <w:ind w:left="0" w:right="720" w:firstLine="0"/>
-        <w:jc w:val="left"/>
-      </w:pPr>
-      <w:r>
-        <w:tab/>
-      </w:r>
-      <w:r>
-        <w:rPr>
-          <w:rFonts w:ascii="Charis SIL Italic" w:hAnsi="Charis SIL Italic" w:eastAsia="Charis SIL Italic"/>
-          <w:b w:val="0"/>
-          <w:i w:val="0"/>
-          <w:color w:val="0000FF"/>
-          <w:sz w:val="24"/>
           <w:u w:val="single"/>
         </w:rPr>
-        <w:hyperlink r:id="rId46" w:history="1">
-          <w:r>
-            <w:rPr>
-              <w:rStyle w:val="Hyperlink"/>
-            </w:rPr>
-            <w:t>https://</w:t>
-          </w:r>
-        </w:hyperlink>
-      </w:r>
-      <w:r>
-        <w:rPr>
-          <w:rFonts w:ascii="Charis SIL Italic" w:hAnsi="Charis SIL Italic" w:eastAsia="Charis SIL Italic"/>
-          <w:b w:val="0"/>
-          <w:i w:val="0"/>
-          <w:color w:val="0000FF"/>
-          <w:sz w:val="24"/>
-          <w:u w:val="single"/>
-        </w:rPr>
-        <w:hyperlink r:id="rId46" w:history="1">
+        <w:hyperlink r:id="rId57" w:history="1">
           <w:r>
             <w:rPr>
               <w:rStyle w:val="Hyperlink"/>
@@ -6076,7 +7391,7 @@
           <w:sz w:val="24"/>
           <w:u w:val="single"/>
         </w:rPr>
-        <w:hyperlink r:id="rId46" w:history="1">
+        <w:hyperlink r:id="rId57" w:history="1">
           <w:r>
             <w:rPr>
               <w:rStyle w:val="Hyperlink"/>
@@ -6094,846 +7409,43 @@
           <w:sz w:val="24"/>
           <w:u w:val="single"/>
         </w:rPr>
-        <w:hyperlink r:id="rId46" w:history="1">
+        <w:hyperlink r:id="rId57" w:history="1">
           <w:r>
             <w:rPr>
               <w:rStyle w:val="Hyperlink"/>
             </w:rPr>
-            <w:t xml:space="preserve">id=lfwtSWQzxzYC&amp;pg=PA447 </w:t>
+            <w:t>id=HTJOAAAAYAAJ&amp;hl=nl&amp;pg=PA212</w:t>
           </w:r>
         </w:hyperlink>
       </w:r>
-      <w:r>
-        <w:br/>
-      </w:r>
-      <w:r>
-        <w:rPr>
-          <w:rFonts w:ascii="Charis SIL Italic" w:hAnsi="Charis SIL Italic" w:eastAsia="Charis SIL Italic"/>
-          <w:b w:val="0"/>
-          <w:i w:val="0"/>
-          <w:color w:val="000000"/>
-          <w:sz w:val="24"/>
-        </w:rPr>
-        <w:t xml:space="preserve">Boek: </w:t>
-      </w:r>
-      <w:r>
-        <w:br/>
-      </w:r>
-      <w:r>
-        <w:tab/>
-      </w:r>
-      <w:r>
-        <w:rPr>
-          <w:rFonts w:ascii="Charis SIL Italic" w:hAnsi="Charis SIL Italic" w:eastAsia="Charis SIL Italic"/>
-          <w:b w:val="0"/>
-          <w:i/>
-          <w:color w:val="000000"/>
-          <w:sz w:val="24"/>
-        </w:rPr>
-        <w:t xml:space="preserve">Joest, W. Ethnographisches und Verwandtes aus Guayana. Leiden: Trap, 1893. </w:t>
-      </w:r>
-      <w:r>
-        <w:tab/>
-      </w:r>
-      <w:r>
-        <w:rPr>
-          <w:rFonts w:ascii="Charis SIL Italic" w:hAnsi="Charis SIL Italic" w:eastAsia="Charis SIL Italic"/>
-          <w:b w:val="0"/>
-          <w:i/>
-          <w:color w:val="000000"/>
-          <w:sz w:val="24"/>
-        </w:rPr>
-        <w:t>SCHRIJVEN!</w:t>
-      </w:r>
-    </w:p>
-    <w:p>
-      <w:pPr>
-        <w:autoSpaceDN w:val="0"/>
-        <w:tabs>
-          <w:tab w:pos="800" w:val="left"/>
-        </w:tabs>
-        <w:autoSpaceDE w:val="0"/>
-        <w:widowControl/>
-        <w:spacing w:line="448" w:lineRule="exact" w:before="80" w:after="0"/>
-        <w:ind w:left="0" w:right="1008" w:firstLine="0"/>
-        <w:jc w:val="left"/>
-      </w:pPr>
-      <w:r>
-        <w:tab/>
-      </w:r>
-      <w:r>
-        <w:rPr>
-          <w:rFonts w:ascii="Charis SIL Italic" w:hAnsi="Charis SIL Italic" w:eastAsia="Charis SIL Italic"/>
-          <w:b w:val="0"/>
-          <w:i w:val="0"/>
-          <w:color w:val="0000FF"/>
-          <w:sz w:val="24"/>
-          <w:u w:val="single"/>
-        </w:rPr>
-        <w:hyperlink r:id="rId47" w:history="1">
-          <w:r>
-            <w:rPr>
-              <w:rStyle w:val="Hyperlink"/>
-            </w:rPr>
-            <w:t>https://</w:t>
-          </w:r>
-        </w:hyperlink>
-      </w:r>
-      <w:r>
-        <w:rPr>
-          <w:rFonts w:ascii="Charis SIL Italic" w:hAnsi="Charis SIL Italic" w:eastAsia="Charis SIL Italic"/>
-          <w:b w:val="0"/>
-          <w:i w:val="0"/>
-          <w:color w:val="0000FF"/>
-          <w:sz w:val="24"/>
-          <w:u w:val="single"/>
-        </w:rPr>
-        <w:hyperlink r:id="rId47" w:history="1">
-          <w:r>
-            <w:rPr>
-              <w:rStyle w:val="Hyperlink"/>
-            </w:rPr>
-            <w:t>books.google.nl/</w:t>
-          </w:r>
-        </w:hyperlink>
-      </w:r>
-      <w:r>
-        <w:rPr>
-          <w:rFonts w:ascii="Charis SIL Italic" w:hAnsi="Charis SIL Italic" w:eastAsia="Charis SIL Italic"/>
-          <w:b w:val="0"/>
-          <w:i w:val="0"/>
-          <w:color w:val="0000FF"/>
-          <w:sz w:val="24"/>
-          <w:u w:val="single"/>
-        </w:rPr>
-        <w:hyperlink r:id="rId47" w:history="1">
-          <w:r>
-            <w:rPr>
-              <w:rStyle w:val="Hyperlink"/>
-            </w:rPr>
-            <w:t>books?</w:t>
-          </w:r>
-        </w:hyperlink>
-      </w:r>
-      <w:r>
-        <w:rPr>
-          <w:rFonts w:ascii="Charis SIL Italic" w:hAnsi="Charis SIL Italic" w:eastAsia="Charis SIL Italic"/>
-          <w:b w:val="0"/>
-          <w:i w:val="0"/>
-          <w:color w:val="0000FF"/>
-          <w:sz w:val="24"/>
-          <w:u w:val="single"/>
-        </w:rPr>
-        <w:hyperlink r:id="rId47" w:history="1">
-          <w:r>
-            <w:rPr>
-              <w:rStyle w:val="Hyperlink"/>
-            </w:rPr>
-            <w:t xml:space="preserve">id=PeZwo1K4g3YC </w:t>
-          </w:r>
-        </w:hyperlink>
-      </w:r>
-      <w:r>
-        <w:br/>
-      </w:r>
-      <w:r>
-        <w:rPr>
-          <w:rFonts w:ascii="Charis SIL Italic" w:hAnsi="Charis SIL Italic" w:eastAsia="Charis SIL Italic"/>
-          <w:b w:val="0"/>
-          <w:i w:val="0"/>
-          <w:color w:val="000000"/>
-          <w:sz w:val="24"/>
-        </w:rPr>
-        <w:t xml:space="preserve">Boek: </w:t>
-      </w:r>
-      <w:r>
-        <w:br/>
-      </w:r>
-      <w:r>
-        <w:tab/>
-      </w:r>
-      <w:r>
-        <w:rPr>
-          <w:rFonts w:ascii="Charis SIL Italic" w:hAnsi="Charis SIL Italic" w:eastAsia="Charis SIL Italic"/>
-          <w:b w:val="0"/>
-          <w:i/>
-          <w:color w:val="000000"/>
-          <w:sz w:val="24"/>
-        </w:rPr>
-        <w:t xml:space="preserve">Crevaux, J. Voyages dans l'Amerique du Sud. Parijs: Hachette et Cie, 1883. </w:t>
-      </w:r>
-      <w:r>
-        <w:tab/>
-      </w:r>
-      <w:r>
-        <w:rPr>
-          <w:rFonts w:ascii="Charis SIL Italic" w:hAnsi="Charis SIL Italic" w:eastAsia="Charis SIL Italic"/>
-          <w:b w:val="0"/>
-          <w:i/>
-          <w:color w:val="000000"/>
-          <w:sz w:val="24"/>
-        </w:rPr>
-        <w:t>SCHRIJVEN!</w:t>
-      </w:r>
-    </w:p>
-    <w:p>
-      <w:pPr>
-        <w:autoSpaceDN w:val="0"/>
-        <w:tabs>
-          <w:tab w:pos="800" w:val="left"/>
-        </w:tabs>
-        <w:autoSpaceDE w:val="0"/>
-        <w:widowControl/>
-        <w:spacing w:line="408" w:lineRule="exact" w:before="120" w:after="0"/>
-        <w:ind w:left="0" w:right="576" w:firstLine="0"/>
-        <w:jc w:val="left"/>
-      </w:pPr>
-      <w:r>
-        <w:tab/>
-      </w:r>
-      <w:r>
-        <w:rPr>
-          <w:rFonts w:ascii="Charis SIL Italic" w:hAnsi="Charis SIL Italic" w:eastAsia="Charis SIL Italic"/>
-          <w:b w:val="0"/>
-          <w:i w:val="0"/>
-          <w:color w:val="0000FF"/>
-          <w:sz w:val="24"/>
-          <w:u w:val="single"/>
-        </w:rPr>
-        <w:hyperlink r:id="rId48" w:history="1">
-          <w:r>
-            <w:rPr>
-              <w:rStyle w:val="Hyperlink"/>
-            </w:rPr>
-            <w:t>http://</w:t>
-          </w:r>
-        </w:hyperlink>
-      </w:r>
-      <w:r>
-        <w:rPr>
-          <w:rFonts w:ascii="Charis SIL Italic" w:hAnsi="Charis SIL Italic" w:eastAsia="Charis SIL Italic"/>
-          <w:b w:val="0"/>
-          <w:i w:val="0"/>
-          <w:color w:val="0000FF"/>
-          <w:sz w:val="24"/>
-          <w:u w:val="single"/>
-        </w:rPr>
-        <w:hyperlink r:id="rId48" w:history="1">
-          <w:r>
-            <w:rPr>
-              <w:rStyle w:val="Hyperlink"/>
-            </w:rPr>
-            <w:t>archive.org/</w:t>
-          </w:r>
-        </w:hyperlink>
-      </w:r>
-      <w:r>
-        <w:rPr>
-          <w:rFonts w:ascii="Charis SIL Italic" w:hAnsi="Charis SIL Italic" w:eastAsia="Charis SIL Italic"/>
-          <w:b w:val="0"/>
-          <w:i w:val="0"/>
-          <w:color w:val="0000FF"/>
-          <w:sz w:val="24"/>
-          <w:u w:val="single"/>
-        </w:rPr>
-        <w:hyperlink r:id="rId48" w:history="1">
-          <w:r>
-            <w:rPr>
-              <w:rStyle w:val="Hyperlink"/>
-            </w:rPr>
-            <w:t>details/</w:t>
-          </w:r>
-        </w:hyperlink>
-      </w:r>
-      <w:r>
-        <w:rPr>
-          <w:rFonts w:ascii="Charis SIL Italic" w:hAnsi="Charis SIL Italic" w:eastAsia="Charis SIL Italic"/>
-          <w:b w:val="0"/>
-          <w:i w:val="0"/>
-          <w:color w:val="0000FF"/>
-          <w:sz w:val="24"/>
-          <w:u w:val="single"/>
-        </w:rPr>
-        <w:hyperlink r:id="rId48" w:history="1">
-          <w:r>
-            <w:rPr>
-              <w:rStyle w:val="Hyperlink"/>
-            </w:rPr>
-            <w:t xml:space="preserve">voyagesdanslamer00crev </w:t>
-          </w:r>
-        </w:hyperlink>
-      </w:r>
-      <w:r>
-        <w:br/>
-      </w:r>
-      <w:r>
-        <w:rPr>
-          <w:rFonts w:ascii="Charis SIL Italic" w:hAnsi="Charis SIL Italic" w:eastAsia="Charis SIL Italic"/>
-          <w:b w:val="0"/>
-          <w:i w:val="0"/>
-          <w:color w:val="000000"/>
-          <w:sz w:val="24"/>
-        </w:rPr>
-        <w:t xml:space="preserve">Wetenschappelijk artikel: </w:t>
-      </w:r>
-      <w:r>
-        <w:br/>
-      </w:r>
-      <w:r>
-        <w:tab/>
-      </w:r>
-      <w:r>
-        <w:rPr>
-          <w:rFonts w:ascii="Charis SIL Italic" w:hAnsi="Charis SIL Italic" w:eastAsia="Charis SIL Italic"/>
-          <w:b w:val="0"/>
-          <w:i/>
-          <w:color w:val="000000"/>
-          <w:sz w:val="24"/>
-        </w:rPr>
-        <w:t xml:space="preserve">Kate, H. F. C. ten ‘Observations anthropologiques recueillies dans la Guyane et le </w:t>
-      </w:r>
-      <w:r>
-        <w:tab/>
-      </w:r>
-      <w:r>
-        <w:rPr>
-          <w:rFonts w:ascii="Charis SIL Italic" w:hAnsi="Charis SIL Italic" w:eastAsia="Charis SIL Italic"/>
-          <w:b w:val="0"/>
-          <w:i/>
-          <w:color w:val="000000"/>
-          <w:sz w:val="24"/>
-        </w:rPr>
-        <w:t>Venezuela’, Revue d'anthropologie, (2) (1887), 44-68.</w:t>
-      </w:r>
-      <w:r>
-        <w:rPr>
-          <w:rFonts w:ascii="Charis SIL Italic" w:hAnsi="Charis SIL Italic" w:eastAsia="Charis SIL Italic"/>
-          <w:b w:val="0"/>
-          <w:i/>
-          <w:color w:val="000000"/>
-          <w:sz w:val="24"/>
-        </w:rPr>
-        <w:t xml:space="preserve">SCHRIJVEN! Gaat dit </w:t>
-      </w:r>
-      <w:r>
-        <w:tab/>
-      </w:r>
-      <w:r>
-        <w:rPr>
-          <w:rFonts w:ascii="Charis SIL Italic" w:hAnsi="Charis SIL Italic" w:eastAsia="Charis SIL Italic"/>
-          <w:b w:val="0"/>
-          <w:i/>
-          <w:color w:val="000000"/>
-          <w:sz w:val="24"/>
-        </w:rPr>
-        <w:t>artikel over de verzamelde collectie?</w:t>
-      </w:r>
-    </w:p>
-    <w:p>
-      <w:pPr>
-        <w:autoSpaceDN w:val="0"/>
-        <w:tabs>
-          <w:tab w:pos="800" w:val="left"/>
-        </w:tabs>
-        <w:autoSpaceDE w:val="0"/>
-        <w:widowControl/>
-        <w:spacing w:line="448" w:lineRule="exact" w:before="80" w:after="0"/>
-        <w:ind w:left="0" w:right="864" w:firstLine="0"/>
-        <w:jc w:val="left"/>
-      </w:pPr>
-      <w:r>
-        <w:tab/>
-      </w:r>
-      <w:r>
-        <w:rPr>
-          <w:rFonts w:ascii="Charis SIL Italic" w:hAnsi="Charis SIL Italic" w:eastAsia="Charis SIL Italic"/>
-          <w:b w:val="0"/>
-          <w:i w:val="0"/>
-          <w:color w:val="0000FF"/>
-          <w:sz w:val="24"/>
-          <w:u w:val="single"/>
-        </w:rPr>
-        <w:hyperlink r:id="rId49" w:history="1">
-          <w:r>
-            <w:rPr>
-              <w:rStyle w:val="Hyperlink"/>
-            </w:rPr>
-            <w:t>https://</w:t>
-          </w:r>
-        </w:hyperlink>
-      </w:r>
-      <w:r>
-        <w:rPr>
-          <w:rFonts w:ascii="Charis SIL Italic" w:hAnsi="Charis SIL Italic" w:eastAsia="Charis SIL Italic"/>
-          <w:b w:val="0"/>
-          <w:i w:val="0"/>
-          <w:color w:val="0000FF"/>
-          <w:sz w:val="24"/>
-          <w:u w:val="single"/>
-        </w:rPr>
-        <w:hyperlink r:id="rId49" w:history="1">
-          <w:r>
-            <w:rPr>
-              <w:rStyle w:val="Hyperlink"/>
-            </w:rPr>
-            <w:t>gallica.bnf.fr/</w:t>
-          </w:r>
-        </w:hyperlink>
-      </w:r>
-      <w:r>
-        <w:rPr>
-          <w:rFonts w:ascii="Charis SIL Italic" w:hAnsi="Charis SIL Italic" w:eastAsia="Charis SIL Italic"/>
-          <w:b w:val="0"/>
-          <w:i w:val="0"/>
-          <w:color w:val="0000FF"/>
-          <w:sz w:val="24"/>
-          <w:u w:val="single"/>
-        </w:rPr>
-        <w:hyperlink r:id="rId49" w:history="1">
-          <w:r>
-            <w:rPr>
-              <w:rStyle w:val="Hyperlink"/>
-            </w:rPr>
-            <w:t>ark:/12148/</w:t>
-          </w:r>
-        </w:hyperlink>
-      </w:r>
-      <w:r>
-        <w:rPr>
-          <w:rFonts w:ascii="Charis SIL Italic" w:hAnsi="Charis SIL Italic" w:eastAsia="Charis SIL Italic"/>
-          <w:b w:val="0"/>
-          <w:i w:val="0"/>
-          <w:color w:val="0000FF"/>
-          <w:sz w:val="24"/>
-          <w:u w:val="single"/>
-        </w:rPr>
-        <w:hyperlink r:id="rId49" w:history="1">
-          <w:r>
-            <w:rPr>
-              <w:rStyle w:val="Hyperlink"/>
-            </w:rPr>
-            <w:t>bpt6k4425708/</w:t>
-          </w:r>
-        </w:hyperlink>
-      </w:r>
-      <w:r>
-        <w:rPr>
-          <w:rFonts w:ascii="Charis SIL Italic" w:hAnsi="Charis SIL Italic" w:eastAsia="Charis SIL Italic"/>
-          <w:b w:val="0"/>
-          <w:i w:val="0"/>
-          <w:color w:val="0000FF"/>
-          <w:sz w:val="24"/>
-          <w:u w:val="single"/>
-        </w:rPr>
-        <w:hyperlink r:id="rId49" w:history="1">
-          <w:r>
-            <w:rPr>
-              <w:rStyle w:val="Hyperlink"/>
-            </w:rPr>
-            <w:t xml:space="preserve">f48.image </w:t>
-          </w:r>
-        </w:hyperlink>
-      </w:r>
-      <w:r>
-        <w:br/>
-      </w:r>
-      <w:r>
-        <w:rPr>
-          <w:rFonts w:ascii="Charis SIL Italic" w:hAnsi="Charis SIL Italic" w:eastAsia="Charis SIL Italic"/>
-          <w:b w:val="0"/>
-          <w:i w:val="0"/>
-          <w:color w:val="000000"/>
-          <w:sz w:val="24"/>
-        </w:rPr>
-        <w:t xml:space="preserve">Boek: </w:t>
-      </w:r>
-      <w:r>
-        <w:br/>
-      </w:r>
-      <w:r>
-        <w:tab/>
-      </w:r>
-      <w:r>
-        <w:rPr>
-          <w:rFonts w:ascii="Charis SIL Italic" w:hAnsi="Charis SIL Italic" w:eastAsia="Charis SIL Italic"/>
-          <w:b w:val="0"/>
-          <w:i/>
-          <w:color w:val="000000"/>
-          <w:sz w:val="24"/>
-        </w:rPr>
-        <w:t xml:space="preserve">Martin, J. K. L. Westindische Skizzen : Reise-Erinnerungen. Leiden: E. J. Brill, </w:t>
-      </w:r>
-      <w:r>
-        <w:tab/>
-      </w:r>
-      <w:r>
-        <w:rPr>
-          <w:rFonts w:ascii="Charis SIL Italic" w:hAnsi="Charis SIL Italic" w:eastAsia="Charis SIL Italic"/>
-          <w:b w:val="0"/>
-          <w:i/>
-          <w:color w:val="000000"/>
-          <w:sz w:val="24"/>
-        </w:rPr>
-        <w:t>1887.</w:t>
-      </w:r>
-      <w:r>
-        <w:rPr>
-          <w:rFonts w:ascii="Charis SIL Italic" w:hAnsi="Charis SIL Italic" w:eastAsia="Charis SIL Italic"/>
-          <w:b w:val="0"/>
-          <w:i/>
-          <w:color w:val="000000"/>
-          <w:sz w:val="24"/>
-        </w:rPr>
-        <w:t>SCHRIJVEN!</w:t>
-      </w:r>
-    </w:p>
-    <w:p>
-      <w:pPr>
-        <w:autoSpaceDN w:val="0"/>
-        <w:tabs>
-          <w:tab w:pos="800" w:val="left"/>
-        </w:tabs>
-        <w:autoSpaceDE w:val="0"/>
-        <w:widowControl/>
-        <w:spacing w:line="448" w:lineRule="exact" w:before="80" w:after="0"/>
-        <w:ind w:left="0" w:right="1152" w:firstLine="0"/>
-        <w:jc w:val="left"/>
-      </w:pPr>
-      <w:r>
-        <w:tab/>
-      </w:r>
-      <w:r>
-        <w:rPr>
-          <w:rFonts w:ascii="Charis SIL Italic" w:hAnsi="Charis SIL Italic" w:eastAsia="Charis SIL Italic"/>
-          <w:b w:val="0"/>
-          <w:i w:val="0"/>
-          <w:color w:val="0000FF"/>
-          <w:sz w:val="24"/>
-          <w:u w:val="single"/>
-        </w:rPr>
-        <w:hyperlink r:id="rId50" w:history="1">
-          <w:r>
-            <w:rPr>
-              <w:rStyle w:val="Hyperlink"/>
-            </w:rPr>
-            <w:t>https://</w:t>
-          </w:r>
-        </w:hyperlink>
-      </w:r>
-      <w:r>
-        <w:rPr>
-          <w:rFonts w:ascii="Charis SIL Italic" w:hAnsi="Charis SIL Italic" w:eastAsia="Charis SIL Italic"/>
-          <w:b w:val="0"/>
-          <w:i w:val="0"/>
-          <w:color w:val="0000FF"/>
-          <w:sz w:val="24"/>
-          <w:u w:val="single"/>
-        </w:rPr>
-        <w:hyperlink r:id="rId50" w:history="1">
-          <w:r>
-            <w:rPr>
-              <w:rStyle w:val="Hyperlink"/>
-            </w:rPr>
-            <w:t>archive.org/</w:t>
-          </w:r>
-        </w:hyperlink>
-      </w:r>
-      <w:r>
-        <w:rPr>
-          <w:rFonts w:ascii="Charis SIL Italic" w:hAnsi="Charis SIL Italic" w:eastAsia="Charis SIL Italic"/>
-          <w:b w:val="0"/>
-          <w:i w:val="0"/>
-          <w:color w:val="0000FF"/>
-          <w:sz w:val="24"/>
-          <w:u w:val="single"/>
-        </w:rPr>
-        <w:hyperlink r:id="rId50" w:history="1">
-          <w:r>
-            <w:rPr>
-              <w:rStyle w:val="Hyperlink"/>
-            </w:rPr>
-            <w:t>details/</w:t>
-          </w:r>
-        </w:hyperlink>
-      </w:r>
-      <w:r>
-        <w:rPr>
-          <w:rFonts w:ascii="Charis SIL Italic" w:hAnsi="Charis SIL Italic" w:eastAsia="Charis SIL Italic"/>
-          <w:b w:val="0"/>
-          <w:i w:val="0"/>
-          <w:color w:val="0000FF"/>
-          <w:sz w:val="24"/>
-          <w:u w:val="single"/>
-        </w:rPr>
-        <w:hyperlink r:id="rId50" w:history="1">
-          <w:r>
-            <w:rPr>
-              <w:rStyle w:val="Hyperlink"/>
-            </w:rPr>
-            <w:t xml:space="preserve">westindischeskiz00mart_0 </w:t>
-          </w:r>
-        </w:hyperlink>
-      </w:r>
-      <w:r>
-        <w:br/>
-      </w:r>
-      <w:r>
-        <w:rPr>
-          <w:rFonts w:ascii="Charis SIL Italic" w:hAnsi="Charis SIL Italic" w:eastAsia="Charis SIL Italic"/>
-          <w:b w:val="0"/>
-          <w:i w:val="0"/>
-          <w:color w:val="000000"/>
-          <w:sz w:val="24"/>
-        </w:rPr>
-        <w:t xml:space="preserve">Wetenschappelijk artikel: </w:t>
-      </w:r>
-      <w:r>
-        <w:br/>
-      </w:r>
-      <w:r>
-        <w:tab/>
-      </w:r>
-      <w:r>
-        <w:rPr>
-          <w:rFonts w:ascii="Charis SIL Italic" w:hAnsi="Charis SIL Italic" w:eastAsia="Charis SIL Italic"/>
-          <w:b w:val="0"/>
-          <w:i/>
-          <w:color w:val="000000"/>
-          <w:sz w:val="24"/>
-        </w:rPr>
-        <w:t xml:space="preserve">Pleyte, C.M. ‘Die Kwakwabank der Buschneger Surinams’, Globus, (1896), </w:t>
-      </w:r>
-      <w:r>
-        <w:tab/>
-      </w:r>
-      <w:r>
-        <w:rPr>
-          <w:rFonts w:ascii="Charis SIL Italic" w:hAnsi="Charis SIL Italic" w:eastAsia="Charis SIL Italic"/>
-          <w:b w:val="0"/>
-          <w:i/>
-          <w:color w:val="000000"/>
-          <w:sz w:val="24"/>
-        </w:rPr>
-        <w:t>370-371.</w:t>
-      </w:r>
-      <w:r>
-        <w:rPr>
-          <w:rFonts w:ascii="Charis SIL Italic" w:hAnsi="Charis SIL Italic" w:eastAsia="Charis SIL Italic"/>
-          <w:b w:val="0"/>
-          <w:i/>
-          <w:color w:val="000000"/>
-          <w:sz w:val="24"/>
-        </w:rPr>
-        <w:t>SCHRIJVEN!</w:t>
-      </w:r>
-    </w:p>
-    <w:p>
-      <w:pPr>
-        <w:autoSpaceDN w:val="0"/>
-        <w:tabs>
-          <w:tab w:pos="800" w:val="left"/>
-        </w:tabs>
-        <w:autoSpaceDE w:val="0"/>
-        <w:widowControl/>
-        <w:spacing w:line="448" w:lineRule="exact" w:before="80" w:after="0"/>
-        <w:ind w:left="0" w:right="432" w:firstLine="0"/>
-        <w:jc w:val="left"/>
-      </w:pPr>
-      <w:r>
-        <w:tab/>
-      </w:r>
-      <w:r>
-        <w:rPr>
-          <w:rFonts w:ascii="Charis SIL Italic" w:hAnsi="Charis SIL Italic" w:eastAsia="Charis SIL Italic"/>
-          <w:b w:val="0"/>
-          <w:i w:val="0"/>
-          <w:color w:val="0000FF"/>
-          <w:sz w:val="24"/>
-          <w:u w:val="single"/>
-        </w:rPr>
-        <w:hyperlink r:id="rId51" w:history="1">
-          <w:r>
-            <w:rPr>
-              <w:rStyle w:val="Hyperlink"/>
-            </w:rPr>
-            <w:t>https://</w:t>
-          </w:r>
-        </w:hyperlink>
-      </w:r>
-      <w:r>
-        <w:rPr>
-          <w:rFonts w:ascii="Charis SIL Italic" w:hAnsi="Charis SIL Italic" w:eastAsia="Charis SIL Italic"/>
-          <w:b w:val="0"/>
-          <w:i w:val="0"/>
-          <w:color w:val="0000FF"/>
-          <w:sz w:val="24"/>
-          <w:u w:val="single"/>
-        </w:rPr>
-        <w:hyperlink r:id="rId51" w:history="1">
-          <w:r>
-            <w:rPr>
-              <w:rStyle w:val="Hyperlink"/>
-            </w:rPr>
-            <w:t>www.digi-</w:t>
-          </w:r>
-        </w:hyperlink>
-      </w:r>
-      <w:r>
-        <w:rPr>
-          <w:rFonts w:ascii="Charis SIL Italic" w:hAnsi="Charis SIL Italic" w:eastAsia="Charis SIL Italic"/>
-          <w:b w:val="0"/>
-          <w:i w:val="0"/>
-          <w:color w:val="0000FF"/>
-          <w:sz w:val="24"/>
-          <w:u w:val="single"/>
-        </w:rPr>
-        <w:hyperlink r:id="rId51" w:history="1">
-          <w:r>
-            <w:rPr>
-              <w:rStyle w:val="Hyperlink"/>
-            </w:rPr>
-            <w:t>hub.de/</w:t>
-          </w:r>
-        </w:hyperlink>
-      </w:r>
-      <w:r>
-        <w:rPr>
-          <w:rFonts w:ascii="Charis SIL Italic" w:hAnsi="Charis SIL Italic" w:eastAsia="Charis SIL Italic"/>
-          <w:b w:val="0"/>
-          <w:i w:val="0"/>
-          <w:color w:val="0000FF"/>
-          <w:sz w:val="24"/>
-          <w:u w:val="single"/>
-        </w:rPr>
-        <w:hyperlink r:id="rId51" w:history="1">
-          <w:r>
-            <w:rPr>
-              <w:rStyle w:val="Hyperlink"/>
-            </w:rPr>
-            <w:t>viewer/</w:t>
-          </w:r>
-        </w:hyperlink>
-      </w:r>
-      <w:r>
-        <w:rPr>
-          <w:rFonts w:ascii="Charis SIL Italic" w:hAnsi="Charis SIL Italic" w:eastAsia="Charis SIL Italic"/>
-          <w:b w:val="0"/>
-          <w:i w:val="0"/>
-          <w:color w:val="0000FF"/>
-          <w:sz w:val="24"/>
-          <w:u w:val="single"/>
-        </w:rPr>
-        <w:hyperlink r:id="rId51" w:history="1">
-          <w:r>
-            <w:rPr>
-              <w:rStyle w:val="Hyperlink"/>
-            </w:rPr>
-            <w:t>image/</w:t>
-          </w:r>
-        </w:hyperlink>
-      </w:r>
-      <w:r>
-        <w:rPr>
-          <w:rFonts w:ascii="Charis SIL Italic" w:hAnsi="Charis SIL Italic" w:eastAsia="Charis SIL Italic"/>
-          <w:b w:val="0"/>
-          <w:i w:val="0"/>
-          <w:color w:val="0000FF"/>
-          <w:sz w:val="24"/>
-          <w:u w:val="single"/>
-        </w:rPr>
-        <w:hyperlink r:id="rId51" w:history="1">
-          <w:r>
-            <w:rPr>
-              <w:rStyle w:val="Hyperlink"/>
-            </w:rPr>
-            <w:t>DE-11-001785756/394/</w:t>
-          </w:r>
-        </w:hyperlink>
-      </w:r>
-      <w:r>
-        <w:rPr>
-          <w:rFonts w:ascii="Charis SIL Italic" w:hAnsi="Charis SIL Italic" w:eastAsia="Charis SIL Italic"/>
-          <w:b w:val="0"/>
-          <w:i w:val="0"/>
-          <w:color w:val="0000FF"/>
-          <w:sz w:val="24"/>
-          <w:u w:val="single"/>
-        </w:rPr>
-        <w:hyperlink r:id="rId51" w:history="1">
-          <w:r>
-            <w:rPr>
-              <w:rStyle w:val="Hyperlink"/>
-            </w:rPr>
-            <w:t xml:space="preserve">LOG_0381/ </w:t>
-          </w:r>
-        </w:hyperlink>
-      </w:r>
-      <w:r>
-        <w:rPr>
-          <w:rFonts w:ascii="Charis SIL Italic" w:hAnsi="Charis SIL Italic" w:eastAsia="Charis SIL Italic"/>
-          <w:b w:val="0"/>
-          <w:i w:val="0"/>
-          <w:color w:val="000000"/>
-          <w:sz w:val="24"/>
-        </w:rPr>
-        <w:t xml:space="preserve">Wetenschappelijk artikel: </w:t>
-      </w:r>
-      <w:r>
-        <w:br/>
-      </w:r>
-      <w:r>
-        <w:tab/>
-      </w:r>
-      <w:r>
-        <w:rPr>
-          <w:rFonts w:ascii="Charis SIL Italic" w:hAnsi="Charis SIL Italic" w:eastAsia="Charis SIL Italic"/>
-          <w:b w:val="0"/>
-          <w:i/>
-          <w:color w:val="000000"/>
-          <w:sz w:val="24"/>
-        </w:rPr>
-        <w:t xml:space="preserve">Spitzly, John H. ‘Etnographische gegenstände aus Surinam’, Verhandlungen der </w:t>
-      </w:r>
-      <w:r>
-        <w:tab/>
-      </w:r>
-      <w:r>
-        <w:rPr>
-          <w:rFonts w:ascii="Charis SIL Italic" w:hAnsi="Charis SIL Italic" w:eastAsia="Charis SIL Italic"/>
-          <w:b w:val="0"/>
-          <w:i/>
-          <w:color w:val="000000"/>
-          <w:sz w:val="24"/>
-        </w:rPr>
-        <w:t>Berliner Gesellschaft für Anthropologie, Ethnologie und Urgeschichte, (1889),</w:t>
-      </w:r>
-    </w:p>
-    <w:p>
-      <w:pPr>
-        <w:sectPr>
-          <w:pgSz w:w="11900" w:h="16840"/>
-          <w:pgMar w:top="324" w:right="1440" w:bottom="398" w:left="960" w:header="720" w:footer="720" w:gutter="0"/>
-          <w:cols/>
-          <w:docGrid w:linePitch="360"/>
-        </w:sectPr>
-      </w:pPr>
     </w:p>
     <w:p>
       <w:pPr>
         <w:autoSpaceDN w:val="0"/>
         <w:autoSpaceDE w:val="0"/>
         <w:widowControl/>
-        <w:spacing w:line="220" w:lineRule="exact" w:before="0" w:after="104"/>
-        <w:ind w:left="0" w:right="0"/>
+        <w:spacing w:line="352" w:lineRule="exact" w:before="176" w:after="0"/>
+        <w:ind w:left="0" w:right="0" w:firstLine="0"/>
+        <w:jc w:val="left"/>
       </w:pPr>
+      <w:r>
+        <w:rPr>
+          <w:rFonts w:ascii="Charis SIL Italic" w:hAnsi="Charis SIL Italic" w:eastAsia="Charis SIL Italic"/>
+          <w:b w:val="0"/>
+          <w:i w:val="0"/>
+          <w:color w:val="000000"/>
+          <w:sz w:val="24"/>
+        </w:rPr>
+        <w:t>Hoofdstuk in een boek:</w:t>
+      </w:r>
     </w:p>
     <w:p>
       <w:pPr>
         <w:autoSpaceDN w:val="0"/>
         <w:autoSpaceDE w:val="0"/>
         <w:widowControl/>
-        <w:spacing w:line="352" w:lineRule="exact" w:before="0" w:after="0"/>
-        <w:ind w:left="800" w:right="0" w:firstLine="0"/>
+        <w:spacing w:line="288" w:lineRule="exact" w:before="240" w:after="0"/>
+        <w:ind w:left="800" w:right="2016" w:firstLine="0"/>
         <w:jc w:val="left"/>
       </w:pPr>
       <w:r>
@@ -6944,7 +7456,7 @@
           <w:color w:val="000000"/>
           <w:sz w:val="24"/>
         </w:rPr>
-        <w:t>212-214.</w:t>
+        <w:t xml:space="preserve">'Rendez-vous manqué avec les 'viellles colonies', ethnographie et archéologie de la </w:t>
       </w:r>
       <w:r>
         <w:rPr>
@@ -6954,111 +7466,10 @@
           <w:color w:val="000000"/>
           <w:sz w:val="24"/>
         </w:rPr>
-        <w:t>SCHRIJVEN!</w:t>
-      </w:r>
-    </w:p>
-    <w:p>
-      <w:pPr>
-        <w:autoSpaceDN w:val="0"/>
-        <w:tabs>
-          <w:tab w:pos="800" w:val="left"/>
-        </w:tabs>
-        <w:autoSpaceDE w:val="0"/>
-        <w:widowControl/>
-        <w:spacing w:line="384" w:lineRule="exact" w:before="144" w:after="0"/>
-        <w:ind w:left="0" w:right="2016" w:firstLine="0"/>
-        <w:jc w:val="left"/>
-      </w:pPr>
-      <w:r>
-        <w:tab/>
-      </w:r>
-      <w:r>
-        <w:rPr>
-          <w:rFonts w:ascii="Charis SIL Italic" w:hAnsi="Charis SIL Italic" w:eastAsia="Charis SIL Italic"/>
-          <w:b w:val="0"/>
-          <w:i w:val="0"/>
-          <w:color w:val="0000FF"/>
-          <w:sz w:val="24"/>
-          <w:u w:val="single"/>
-        </w:rPr>
-        <w:hyperlink r:id="rId52" w:history="1">
-          <w:r>
-            <w:rPr>
-              <w:rStyle w:val="Hyperlink"/>
-            </w:rPr>
-            <w:t>https://</w:t>
-          </w:r>
-        </w:hyperlink>
-      </w:r>
-      <w:r>
-        <w:rPr>
-          <w:rFonts w:ascii="Charis SIL Italic" w:hAnsi="Charis SIL Italic" w:eastAsia="Charis SIL Italic"/>
-          <w:b w:val="0"/>
-          <w:i w:val="0"/>
-          <w:color w:val="0000FF"/>
-          <w:sz w:val="24"/>
-          <w:u w:val="single"/>
-        </w:rPr>
-        <w:hyperlink r:id="rId52" w:history="1">
-          <w:r>
-            <w:rPr>
-              <w:rStyle w:val="Hyperlink"/>
-            </w:rPr>
-            <w:t>books.google.nl/</w:t>
-          </w:r>
-        </w:hyperlink>
-      </w:r>
-      <w:r>
-        <w:rPr>
-          <w:rFonts w:ascii="Charis SIL Italic" w:hAnsi="Charis SIL Italic" w:eastAsia="Charis SIL Italic"/>
-          <w:b w:val="0"/>
-          <w:i w:val="0"/>
-          <w:color w:val="0000FF"/>
-          <w:sz w:val="24"/>
-          <w:u w:val="single"/>
-        </w:rPr>
-        <w:hyperlink r:id="rId52" w:history="1">
-          <w:r>
-            <w:rPr>
-              <w:rStyle w:val="Hyperlink"/>
-            </w:rPr>
-            <w:t>books?</w:t>
-          </w:r>
-        </w:hyperlink>
-      </w:r>
-      <w:r>
-        <w:rPr>
-          <w:rFonts w:ascii="Charis SIL Italic" w:hAnsi="Charis SIL Italic" w:eastAsia="Charis SIL Italic"/>
-          <w:b w:val="0"/>
-          <w:i w:val="0"/>
-          <w:color w:val="0000FF"/>
-          <w:sz w:val="24"/>
-          <w:u w:val="single"/>
-        </w:rPr>
-        <w:hyperlink r:id="rId52" w:history="1">
-          <w:r>
-            <w:rPr>
-              <w:rStyle w:val="Hyperlink"/>
-            </w:rPr>
-            <w:t xml:space="preserve">id=HTJOAAAAYAAJ&amp;hl=nl&amp;pg=PA212 </w:t>
-          </w:r>
-        </w:hyperlink>
-      </w:r>
-      <w:r>
-        <w:rPr>
-          <w:rFonts w:ascii="Charis SIL Italic" w:hAnsi="Charis SIL Italic" w:eastAsia="Charis SIL Italic"/>
-          <w:b w:val="0"/>
-          <w:i w:val="0"/>
-          <w:color w:val="000000"/>
-          <w:sz w:val="24"/>
-        </w:rPr>
-        <w:t xml:space="preserve">Hoofdstuk in een boek: </w:t>
+        <w:t xml:space="preserve">Guyane et des Antilles françaises (1931-1939)' in Les années folles de </w:t>
       </w:r>
       <w:r>
         <w:br/>
-      </w:r>
-      <w:r>
-        <w:tab/>
       </w:r>
       <w:r>
         <w:rPr>
@@ -7068,39 +7479,7 @@
           <w:color w:val="000000"/>
           <w:sz w:val="24"/>
         </w:rPr>
-        <w:t xml:space="preserve">'Rendez-vous manqué avec les 'viellles colonies', ethnographie et archéologie de la </w:t>
-      </w:r>
-      <w:r>
-        <w:tab/>
-      </w:r>
-      <w:r>
-        <w:rPr>
-          <w:rFonts w:ascii="Charis SIL Italic" w:hAnsi="Charis SIL Italic" w:eastAsia="Charis SIL Italic"/>
-          <w:b w:val="0"/>
-          <w:i/>
-          <w:color w:val="000000"/>
-          <w:sz w:val="24"/>
-        </w:rPr>
-        <w:t xml:space="preserve">Guyane et des Antilles françaises (1931-1939)' in Les années folles de </w:t>
-      </w:r>
-      <w:r>
-        <w:br/>
-      </w:r>
-      <w:r>
-        <w:tab/>
-      </w:r>
-      <w:r>
-        <w:rPr>
-          <w:rFonts w:ascii="Charis SIL Italic" w:hAnsi="Charis SIL Italic" w:eastAsia="Charis SIL Italic"/>
-          <w:b w:val="0"/>
-          <w:i/>
-          <w:color w:val="000000"/>
-          <w:sz w:val="24"/>
-        </w:rPr>
         <w:t xml:space="preserve">l'ethnographie: Trocadéro 28-37. Paris: Museum national d'histoire naturelle </w:t>
-      </w:r>
-      <w:r>
-        <w:tab/>
       </w:r>
       <w:r>
         <w:rPr>
@@ -7141,7 +7520,7 @@
           <w:sz w:val="24"/>
           <w:u w:val="single"/>
         </w:rPr>
-        <w:hyperlink r:id="rId53" w:history="1">
+        <w:hyperlink r:id="rId58" w:history="1">
           <w:r>
             <w:rPr>
               <w:rStyle w:val="Hyperlink"/>
@@ -7159,7 +7538,7 @@
           <w:sz w:val="24"/>
           <w:u w:val="single"/>
         </w:rPr>
-        <w:hyperlink r:id="rId53" w:history="1">
+        <w:hyperlink r:id="rId58" w:history="1">
           <w:r>
             <w:rPr>
               <w:rStyle w:val="Hyperlink"/>
@@ -7177,7 +7556,7 @@
           <w:sz w:val="24"/>
           <w:u w:val="single"/>
         </w:rPr>
-        <w:hyperlink r:id="rId53" w:history="1">
+        <w:hyperlink r:id="rId58" w:history="1">
           <w:r>
             <w:rPr>
               <w:rStyle w:val="Hyperlink"/>
@@ -7198,7 +7577,7 @@
           <w:sz w:val="24"/>
           <w:u w:val="single"/>
         </w:rPr>
-        <w:hyperlink r:id="rId53" w:history="1">
+        <w:hyperlink r:id="rId58" w:history="1">
           <w:r>
             <w:rPr>
               <w:rStyle w:val="Hyperlink"/>
@@ -7216,7 +7595,7 @@
           <w:sz w:val="24"/>
           <w:u w:val="single"/>
         </w:rPr>
-        <w:hyperlink r:id="rId53" w:history="1">
+        <w:hyperlink r:id="rId58" w:history="1">
           <w:r>
             <w:rPr>
               <w:rStyle w:val="Hyperlink"/>
@@ -7234,7 +7613,7 @@
           <w:sz w:val="24"/>
           <w:u w:val="single"/>
         </w:rPr>
-        <w:hyperlink r:id="rId53" w:history="1">
+        <w:hyperlink r:id="rId58" w:history="1">
           <w:r>
             <w:rPr>
               <w:rStyle w:val="Hyperlink"/>
@@ -7251,7 +7630,7 @@
           <w:color w:val="0000FF"/>
           <w:sz w:val="24"/>
         </w:rPr>
-        <w:hyperlink r:id="rId53" w:history="1">
+        <w:hyperlink r:id="rId58" w:history="1">
           <w:r>
             <w:rPr>
               <w:rStyle w:val="Hyperlink"/>
@@ -7269,7 +7648,7 @@
           <w:sz w:val="24"/>
           <w:u w:val="single"/>
         </w:rPr>
-        <w:hyperlink r:id="rId54" w:history="1">
+        <w:hyperlink r:id="rId58" w:history="1">
           <w:r>
             <w:rPr>
               <w:rStyle w:val="Hyperlink"/>
@@ -7298,7 +7677,7 @@
           <w:sz w:val="24"/>
           <w:u w:val="single"/>
         </w:rPr>
-        <w:hyperlink r:id="rId53" w:history="1">
+        <w:hyperlink r:id="rId58" w:history="1">
           <w:r>
             <w:rPr>
               <w:rStyle w:val="Hyperlink"/>
@@ -7333,8 +7712,8 @@
         <w:autoSpaceDN w:val="0"/>
         <w:autoSpaceDE w:val="0"/>
         <w:widowControl/>
-        <w:spacing w:line="528" w:lineRule="exact" w:before="54" w:after="0"/>
-        <w:ind w:left="0" w:right="3888" w:firstLine="0"/>
+        <w:spacing w:line="352" w:lineRule="exact" w:before="230" w:after="0"/>
+        <w:ind w:left="0" w:right="0" w:firstLine="0"/>
         <w:jc w:val="left"/>
       </w:pPr>
       <w:r>
@@ -7345,11 +7724,18 @@
           <w:color w:val="000000"/>
           <w:sz w:val="24"/>
         </w:rPr>
-        <w:t xml:space="preserve">TO BE FILLED </w:t>
-      </w:r>
-      <w:r>
-        <w:br/>
-      </w:r>
+        <w:t>TO BE FILLED</w:t>
+      </w:r>
+    </w:p>
+    <w:p>
+      <w:pPr>
+        <w:autoSpaceDN w:val="0"/>
+        <w:autoSpaceDE w:val="0"/>
+        <w:widowControl/>
+        <w:spacing w:line="352" w:lineRule="exact" w:before="176" w:after="0"/>
+        <w:ind w:left="0" w:right="0" w:firstLine="0"/>
+        <w:jc w:val="left"/>
+      </w:pPr>
       <w:r>
         <w:rPr>
           <w:rFonts w:ascii="Charis SIL Italic" w:hAnsi="Charis SIL Italic" w:eastAsia="Charis SIL Italic"/>

--- a/EXPORTS/DOCX/review/niveau2/Dutch/Suriname aanvullingen.docx
+++ b/EXPORTS/DOCX/review/niveau2/Dutch/Suriname aanvullingen.docx
@@ -551,7 +551,14 @@
           <w:color w:val="000000"/>
           <w:sz w:val="24"/>
         </w:rPr>
-        <w:t xml:space="preserve">ver </w:t>
+        <w:hyperlink r:id="rId10" w:history="1">
+          <w:r>
+            <w:rPr>
+              <w:rStyle w:val="Hyperlink"/>
+            </w:rPr>
+            <w:t xml:space="preserve">ver </w:t>
+          </w:r>
+        </w:hyperlink>
       </w:r>
       <w:r>
         <w:rPr>
@@ -562,7 +569,7 @@
           <w:sz w:val="24"/>
           <w:u w:val="single"/>
         </w:rPr>
-        <w:hyperlink r:id="rId11" w:history="1">
+        <w:hyperlink r:id="rId10" w:history="1">
           <w:r>
             <w:rPr>
               <w:rStyle w:val="Hyperlink"/>
@@ -793,14 +800,7 @@
           <w:sz w:val="24"/>
           <w:u w:val="single"/>
         </w:rPr>
-        <w:hyperlink r:id="rId15" w:history="1">
-          <w:r>
-            <w:rPr>
-              <w:rStyle w:val="Hyperlink"/>
-            </w:rPr>
-            <w:t>v</w:t>
-          </w:r>
-        </w:hyperlink>
+        <w:t>v</w:t>
       </w:r>
       <w:r>
         <w:rPr>
@@ -942,7 +942,82 @@
           <w:color w:val="000000"/>
           <w:sz w:val="24"/>
         </w:rPr>
-        <w:t>•  Wat is de herkomst van TM-7? Is gehee</w:t>
+        <w:t xml:space="preserve">•  </w:t>
+      </w:r>
+      <w:r>
+        <w:rPr>
+          <w:u w:val="single" w:color="0000ff"/>
+          <w:rFonts w:ascii="Charis SIL Italic" w:hAnsi="Charis SIL Italic" w:eastAsia="Charis SIL Italic"/>
+          <w:b w:val="0"/>
+          <w:i w:val="0"/>
+          <w:color w:val="000000"/>
+          <w:sz w:val="24"/>
+        </w:rPr>
+        <w:hyperlink r:id="rId14" w:history="1">
+          <w:r>
+            <w:rPr>
+              <w:rStyle w:val="Hyperlink"/>
+            </w:rPr>
+            <w:t xml:space="preserve">Wat is </w:t>
+          </w:r>
+        </w:hyperlink>
+      </w:r>
+      <w:r>
+        <w:rPr>
+          <w:u w:val="single" w:color="0000ff"/>
+          <w:rFonts w:ascii="Charis SIL Italic" w:hAnsi="Charis SIL Italic" w:eastAsia="Charis SIL Italic"/>
+          <w:b w:val="0"/>
+          <w:i w:val="0"/>
+          <w:color w:val="000000"/>
+          <w:sz w:val="24"/>
+        </w:rPr>
+        <w:t>d</w:t>
+      </w:r>
+      <w:r>
+        <w:rPr>
+          <w:rFonts w:ascii="Charis SIL Italic" w:hAnsi="Charis SIL Italic" w:eastAsia="Charis SIL Italic"/>
+          <w:b w:val="0"/>
+          <w:i w:val="0"/>
+          <w:color w:val="000000"/>
+          <w:sz w:val="24"/>
+        </w:rPr>
+        <w:t>e herkomst van T</w:t>
+      </w:r>
+      <w:r>
+        <w:rPr>
+          <w:u w:val="single" w:color="0000ff"/>
+          <w:rFonts w:ascii="Charis SIL Italic" w:hAnsi="Charis SIL Italic" w:eastAsia="Charis SIL Italic"/>
+          <w:b w:val="0"/>
+          <w:i w:val="0"/>
+          <w:color w:val="000000"/>
+          <w:sz w:val="24"/>
+        </w:rPr>
+        <w:hyperlink r:id="rId15" w:history="1">
+          <w:r>
+            <w:rPr>
+              <w:rStyle w:val="Hyperlink"/>
+            </w:rPr>
+            <w:t>M-7? Is g</w:t>
+          </w:r>
+        </w:hyperlink>
+      </w:r>
+      <w:r>
+        <w:rPr>
+          <w:u w:val="single" w:color="0000ff"/>
+          <w:rFonts w:ascii="Charis SIL Italic" w:hAnsi="Charis SIL Italic" w:eastAsia="Charis SIL Italic"/>
+          <w:b w:val="0"/>
+          <w:i w:val="0"/>
+          <w:color w:val="000000"/>
+          <w:sz w:val="24"/>
+        </w:rPr>
+        <w:hyperlink r:id="rId15" w:history="1">
+          <w:r>
+            <w:rPr>
+              <w:rStyle w:val="Hyperlink"/>
+            </w:rPr>
+            <w:t>ehee</w:t>
+          </w:r>
+        </w:hyperlink>
       </w:r>
       <w:r>
         <w:rPr>
@@ -1028,7 +1103,34 @@
           <w:color w:val="000000"/>
           <w:sz w:val="24"/>
         </w:rPr>
-        <w:t xml:space="preserve">•  TM-9 is Corantijnexpeditie?? </w:t>
+        <w:t xml:space="preserve">•  TM-9 </w:t>
+      </w:r>
+      <w:r>
+        <w:rPr>
+          <w:rFonts w:ascii="Charis SIL Italic" w:hAnsi="Charis SIL Italic" w:eastAsia="Charis SIL Italic"/>
+          <w:b w:val="0"/>
+          <w:i w:val="0"/>
+          <w:color w:val="000000"/>
+          <w:sz w:val="24"/>
+        </w:rPr>
+        <w:hyperlink r:id="rId16" w:history="1">
+          <w:r>
+            <w:rPr>
+              <w:rStyle w:val="Hyperlink"/>
+            </w:rPr>
+            <w:t>is Coran</w:t>
+          </w:r>
+        </w:hyperlink>
+      </w:r>
+      <w:r>
+        <w:rPr>
+          <w:rFonts w:ascii="Charis SIL Italic" w:hAnsi="Charis SIL Italic" w:eastAsia="Charis SIL Italic"/>
+          <w:b w:val="0"/>
+          <w:i w:val="0"/>
+          <w:color w:val="000000"/>
+          <w:sz w:val="24"/>
+        </w:rPr>
+        <w:t xml:space="preserve">tijnexpeditie?? </w:t>
       </w:r>
       <w:r>
         <w:rPr>
@@ -2633,7 +2735,34 @@
           <w:color w:val="000000"/>
           <w:sz w:val="24"/>
         </w:rPr>
-        <w:t>state={"matchAllC</w:t>
+        <w:t>state={"ma</w:t>
+      </w:r>
+      <w:r>
+        <w:rPr>
+          <w:rFonts w:ascii="Charis SIL Italic" w:hAnsi="Charis SIL Italic" w:eastAsia="Charis SIL Italic"/>
+          <w:b w:val="0"/>
+          <w:i w:val="0"/>
+          <w:color w:val="000000"/>
+          <w:sz w:val="24"/>
+        </w:rPr>
+        <w:hyperlink r:id="rId28" w:history="1">
+          <w:r>
+            <w:rPr>
+              <w:rStyle w:val="Hyperlink"/>
+            </w:rPr>
+            <w:t>tchAll</w:t>
+          </w:r>
+        </w:hyperlink>
+      </w:r>
+      <w:r>
+        <w:rPr>
+          <w:rFonts w:ascii="Charis SIL Italic" w:hAnsi="Charis SIL Italic" w:eastAsia="Charis SIL Italic"/>
+          <w:b w:val="0"/>
+          <w:i w:val="0"/>
+          <w:color w:val="000000"/>
+          <w:sz w:val="24"/>
+        </w:rPr>
+        <w:t>C</w:t>
       </w:r>
       <w:r>
         <w:rPr>
@@ -3496,8 +3625,16 @@
           <w:i w:val="0"/>
           <w:color w:val="0000FF"/>
           <w:sz w:val="24"/>
-        </w:rPr>
-        <w:t>G</w:t>
+          <w:u w:val="single"/>
+        </w:rPr>
+        <w:hyperlink r:id="rId32" w:history="1">
+          <w:r>
+            <w:rPr>
+              <w:rStyle w:val="Hyperlink"/>
+            </w:rPr>
+            <w:t>G</w:t>
+          </w:r>
+        </w:hyperlink>
       </w:r>
       <w:r>
         <w:rPr>
@@ -3508,7 +3645,7 @@
           <w:sz w:val="24"/>
           <w:u w:val="single"/>
         </w:rPr>
-        <w:hyperlink r:id="rId31" w:history="1">
+        <w:hyperlink r:id="rId32" w:history="1">
           <w:r>
             <w:rPr>
               <w:rStyle w:val="Hyperlink"/>
@@ -3582,6 +3719,7 @@
           <w:i w:val="0"/>
           <w:color w:val="0000FF"/>
           <w:sz w:val="24"/>
+          <w:u w:val="single"/>
         </w:rPr>
         <w:hyperlink r:id="rId32" w:history="1">
           <w:r>
@@ -3619,7 +3757,7 @@
           <w:sz w:val="24"/>
           <w:u w:val="single"/>
         </w:rPr>
-        <w:hyperlink r:id="rId32" w:history="1">
+        <w:hyperlink r:id="rId31" w:history="1">
           <w:r>
             <w:rPr>
               <w:rStyle w:val="Hyperlink"/>
@@ -3647,14 +3785,7 @@
           <w:color w:val="0000FF"/>
           <w:sz w:val="24"/>
         </w:rPr>
-        <w:hyperlink r:id="rId32" w:history="1">
-          <w:r>
-            <w:rPr>
-              <w:rStyle w:val="Hyperlink"/>
-            </w:rPr>
-            <w:t>A</w:t>
-          </w:r>
-        </w:hyperlink>
+        <w:t>A</w:t>
       </w:r>
       <w:r>
         <w:rPr>
@@ -3665,7 +3796,7 @@
           <w:sz w:val="24"/>
           <w:u w:val="single"/>
         </w:rPr>
-        <w:hyperlink r:id="rId32" w:history="1">
+        <w:hyperlink r:id="rId31" w:history="1">
           <w:r>
             <w:rPr>
               <w:rStyle w:val="Hyperlink"/>
@@ -3694,7 +3825,7 @@
           <w:sz w:val="24"/>
           <w:u w:val="single"/>
         </w:rPr>
-        <w:hyperlink r:id="rId32" w:history="1">
+        <w:hyperlink r:id="rId31" w:history="1">
           <w:r>
             <w:rPr>
               <w:rStyle w:val="Hyperlink"/>
@@ -3712,7 +3843,7 @@
           <w:sz w:val="24"/>
           <w:u w:val="single"/>
         </w:rPr>
-        <w:hyperlink r:id="rId32" w:history="1">
+        <w:hyperlink r:id="rId31" w:history="1">
           <w:r>
             <w:rPr>
               <w:rStyle w:val="Hyperlink"/>
@@ -4245,7 +4376,6 @@
           <w:i w:val="0"/>
           <w:color w:val="0000FF"/>
           <w:sz w:val="24"/>
-          <w:u w:val="single"/>
         </w:rPr>
         <w:t xml:space="preserve"> </w:t>
       </w:r>
@@ -4263,19 +4393,9 @@
             <w:rPr>
               <w:rStyle w:val="Hyperlink"/>
             </w:rPr>
-            <w:t>Collin</w:t>
+            <w:t>Collins</w:t>
           </w:r>
         </w:hyperlink>
-      </w:r>
-      <w:r>
-        <w:rPr>
-          <w:rFonts w:ascii="Charis SIL Italic" w:hAnsi="Charis SIL Italic" w:eastAsia="Charis SIL Italic"/>
-          <w:b w:val="0"/>
-          <w:i w:val="0"/>
-          <w:color w:val="0000FF"/>
-          <w:sz w:val="24"/>
-        </w:rPr>
-        <w:t>s</w:t>
       </w:r>
     </w:p>
     <w:p>
@@ -4917,7 +5037,7 @@
           <w:sz w:val="24"/>
           <w:u w:val="single"/>
         </w:rPr>
-        <w:hyperlink r:id="rId44" w:history="1">
+        <w:hyperlink r:id="rId43" w:history="1">
           <w:r>
             <w:rPr>
               <w:rStyle w:val="Hyperlink"/>
@@ -4966,7 +5086,7 @@
           <w:sz w:val="24"/>
           <w:u w:val="single"/>
         </w:rPr>
-        <w:hyperlink r:id="rId44" w:history="1">
+        <w:hyperlink r:id="rId45" w:history="1">
           <w:r>
             <w:rPr>
               <w:rStyle w:val="Hyperlink"/>
@@ -5034,7 +5154,7 @@
           <w:sz w:val="24"/>
           <w:u w:val="single"/>
         </w:rPr>
-        <w:hyperlink r:id="rId45" w:history="1">
+        <w:hyperlink r:id="rId46" w:history="1">
           <w:r>
             <w:rPr>
               <w:rStyle w:val="Hyperlink"/>
@@ -5063,7 +5183,7 @@
           <w:sz w:val="24"/>
           <w:u w:val="single"/>
         </w:rPr>
-        <w:hyperlink r:id="rId45" w:history="1">
+        <w:hyperlink r:id="rId46" w:history="1">
           <w:r>
             <w:rPr>
               <w:rStyle w:val="Hyperlink"/>
@@ -5092,7 +5212,7 @@
           <w:sz w:val="24"/>
           <w:u w:val="single"/>
         </w:rPr>
-        <w:hyperlink r:id="rId45" w:history="1">
+        <w:hyperlink r:id="rId46" w:history="1">
           <w:r>
             <w:rPr>
               <w:rStyle w:val="Hyperlink"/>
@@ -5469,7 +5589,7 @@
           <w:sz w:val="24"/>
           <w:u w:val="single"/>
         </w:rPr>
-        <w:hyperlink r:id="rId46" w:history="1">
+        <w:hyperlink r:id="rId47" w:history="1">
           <w:r>
             <w:rPr>
               <w:rStyle w:val="Hyperlink"/>
@@ -5537,7 +5657,7 @@
           <w:sz w:val="24"/>
           <w:u w:val="single"/>
         </w:rPr>
-        <w:hyperlink r:id="rId47" w:history="1">
+        <w:hyperlink r:id="rId48" w:history="1">
           <w:r>
             <w:rPr>
               <w:rStyle w:val="Hyperlink"/>
@@ -5565,7 +5685,7 @@
           <w:color w:val="000000"/>
           <w:sz w:val="24"/>
         </w:rPr>
-        <w:hyperlink r:id="rId47" w:history="1">
+        <w:hyperlink r:id="rId48" w:history="1">
           <w:r>
             <w:rPr>
               <w:rStyle w:val="Hyperlink"/>
@@ -6020,7 +6140,7 @@
           <w:color w:val="0000FF"/>
           <w:sz w:val="24"/>
         </w:rPr>
-        <w:hyperlink r:id="rId48" w:history="1">
+        <w:hyperlink r:id="rId49" w:history="1">
           <w:r>
             <w:rPr>
               <w:rStyle w:val="Hyperlink"/>
@@ -6037,7 +6157,7 @@
           <w:color w:val="0000FF"/>
           <w:sz w:val="24"/>
         </w:rPr>
-        <w:hyperlink r:id="rId48" w:history="1">
+        <w:hyperlink r:id="rId49" w:history="1">
           <w:r>
             <w:rPr>
               <w:rStyle w:val="Hyperlink"/>
@@ -6054,7 +6174,7 @@
           <w:color w:val="0000FF"/>
           <w:sz w:val="24"/>
         </w:rPr>
-        <w:hyperlink r:id="rId48" w:history="1">
+        <w:hyperlink r:id="rId49" w:history="1">
           <w:r>
             <w:rPr>
               <w:rStyle w:val="Hyperlink"/>
@@ -6165,7 +6285,7 @@
           <w:sz w:val="24"/>
           <w:u w:val="single"/>
         </w:rPr>
-        <w:hyperlink r:id="rId49" w:history="1">
+        <w:hyperlink r:id="rId50" w:history="1">
           <w:r>
             <w:rPr>
               <w:rStyle w:val="Hyperlink"/>
@@ -6183,7 +6303,7 @@
           <w:sz w:val="24"/>
           <w:u w:val="single"/>
         </w:rPr>
-        <w:hyperlink r:id="rId49" w:history="1">
+        <w:hyperlink r:id="rId50" w:history="1">
           <w:r>
             <w:rPr>
               <w:rStyle w:val="Hyperlink"/>
@@ -6305,7 +6425,7 @@
           <w:color w:val="0000FF"/>
           <w:sz w:val="24"/>
         </w:rPr>
-        <w:hyperlink r:id="rId50" w:history="1">
+        <w:hyperlink r:id="rId51" w:history="1">
           <w:r>
             <w:rPr>
               <w:rStyle w:val="Hyperlink"/>
@@ -6322,7 +6442,7 @@
           <w:color w:val="0000FF"/>
           <w:sz w:val="24"/>
         </w:rPr>
-        <w:hyperlink r:id="rId50" w:history="1">
+        <w:hyperlink r:id="rId51" w:history="1">
           <w:r>
             <w:rPr>
               <w:rStyle w:val="Hyperlink"/>
@@ -6429,7 +6549,7 @@
           <w:sz w:val="24"/>
           <w:u w:val="single"/>
         </w:rPr>
-        <w:hyperlink r:id="rId51" w:history="1">
+        <w:hyperlink r:id="rId52" w:history="1">
           <w:r>
             <w:rPr>
               <w:rStyle w:val="Hyperlink"/>
@@ -6447,7 +6567,7 @@
           <w:sz w:val="24"/>
           <w:u w:val="single"/>
         </w:rPr>
-        <w:hyperlink r:id="rId51" w:history="1">
+        <w:hyperlink r:id="rId52" w:history="1">
           <w:r>
             <w:rPr>
               <w:rStyle w:val="Hyperlink"/>
@@ -6465,7 +6585,7 @@
           <w:sz w:val="24"/>
           <w:u w:val="single"/>
         </w:rPr>
-        <w:hyperlink r:id="rId51" w:history="1">
+        <w:hyperlink r:id="rId52" w:history="1">
           <w:r>
             <w:rPr>
               <w:rStyle w:val="Hyperlink"/>
@@ -6483,7 +6603,7 @@
           <w:sz w:val="24"/>
           <w:u w:val="single"/>
         </w:rPr>
-        <w:hyperlink r:id="rId51" w:history="1">
+        <w:hyperlink r:id="rId52" w:history="1">
           <w:r>
             <w:rPr>
               <w:rStyle w:val="Hyperlink"/>
@@ -6559,7 +6679,7 @@
           <w:sz w:val="24"/>
           <w:u w:val="single"/>
         </w:rPr>
-        <w:hyperlink r:id="rId52" w:history="1">
+        <w:hyperlink r:id="rId53" w:history="1">
           <w:r>
             <w:rPr>
               <w:rStyle w:val="Hyperlink"/>
@@ -6577,7 +6697,7 @@
           <w:sz w:val="24"/>
           <w:u w:val="single"/>
         </w:rPr>
-        <w:hyperlink r:id="rId52" w:history="1">
+        <w:hyperlink r:id="rId53" w:history="1">
           <w:r>
             <w:rPr>
               <w:rStyle w:val="Hyperlink"/>
@@ -6595,7 +6715,7 @@
           <w:sz w:val="24"/>
           <w:u w:val="single"/>
         </w:rPr>
-        <w:hyperlink r:id="rId52" w:history="1">
+        <w:hyperlink r:id="rId53" w:history="1">
           <w:r>
             <w:rPr>
               <w:rStyle w:val="Hyperlink"/>
@@ -6613,7 +6733,7 @@
           <w:sz w:val="24"/>
           <w:u w:val="single"/>
         </w:rPr>
-        <w:hyperlink r:id="rId52" w:history="1">
+        <w:hyperlink r:id="rId53" w:history="1">
           <w:r>
             <w:rPr>
               <w:rStyle w:val="Hyperlink"/>
@@ -6689,7 +6809,7 @@
           <w:sz w:val="24"/>
           <w:u w:val="single"/>
         </w:rPr>
-        <w:hyperlink r:id="rId53" w:history="1">
+        <w:hyperlink r:id="rId54" w:history="1">
           <w:r>
             <w:rPr>
               <w:rStyle w:val="Hyperlink"/>
@@ -6707,7 +6827,7 @@
           <w:sz w:val="24"/>
           <w:u w:val="single"/>
         </w:rPr>
-        <w:hyperlink r:id="rId53" w:history="1">
+        <w:hyperlink r:id="rId54" w:history="1">
           <w:r>
             <w:rPr>
               <w:rStyle w:val="Hyperlink"/>
@@ -6725,7 +6845,7 @@
           <w:sz w:val="24"/>
           <w:u w:val="single"/>
         </w:rPr>
-        <w:hyperlink r:id="rId53" w:history="1">
+        <w:hyperlink r:id="rId54" w:history="1">
           <w:r>
             <w:rPr>
               <w:rStyle w:val="Hyperlink"/>
@@ -6743,7 +6863,7 @@
           <w:sz w:val="24"/>
           <w:u w:val="single"/>
         </w:rPr>
-        <w:hyperlink r:id="rId53" w:history="1">
+        <w:hyperlink r:id="rId54" w:history="1">
           <w:r>
             <w:rPr>
               <w:rStyle w:val="Hyperlink"/>
@@ -6842,7 +6962,7 @@
           <w:sz w:val="24"/>
           <w:u w:val="single"/>
         </w:rPr>
-        <w:hyperlink r:id="rId54" w:history="1">
+        <w:hyperlink r:id="rId55" w:history="1">
           <w:r>
             <w:rPr>
               <w:rStyle w:val="Hyperlink"/>
@@ -6860,7 +6980,7 @@
           <w:sz w:val="24"/>
           <w:u w:val="single"/>
         </w:rPr>
-        <w:hyperlink r:id="rId54" w:history="1">
+        <w:hyperlink r:id="rId55" w:history="1">
           <w:r>
             <w:rPr>
               <w:rStyle w:val="Hyperlink"/>
@@ -6878,7 +6998,7 @@
           <w:sz w:val="24"/>
           <w:u w:val="single"/>
         </w:rPr>
-        <w:hyperlink r:id="rId54" w:history="1">
+        <w:hyperlink r:id="rId55" w:history="1">
           <w:r>
             <w:rPr>
               <w:rStyle w:val="Hyperlink"/>
@@ -6896,7 +7016,7 @@
           <w:sz w:val="24"/>
           <w:u w:val="single"/>
         </w:rPr>
-        <w:hyperlink r:id="rId54" w:history="1">
+        <w:hyperlink r:id="rId55" w:history="1">
           <w:r>
             <w:rPr>
               <w:rStyle w:val="Hyperlink"/>
@@ -6914,7 +7034,7 @@
           <w:sz w:val="24"/>
           <w:u w:val="single"/>
         </w:rPr>
-        <w:hyperlink r:id="rId54" w:history="1">
+        <w:hyperlink r:id="rId55" w:history="1">
           <w:r>
             <w:rPr>
               <w:rStyle w:val="Hyperlink"/>
@@ -7000,7 +7120,7 @@
           <w:sz w:val="24"/>
           <w:u w:val="single"/>
         </w:rPr>
-        <w:hyperlink r:id="rId55" w:history="1">
+        <w:hyperlink r:id="rId56" w:history="1">
           <w:r>
             <w:rPr>
               <w:rStyle w:val="Hyperlink"/>
@@ -7018,7 +7138,7 @@
           <w:sz w:val="24"/>
           <w:u w:val="single"/>
         </w:rPr>
-        <w:hyperlink r:id="rId55" w:history="1">
+        <w:hyperlink r:id="rId56" w:history="1">
           <w:r>
             <w:rPr>
               <w:rStyle w:val="Hyperlink"/>
@@ -7036,7 +7156,7 @@
           <w:sz w:val="24"/>
           <w:u w:val="single"/>
         </w:rPr>
-        <w:hyperlink r:id="rId55" w:history="1">
+        <w:hyperlink r:id="rId56" w:history="1">
           <w:r>
             <w:rPr>
               <w:rStyle w:val="Hyperlink"/>
@@ -7054,7 +7174,7 @@
           <w:sz w:val="24"/>
           <w:u w:val="single"/>
         </w:rPr>
-        <w:hyperlink r:id="rId55" w:history="1">
+        <w:hyperlink r:id="rId56" w:history="1">
           <w:r>
             <w:rPr>
               <w:rStyle w:val="Hyperlink"/>
@@ -7140,7 +7260,7 @@
           <w:sz w:val="24"/>
           <w:u w:val="single"/>
         </w:rPr>
-        <w:hyperlink r:id="rId56" w:history="1">
+        <w:hyperlink r:id="rId57" w:history="1">
           <w:r>
             <w:rPr>
               <w:rStyle w:val="Hyperlink"/>
@@ -7158,7 +7278,7 @@
           <w:sz w:val="24"/>
           <w:u w:val="single"/>
         </w:rPr>
-        <w:hyperlink r:id="rId56" w:history="1">
+        <w:hyperlink r:id="rId57" w:history="1">
           <w:r>
             <w:rPr>
               <w:rStyle w:val="Hyperlink"/>
@@ -7176,7 +7296,7 @@
           <w:sz w:val="24"/>
           <w:u w:val="single"/>
         </w:rPr>
-        <w:hyperlink r:id="rId56" w:history="1">
+        <w:hyperlink r:id="rId57" w:history="1">
           <w:r>
             <w:rPr>
               <w:rStyle w:val="Hyperlink"/>
@@ -7194,7 +7314,7 @@
           <w:sz w:val="24"/>
           <w:u w:val="single"/>
         </w:rPr>
-        <w:hyperlink r:id="rId56" w:history="1">
+        <w:hyperlink r:id="rId57" w:history="1">
           <w:r>
             <w:rPr>
               <w:rStyle w:val="Hyperlink"/>
@@ -7212,7 +7332,7 @@
           <w:sz w:val="24"/>
           <w:u w:val="single"/>
         </w:rPr>
-        <w:hyperlink r:id="rId56" w:history="1">
+        <w:hyperlink r:id="rId57" w:history="1">
           <w:r>
             <w:rPr>
               <w:rStyle w:val="Hyperlink"/>
@@ -7230,7 +7350,7 @@
           <w:sz w:val="24"/>
           <w:u w:val="single"/>
         </w:rPr>
-        <w:hyperlink r:id="rId56" w:history="1">
+        <w:hyperlink r:id="rId57" w:history="1">
           <w:r>
             <w:rPr>
               <w:rStyle w:val="Hyperlink"/>
@@ -7248,7 +7368,7 @@
           <w:sz w:val="24"/>
           <w:u w:val="single"/>
         </w:rPr>
-        <w:hyperlink r:id="rId56" w:history="1">
+        <w:hyperlink r:id="rId57" w:history="1">
           <w:r>
             <w:rPr>
               <w:rStyle w:val="Hyperlink"/>
@@ -7355,7 +7475,7 @@
           <w:sz w:val="24"/>
           <w:u w:val="single"/>
         </w:rPr>
-        <w:hyperlink r:id="rId57" w:history="1">
+        <w:hyperlink r:id="rId58" w:history="1">
           <w:r>
             <w:rPr>
               <w:rStyle w:val="Hyperlink"/>
@@ -7373,7 +7493,7 @@
           <w:sz w:val="24"/>
           <w:u w:val="single"/>
         </w:rPr>
-        <w:hyperlink r:id="rId57" w:history="1">
+        <w:hyperlink r:id="rId58" w:history="1">
           <w:r>
             <w:rPr>
               <w:rStyle w:val="Hyperlink"/>
@@ -7391,7 +7511,7 @@
           <w:sz w:val="24"/>
           <w:u w:val="single"/>
         </w:rPr>
-        <w:hyperlink r:id="rId57" w:history="1">
+        <w:hyperlink r:id="rId58" w:history="1">
           <w:r>
             <w:rPr>
               <w:rStyle w:val="Hyperlink"/>
@@ -7409,7 +7529,7 @@
           <w:sz w:val="24"/>
           <w:u w:val="single"/>
         </w:rPr>
-        <w:hyperlink r:id="rId57" w:history="1">
+        <w:hyperlink r:id="rId58" w:history="1">
           <w:r>
             <w:rPr>
               <w:rStyle w:val="Hyperlink"/>
@@ -7520,7 +7640,7 @@
           <w:sz w:val="24"/>
           <w:u w:val="single"/>
         </w:rPr>
-        <w:hyperlink r:id="rId58" w:history="1">
+        <w:hyperlink r:id="rId59" w:history="1">
           <w:r>
             <w:rPr>
               <w:rStyle w:val="Hyperlink"/>
@@ -7538,7 +7658,7 @@
           <w:sz w:val="24"/>
           <w:u w:val="single"/>
         </w:rPr>
-        <w:hyperlink r:id="rId58" w:history="1">
+        <w:hyperlink r:id="rId59" w:history="1">
           <w:r>
             <w:rPr>
               <w:rStyle w:val="Hyperlink"/>
@@ -7556,7 +7676,7 @@
           <w:sz w:val="24"/>
           <w:u w:val="single"/>
         </w:rPr>
-        <w:hyperlink r:id="rId58" w:history="1">
+        <w:hyperlink r:id="rId59" w:history="1">
           <w:r>
             <w:rPr>
               <w:rStyle w:val="Hyperlink"/>
@@ -7577,7 +7697,7 @@
           <w:sz w:val="24"/>
           <w:u w:val="single"/>
         </w:rPr>
-        <w:hyperlink r:id="rId58" w:history="1">
+        <w:hyperlink r:id="rId59" w:history="1">
           <w:r>
             <w:rPr>
               <w:rStyle w:val="Hyperlink"/>
@@ -7595,7 +7715,7 @@
           <w:sz w:val="24"/>
           <w:u w:val="single"/>
         </w:rPr>
-        <w:hyperlink r:id="rId58" w:history="1">
+        <w:hyperlink r:id="rId59" w:history="1">
           <w:r>
             <w:rPr>
               <w:rStyle w:val="Hyperlink"/>
@@ -7613,7 +7733,7 @@
           <w:sz w:val="24"/>
           <w:u w:val="single"/>
         </w:rPr>
-        <w:hyperlink r:id="rId58" w:history="1">
+        <w:hyperlink r:id="rId59" w:history="1">
           <w:r>
             <w:rPr>
               <w:rStyle w:val="Hyperlink"/>
@@ -7630,7 +7750,7 @@
           <w:color w:val="0000FF"/>
           <w:sz w:val="24"/>
         </w:rPr>
-        <w:hyperlink r:id="rId58" w:history="1">
+        <w:hyperlink r:id="rId59" w:history="1">
           <w:r>
             <w:rPr>
               <w:rStyle w:val="Hyperlink"/>
@@ -7648,7 +7768,7 @@
           <w:sz w:val="24"/>
           <w:u w:val="single"/>
         </w:rPr>
-        <w:hyperlink r:id="rId58" w:history="1">
+        <w:hyperlink r:id="rId59" w:history="1">
           <w:r>
             <w:rPr>
               <w:rStyle w:val="Hyperlink"/>
@@ -7677,7 +7797,7 @@
           <w:sz w:val="24"/>
           <w:u w:val="single"/>
         </w:rPr>
-        <w:hyperlink r:id="rId58" w:history="1">
+        <w:hyperlink r:id="rId59" w:history="1">
           <w:r>
             <w:rPr>
               <w:rStyle w:val="Hyperlink"/>

--- a/EXPORTS/DOCX/review/niveau2/Dutch/Suriname aanvullingen.docx
+++ b/EXPORTS/DOCX/review/niveau2/Dutch/Suriname aanvullingen.docx
@@ -524,41 +524,7 @@
           <w:color w:val="000000"/>
           <w:sz w:val="24"/>
         </w:rPr>
-        <w:t>•  Susan Legêne heeft geschreve</w:t>
-      </w:r>
-      <w:r>
-        <w:rPr>
-          <w:rFonts w:ascii="Charis SIL Italic" w:hAnsi="Charis SIL Italic" w:eastAsia="Charis SIL Italic"/>
-          <w:b w:val="0"/>
-          <w:i w:val="0"/>
-          <w:color w:val="000000"/>
-          <w:sz w:val="24"/>
-        </w:rPr>
-        <w:hyperlink r:id="rId10" w:history="1">
-          <w:r>
-            <w:rPr>
-              <w:rStyle w:val="Hyperlink"/>
-            </w:rPr>
-            <w:t>n o</w:t>
-          </w:r>
-        </w:hyperlink>
-      </w:r>
-      <w:r>
-        <w:rPr>
-          <w:rFonts w:ascii="Charis SIL Italic" w:hAnsi="Charis SIL Italic" w:eastAsia="Charis SIL Italic"/>
-          <w:b w:val="0"/>
-          <w:i w:val="0"/>
-          <w:color w:val="000000"/>
-          <w:sz w:val="24"/>
-        </w:rPr>
-        <w:hyperlink r:id="rId10" w:history="1">
-          <w:r>
-            <w:rPr>
-              <w:rStyle w:val="Hyperlink"/>
-            </w:rPr>
-            <w:t xml:space="preserve">ver </w:t>
-          </w:r>
-        </w:hyperlink>
+        <w:t xml:space="preserve">•  Susan Legêne heeft geschreven over </w:t>
       </w:r>
       <w:r>
         <w:rPr>
@@ -569,7 +535,7 @@
           <w:sz w:val="24"/>
           <w:u w:val="single"/>
         </w:rPr>
-        <w:hyperlink r:id="rId10" w:history="1">
+        <w:hyperlink r:id="rId11" w:history="1">
           <w:r>
             <w:rPr>
               <w:rStyle w:val="Hyperlink"/>
@@ -800,7 +766,14 @@
           <w:sz w:val="24"/>
           <w:u w:val="single"/>
         </w:rPr>
-        <w:t>v</w:t>
+        <w:hyperlink r:id="rId15" w:history="1">
+          <w:r>
+            <w:rPr>
+              <w:rStyle w:val="Hyperlink"/>
+            </w:rPr>
+            <w:t>v</w:t>
+          </w:r>
+        </w:hyperlink>
       </w:r>
       <w:r>
         <w:rPr>
@@ -811,7 +784,7 @@
           <w:sz w:val="24"/>
           <w:u w:val="single"/>
         </w:rPr>
-        <w:hyperlink r:id="rId11" w:history="1">
+        <w:hyperlink r:id="rId15" w:history="1">
           <w:r>
             <w:rPr>
               <w:rStyle w:val="Hyperlink"/>
@@ -840,7 +813,7 @@
           <w:sz w:val="24"/>
           <w:u w:val="single"/>
         </w:rPr>
-        <w:hyperlink r:id="rId11" w:history="1">
+        <w:hyperlink r:id="rId15" w:history="1">
           <w:r>
             <w:rPr>
               <w:rStyle w:val="Hyperlink"/>
@@ -964,24 +937,13 @@
       </w:r>
       <w:r>
         <w:rPr>
-          <w:u w:val="single" w:color="0000ff"/>
           <w:rFonts w:ascii="Charis SIL Italic" w:hAnsi="Charis SIL Italic" w:eastAsia="Charis SIL Italic"/>
           <w:b w:val="0"/>
           <w:i w:val="0"/>
           <w:color w:val="000000"/>
           <w:sz w:val="24"/>
         </w:rPr>
-        <w:t>d</w:t>
-      </w:r>
-      <w:r>
-        <w:rPr>
-          <w:rFonts w:ascii="Charis SIL Italic" w:hAnsi="Charis SIL Italic" w:eastAsia="Charis SIL Italic"/>
-          <w:b w:val="0"/>
-          <w:i w:val="0"/>
-          <w:color w:val="000000"/>
-          <w:sz w:val="24"/>
-        </w:rPr>
-        <w:t>e herkomst van T</w:t>
+        <w:t>de herkomst van T</w:t>
       </w:r>
       <w:r>
         <w:rPr>
@@ -1103,34 +1065,7 @@
           <w:color w:val="000000"/>
           <w:sz w:val="24"/>
         </w:rPr>
-        <w:t xml:space="preserve">•  TM-9 </w:t>
-      </w:r>
-      <w:r>
-        <w:rPr>
-          <w:rFonts w:ascii="Charis SIL Italic" w:hAnsi="Charis SIL Italic" w:eastAsia="Charis SIL Italic"/>
-          <w:b w:val="0"/>
-          <w:i w:val="0"/>
-          <w:color w:val="000000"/>
-          <w:sz w:val="24"/>
-        </w:rPr>
-        <w:hyperlink r:id="rId16" w:history="1">
-          <w:r>
-            <w:rPr>
-              <w:rStyle w:val="Hyperlink"/>
-            </w:rPr>
-            <w:t>is Coran</w:t>
-          </w:r>
-        </w:hyperlink>
-      </w:r>
-      <w:r>
-        <w:rPr>
-          <w:rFonts w:ascii="Charis SIL Italic" w:hAnsi="Charis SIL Italic" w:eastAsia="Charis SIL Italic"/>
-          <w:b w:val="0"/>
-          <w:i w:val="0"/>
-          <w:color w:val="000000"/>
-          <w:sz w:val="24"/>
-        </w:rPr>
-        <w:t xml:space="preserve">tijnexpeditie?? </w:t>
+        <w:t xml:space="preserve">•  TM-9 is Corantijnexpeditie?? </w:t>
       </w:r>
       <w:r>
         <w:rPr>
@@ -3625,7 +3560,6 @@
           <w:i w:val="0"/>
           <w:color w:val="0000FF"/>
           <w:sz w:val="24"/>
-          <w:u w:val="single"/>
         </w:rPr>
         <w:hyperlink r:id="rId32" w:history="1">
           <w:r>
@@ -3719,7 +3653,6 @@
           <w:i w:val="0"/>
           <w:color w:val="0000FF"/>
           <w:sz w:val="24"/>
-          <w:u w:val="single"/>
         </w:rPr>
         <w:hyperlink r:id="rId32" w:history="1">
           <w:r>
@@ -3757,7 +3690,7 @@
           <w:sz w:val="24"/>
           <w:u w:val="single"/>
         </w:rPr>
-        <w:hyperlink r:id="rId31" w:history="1">
+        <w:hyperlink r:id="rId32" w:history="1">
           <w:r>
             <w:rPr>
               <w:rStyle w:val="Hyperlink"/>
@@ -3785,7 +3718,14 @@
           <w:color w:val="0000FF"/>
           <w:sz w:val="24"/>
         </w:rPr>
-        <w:t>A</w:t>
+        <w:hyperlink r:id="rId32" w:history="1">
+          <w:r>
+            <w:rPr>
+              <w:rStyle w:val="Hyperlink"/>
+            </w:rPr>
+            <w:t>A</w:t>
+          </w:r>
+        </w:hyperlink>
       </w:r>
       <w:r>
         <w:rPr>
@@ -3796,7 +3736,7 @@
           <w:sz w:val="24"/>
           <w:u w:val="single"/>
         </w:rPr>
-        <w:hyperlink r:id="rId31" w:history="1">
+        <w:hyperlink r:id="rId32" w:history="1">
           <w:r>
             <w:rPr>
               <w:rStyle w:val="Hyperlink"/>
@@ -3825,7 +3765,7 @@
           <w:sz w:val="24"/>
           <w:u w:val="single"/>
         </w:rPr>
-        <w:hyperlink r:id="rId31" w:history="1">
+        <w:hyperlink r:id="rId32" w:history="1">
           <w:r>
             <w:rPr>
               <w:rStyle w:val="Hyperlink"/>
@@ -3843,7 +3783,7 @@
           <w:sz w:val="24"/>
           <w:u w:val="single"/>
         </w:rPr>
-        <w:hyperlink r:id="rId31" w:history="1">
+        <w:hyperlink r:id="rId32" w:history="1">
           <w:r>
             <w:rPr>
               <w:rStyle w:val="Hyperlink"/>
@@ -4376,6 +4316,7 @@
           <w:i w:val="0"/>
           <w:color w:val="0000FF"/>
           <w:sz w:val="24"/>
+          <w:u w:val="single"/>
         </w:rPr>
         <w:t xml:space="preserve"> </w:t>
       </w:r>
@@ -4393,9 +4334,19 @@
             <w:rPr>
               <w:rStyle w:val="Hyperlink"/>
             </w:rPr>
-            <w:t>Collins</w:t>
+            <w:t>Collin</w:t>
           </w:r>
         </w:hyperlink>
+      </w:r>
+      <w:r>
+        <w:rPr>
+          <w:rFonts w:ascii="Charis SIL Italic" w:hAnsi="Charis SIL Italic" w:eastAsia="Charis SIL Italic"/>
+          <w:b w:val="0"/>
+          <w:i w:val="0"/>
+          <w:color w:val="0000FF"/>
+          <w:sz w:val="24"/>
+        </w:rPr>
+        <w:t>s</w:t>
       </w:r>
     </w:p>
     <w:p>
@@ -5086,7 +5037,7 @@
           <w:sz w:val="24"/>
           <w:u w:val="single"/>
         </w:rPr>
-        <w:hyperlink r:id="rId45" w:history="1">
+        <w:hyperlink r:id="rId44" w:history="1">
           <w:r>
             <w:rPr>
               <w:rStyle w:val="Hyperlink"/>
@@ -5154,7 +5105,7 @@
           <w:sz w:val="24"/>
           <w:u w:val="single"/>
         </w:rPr>
-        <w:hyperlink r:id="rId46" w:history="1">
+        <w:hyperlink r:id="rId45" w:history="1">
           <w:r>
             <w:rPr>
               <w:rStyle w:val="Hyperlink"/>
@@ -5183,7 +5134,7 @@
           <w:sz w:val="24"/>
           <w:u w:val="single"/>
         </w:rPr>
-        <w:hyperlink r:id="rId46" w:history="1">
+        <w:hyperlink r:id="rId45" w:history="1">
           <w:r>
             <w:rPr>
               <w:rStyle w:val="Hyperlink"/>
@@ -5212,7 +5163,7 @@
           <w:sz w:val="24"/>
           <w:u w:val="single"/>
         </w:rPr>
-        <w:hyperlink r:id="rId46" w:history="1">
+        <w:hyperlink r:id="rId45" w:history="1">
           <w:r>
             <w:rPr>
               <w:rStyle w:val="Hyperlink"/>
@@ -5589,7 +5540,7 @@
           <w:sz w:val="24"/>
           <w:u w:val="single"/>
         </w:rPr>
-        <w:hyperlink r:id="rId47" w:history="1">
+        <w:hyperlink r:id="rId46" w:history="1">
           <w:r>
             <w:rPr>
               <w:rStyle w:val="Hyperlink"/>
@@ -5657,7 +5608,7 @@
           <w:sz w:val="24"/>
           <w:u w:val="single"/>
         </w:rPr>
-        <w:hyperlink r:id="rId48" w:history="1">
+        <w:hyperlink r:id="rId47" w:history="1">
           <w:r>
             <w:rPr>
               <w:rStyle w:val="Hyperlink"/>
@@ -5685,7 +5636,7 @@
           <w:color w:val="000000"/>
           <w:sz w:val="24"/>
         </w:rPr>
-        <w:hyperlink r:id="rId48" w:history="1">
+        <w:hyperlink r:id="rId47" w:history="1">
           <w:r>
             <w:rPr>
               <w:rStyle w:val="Hyperlink"/>
@@ -6140,7 +6091,7 @@
           <w:color w:val="0000FF"/>
           <w:sz w:val="24"/>
         </w:rPr>
-        <w:hyperlink r:id="rId49" w:history="1">
+        <w:hyperlink r:id="rId48" w:history="1">
           <w:r>
             <w:rPr>
               <w:rStyle w:val="Hyperlink"/>
@@ -6157,7 +6108,7 @@
           <w:color w:val="0000FF"/>
           <w:sz w:val="24"/>
         </w:rPr>
-        <w:hyperlink r:id="rId49" w:history="1">
+        <w:hyperlink r:id="rId48" w:history="1">
           <w:r>
             <w:rPr>
               <w:rStyle w:val="Hyperlink"/>
@@ -6174,7 +6125,7 @@
           <w:color w:val="0000FF"/>
           <w:sz w:val="24"/>
         </w:rPr>
-        <w:hyperlink r:id="rId49" w:history="1">
+        <w:hyperlink r:id="rId48" w:history="1">
           <w:r>
             <w:rPr>
               <w:rStyle w:val="Hyperlink"/>
@@ -6285,7 +6236,7 @@
           <w:sz w:val="24"/>
           <w:u w:val="single"/>
         </w:rPr>
-        <w:hyperlink r:id="rId50" w:history="1">
+        <w:hyperlink r:id="rId49" w:history="1">
           <w:r>
             <w:rPr>
               <w:rStyle w:val="Hyperlink"/>
@@ -6303,7 +6254,7 @@
           <w:sz w:val="24"/>
           <w:u w:val="single"/>
         </w:rPr>
-        <w:hyperlink r:id="rId50" w:history="1">
+        <w:hyperlink r:id="rId49" w:history="1">
           <w:r>
             <w:rPr>
               <w:rStyle w:val="Hyperlink"/>
@@ -6425,7 +6376,7 @@
           <w:color w:val="0000FF"/>
           <w:sz w:val="24"/>
         </w:rPr>
-        <w:hyperlink r:id="rId51" w:history="1">
+        <w:hyperlink r:id="rId50" w:history="1">
           <w:r>
             <w:rPr>
               <w:rStyle w:val="Hyperlink"/>
@@ -6442,7 +6393,7 @@
           <w:color w:val="0000FF"/>
           <w:sz w:val="24"/>
         </w:rPr>
-        <w:hyperlink r:id="rId51" w:history="1">
+        <w:hyperlink r:id="rId50" w:history="1">
           <w:r>
             <w:rPr>
               <w:rStyle w:val="Hyperlink"/>
@@ -6549,7 +6500,7 @@
           <w:sz w:val="24"/>
           <w:u w:val="single"/>
         </w:rPr>
-        <w:hyperlink r:id="rId52" w:history="1">
+        <w:hyperlink r:id="rId51" w:history="1">
           <w:r>
             <w:rPr>
               <w:rStyle w:val="Hyperlink"/>
@@ -6567,7 +6518,7 @@
           <w:sz w:val="24"/>
           <w:u w:val="single"/>
         </w:rPr>
-        <w:hyperlink r:id="rId52" w:history="1">
+        <w:hyperlink r:id="rId51" w:history="1">
           <w:r>
             <w:rPr>
               <w:rStyle w:val="Hyperlink"/>
@@ -6585,7 +6536,7 @@
           <w:sz w:val="24"/>
           <w:u w:val="single"/>
         </w:rPr>
-        <w:hyperlink r:id="rId52" w:history="1">
+        <w:hyperlink r:id="rId51" w:history="1">
           <w:r>
             <w:rPr>
               <w:rStyle w:val="Hyperlink"/>
@@ -6603,7 +6554,7 @@
           <w:sz w:val="24"/>
           <w:u w:val="single"/>
         </w:rPr>
-        <w:hyperlink r:id="rId52" w:history="1">
+        <w:hyperlink r:id="rId51" w:history="1">
           <w:r>
             <w:rPr>
               <w:rStyle w:val="Hyperlink"/>
@@ -6679,7 +6630,7 @@
           <w:sz w:val="24"/>
           <w:u w:val="single"/>
         </w:rPr>
-        <w:hyperlink r:id="rId53" w:history="1">
+        <w:hyperlink r:id="rId52" w:history="1">
           <w:r>
             <w:rPr>
               <w:rStyle w:val="Hyperlink"/>
@@ -6697,7 +6648,7 @@
           <w:sz w:val="24"/>
           <w:u w:val="single"/>
         </w:rPr>
-        <w:hyperlink r:id="rId53" w:history="1">
+        <w:hyperlink r:id="rId52" w:history="1">
           <w:r>
             <w:rPr>
               <w:rStyle w:val="Hyperlink"/>
@@ -6715,7 +6666,7 @@
           <w:sz w:val="24"/>
           <w:u w:val="single"/>
         </w:rPr>
-        <w:hyperlink r:id="rId53" w:history="1">
+        <w:hyperlink r:id="rId52" w:history="1">
           <w:r>
             <w:rPr>
               <w:rStyle w:val="Hyperlink"/>
@@ -6733,7 +6684,7 @@
           <w:sz w:val="24"/>
           <w:u w:val="single"/>
         </w:rPr>
-        <w:hyperlink r:id="rId53" w:history="1">
+        <w:hyperlink r:id="rId52" w:history="1">
           <w:r>
             <w:rPr>
               <w:rStyle w:val="Hyperlink"/>
@@ -6809,7 +6760,7 @@
           <w:sz w:val="24"/>
           <w:u w:val="single"/>
         </w:rPr>
-        <w:hyperlink r:id="rId54" w:history="1">
+        <w:hyperlink r:id="rId53" w:history="1">
           <w:r>
             <w:rPr>
               <w:rStyle w:val="Hyperlink"/>
@@ -6827,7 +6778,7 @@
           <w:sz w:val="24"/>
           <w:u w:val="single"/>
         </w:rPr>
-        <w:hyperlink r:id="rId54" w:history="1">
+        <w:hyperlink r:id="rId53" w:history="1">
           <w:r>
             <w:rPr>
               <w:rStyle w:val="Hyperlink"/>
@@ -6845,7 +6796,7 @@
           <w:sz w:val="24"/>
           <w:u w:val="single"/>
         </w:rPr>
-        <w:hyperlink r:id="rId54" w:history="1">
+        <w:hyperlink r:id="rId53" w:history="1">
           <w:r>
             <w:rPr>
               <w:rStyle w:val="Hyperlink"/>
@@ -6863,7 +6814,7 @@
           <w:sz w:val="24"/>
           <w:u w:val="single"/>
         </w:rPr>
-        <w:hyperlink r:id="rId54" w:history="1">
+        <w:hyperlink r:id="rId53" w:history="1">
           <w:r>
             <w:rPr>
               <w:rStyle w:val="Hyperlink"/>
@@ -6962,7 +6913,7 @@
           <w:sz w:val="24"/>
           <w:u w:val="single"/>
         </w:rPr>
-        <w:hyperlink r:id="rId55" w:history="1">
+        <w:hyperlink r:id="rId54" w:history="1">
           <w:r>
             <w:rPr>
               <w:rStyle w:val="Hyperlink"/>
@@ -6980,7 +6931,7 @@
           <w:sz w:val="24"/>
           <w:u w:val="single"/>
         </w:rPr>
-        <w:hyperlink r:id="rId55" w:history="1">
+        <w:hyperlink r:id="rId54" w:history="1">
           <w:r>
             <w:rPr>
               <w:rStyle w:val="Hyperlink"/>
@@ -6998,7 +6949,7 @@
           <w:sz w:val="24"/>
           <w:u w:val="single"/>
         </w:rPr>
-        <w:hyperlink r:id="rId55" w:history="1">
+        <w:hyperlink r:id="rId54" w:history="1">
           <w:r>
             <w:rPr>
               <w:rStyle w:val="Hyperlink"/>
@@ -7016,7 +6967,7 @@
           <w:sz w:val="24"/>
           <w:u w:val="single"/>
         </w:rPr>
-        <w:hyperlink r:id="rId55" w:history="1">
+        <w:hyperlink r:id="rId54" w:history="1">
           <w:r>
             <w:rPr>
               <w:rStyle w:val="Hyperlink"/>
@@ -7034,7 +6985,7 @@
           <w:sz w:val="24"/>
           <w:u w:val="single"/>
         </w:rPr>
-        <w:hyperlink r:id="rId55" w:history="1">
+        <w:hyperlink r:id="rId54" w:history="1">
           <w:r>
             <w:rPr>
               <w:rStyle w:val="Hyperlink"/>
@@ -7120,7 +7071,7 @@
           <w:sz w:val="24"/>
           <w:u w:val="single"/>
         </w:rPr>
-        <w:hyperlink r:id="rId56" w:history="1">
+        <w:hyperlink r:id="rId55" w:history="1">
           <w:r>
             <w:rPr>
               <w:rStyle w:val="Hyperlink"/>
@@ -7138,7 +7089,7 @@
           <w:sz w:val="24"/>
           <w:u w:val="single"/>
         </w:rPr>
-        <w:hyperlink r:id="rId56" w:history="1">
+        <w:hyperlink r:id="rId55" w:history="1">
           <w:r>
             <w:rPr>
               <w:rStyle w:val="Hyperlink"/>
@@ -7156,7 +7107,7 @@
           <w:sz w:val="24"/>
           <w:u w:val="single"/>
         </w:rPr>
-        <w:hyperlink r:id="rId56" w:history="1">
+        <w:hyperlink r:id="rId55" w:history="1">
           <w:r>
             <w:rPr>
               <w:rStyle w:val="Hyperlink"/>
@@ -7174,7 +7125,7 @@
           <w:sz w:val="24"/>
           <w:u w:val="single"/>
         </w:rPr>
-        <w:hyperlink r:id="rId56" w:history="1">
+        <w:hyperlink r:id="rId55" w:history="1">
           <w:r>
             <w:rPr>
               <w:rStyle w:val="Hyperlink"/>
@@ -7260,7 +7211,7 @@
           <w:sz w:val="24"/>
           <w:u w:val="single"/>
         </w:rPr>
-        <w:hyperlink r:id="rId57" w:history="1">
+        <w:hyperlink r:id="rId56" w:history="1">
           <w:r>
             <w:rPr>
               <w:rStyle w:val="Hyperlink"/>
@@ -7278,7 +7229,7 @@
           <w:sz w:val="24"/>
           <w:u w:val="single"/>
         </w:rPr>
-        <w:hyperlink r:id="rId57" w:history="1">
+        <w:hyperlink r:id="rId56" w:history="1">
           <w:r>
             <w:rPr>
               <w:rStyle w:val="Hyperlink"/>
@@ -7296,7 +7247,7 @@
           <w:sz w:val="24"/>
           <w:u w:val="single"/>
         </w:rPr>
-        <w:hyperlink r:id="rId57" w:history="1">
+        <w:hyperlink r:id="rId56" w:history="1">
           <w:r>
             <w:rPr>
               <w:rStyle w:val="Hyperlink"/>
@@ -7314,7 +7265,7 @@
           <w:sz w:val="24"/>
           <w:u w:val="single"/>
         </w:rPr>
-        <w:hyperlink r:id="rId57" w:history="1">
+        <w:hyperlink r:id="rId56" w:history="1">
           <w:r>
             <w:rPr>
               <w:rStyle w:val="Hyperlink"/>
@@ -7332,7 +7283,7 @@
           <w:sz w:val="24"/>
           <w:u w:val="single"/>
         </w:rPr>
-        <w:hyperlink r:id="rId57" w:history="1">
+        <w:hyperlink r:id="rId56" w:history="1">
           <w:r>
             <w:rPr>
               <w:rStyle w:val="Hyperlink"/>
@@ -7350,7 +7301,7 @@
           <w:sz w:val="24"/>
           <w:u w:val="single"/>
         </w:rPr>
-        <w:hyperlink r:id="rId57" w:history="1">
+        <w:hyperlink r:id="rId56" w:history="1">
           <w:r>
             <w:rPr>
               <w:rStyle w:val="Hyperlink"/>
@@ -7368,7 +7319,7 @@
           <w:sz w:val="24"/>
           <w:u w:val="single"/>
         </w:rPr>
-        <w:hyperlink r:id="rId57" w:history="1">
+        <w:hyperlink r:id="rId56" w:history="1">
           <w:r>
             <w:rPr>
               <w:rStyle w:val="Hyperlink"/>
@@ -7475,7 +7426,7 @@
           <w:sz w:val="24"/>
           <w:u w:val="single"/>
         </w:rPr>
-        <w:hyperlink r:id="rId58" w:history="1">
+        <w:hyperlink r:id="rId57" w:history="1">
           <w:r>
             <w:rPr>
               <w:rStyle w:val="Hyperlink"/>
@@ -7493,7 +7444,7 @@
           <w:sz w:val="24"/>
           <w:u w:val="single"/>
         </w:rPr>
-        <w:hyperlink r:id="rId58" w:history="1">
+        <w:hyperlink r:id="rId57" w:history="1">
           <w:r>
             <w:rPr>
               <w:rStyle w:val="Hyperlink"/>
@@ -7511,7 +7462,7 @@
           <w:sz w:val="24"/>
           <w:u w:val="single"/>
         </w:rPr>
-        <w:hyperlink r:id="rId58" w:history="1">
+        <w:hyperlink r:id="rId57" w:history="1">
           <w:r>
             <w:rPr>
               <w:rStyle w:val="Hyperlink"/>
@@ -7529,7 +7480,7 @@
           <w:sz w:val="24"/>
           <w:u w:val="single"/>
         </w:rPr>
-        <w:hyperlink r:id="rId58" w:history="1">
+        <w:hyperlink r:id="rId57" w:history="1">
           <w:r>
             <w:rPr>
               <w:rStyle w:val="Hyperlink"/>
@@ -7640,7 +7591,7 @@
           <w:sz w:val="24"/>
           <w:u w:val="single"/>
         </w:rPr>
-        <w:hyperlink r:id="rId59" w:history="1">
+        <w:hyperlink r:id="rId58" w:history="1">
           <w:r>
             <w:rPr>
               <w:rStyle w:val="Hyperlink"/>
@@ -7658,7 +7609,7 @@
           <w:sz w:val="24"/>
           <w:u w:val="single"/>
         </w:rPr>
-        <w:hyperlink r:id="rId59" w:history="1">
+        <w:hyperlink r:id="rId58" w:history="1">
           <w:r>
             <w:rPr>
               <w:rStyle w:val="Hyperlink"/>
@@ -7676,7 +7627,7 @@
           <w:sz w:val="24"/>
           <w:u w:val="single"/>
         </w:rPr>
-        <w:hyperlink r:id="rId59" w:history="1">
+        <w:hyperlink r:id="rId58" w:history="1">
           <w:r>
             <w:rPr>
               <w:rStyle w:val="Hyperlink"/>
@@ -7697,7 +7648,7 @@
           <w:sz w:val="24"/>
           <w:u w:val="single"/>
         </w:rPr>
-        <w:hyperlink r:id="rId59" w:history="1">
+        <w:hyperlink r:id="rId58" w:history="1">
           <w:r>
             <w:rPr>
               <w:rStyle w:val="Hyperlink"/>
@@ -7715,7 +7666,7 @@
           <w:sz w:val="24"/>
           <w:u w:val="single"/>
         </w:rPr>
-        <w:hyperlink r:id="rId59" w:history="1">
+        <w:hyperlink r:id="rId58" w:history="1">
           <w:r>
             <w:rPr>
               <w:rStyle w:val="Hyperlink"/>
@@ -7733,7 +7684,7 @@
           <w:sz w:val="24"/>
           <w:u w:val="single"/>
         </w:rPr>
-        <w:hyperlink r:id="rId59" w:history="1">
+        <w:hyperlink r:id="rId58" w:history="1">
           <w:r>
             <w:rPr>
               <w:rStyle w:val="Hyperlink"/>
@@ -7750,7 +7701,7 @@
           <w:color w:val="0000FF"/>
           <w:sz w:val="24"/>
         </w:rPr>
-        <w:hyperlink r:id="rId59" w:history="1">
+        <w:hyperlink r:id="rId58" w:history="1">
           <w:r>
             <w:rPr>
               <w:rStyle w:val="Hyperlink"/>
